--- a/se/file/雷瑞仪-张树彬-授课计划（公共课、专业基础课用）.docx
+++ b/se/file/雷瑞仪-张树彬-授课计划（公共课、专业基础课用）.docx
@@ -4,10 +4,7 @@
   <w:body>
     <w:p>
       <w:pPr>
-        <w:pStyle w:val="aff0"/>
-        <w:rPr>
-          <w:rFonts w:hint="eastAsia"/>
-        </w:rPr>
+        <w:pStyle w:val="aff3"/>
       </w:pPr>
       <w:r>
         <w:fldChar w:fldCharType="begin">
@@ -134,19 +131,10 @@
         <w:t>广东省华立技师学院</w:t>
       </w:r>
     </w:p>
+    <w:p/>
     <w:p>
       <w:pPr>
-        <w:rPr>
-          <w:rFonts w:hint="eastAsia"/>
-        </w:rPr>
-      </w:pPr>
-    </w:p>
-    <w:p>
-      <w:pPr>
-        <w:pStyle w:val="aff0"/>
-        <w:rPr>
-          <w:rFonts w:hint="eastAsia"/>
-        </w:rPr>
+        <w:pStyle w:val="aff3"/>
       </w:pPr>
       <w:r>
         <w:rPr>
@@ -155,34 +143,10 @@
         <w:t>学期授课计划（公共课、专业基础课用）</w:t>
       </w:r>
     </w:p>
-    <w:p>
-      <w:pPr>
-        <w:rPr>
-          <w:rFonts w:hint="eastAsia"/>
-        </w:rPr>
-      </w:pPr>
-    </w:p>
-    <w:p>
-      <w:pPr>
-        <w:rPr>
-          <w:rFonts w:hint="eastAsia"/>
-        </w:rPr>
-      </w:pPr>
-    </w:p>
-    <w:p>
-      <w:pPr>
-        <w:rPr>
-          <w:rFonts w:hint="eastAsia"/>
-        </w:rPr>
-      </w:pPr>
-    </w:p>
-    <w:p>
-      <w:pPr>
-        <w:rPr>
-          <w:rFonts w:hint="eastAsia"/>
-        </w:rPr>
-      </w:pPr>
-    </w:p>
+    <w:p/>
+    <w:p/>
+    <w:p/>
+    <w:p/>
     <w:p>
       <w:pPr>
         <w:jc w:val="center"/>
@@ -254,19 +218,12 @@
     <w:p/>
     <w:p/>
     <w:p/>
-    <w:p>
-      <w:pPr>
-        <w:rPr>
-          <w:rFonts w:hint="eastAsia"/>
-        </w:rPr>
-      </w:pPr>
-    </w:p>
+    <w:p/>
     <w:tbl>
       <w:tblPr>
-        <w:tblStyle w:val="af3"/>
+        <w:tblStyle w:val="af6"/>
         <w:tblW w:w="0" w:type="auto"/>
         <w:jc w:val="center"/>
-        <w:tblInd w:w="0" w:type="dxa"/>
         <w:tblLook w:val="04A0" w:firstRow="1" w:lastRow="0" w:firstColumn="1" w:lastColumn="0" w:noHBand="0" w:noVBand="1"/>
       </w:tblPr>
       <w:tblGrid>
@@ -621,23 +578,11 @@
     <w:p/>
     <w:p/>
     <w:p/>
+    <w:p/>
+    <w:p/>
     <w:p>
       <w:pPr>
-        <w:rPr>
-          <w:rFonts w:hint="eastAsia"/>
-        </w:rPr>
-      </w:pPr>
-    </w:p>
-    <w:p>
-      <w:pPr>
-        <w:rPr>
-          <w:rFonts w:hint="eastAsia"/>
-        </w:rPr>
-      </w:pPr>
-    </w:p>
-    <w:p>
-      <w:pPr>
-        <w:pStyle w:val="aff1"/>
+        <w:pStyle w:val="aff4"/>
       </w:pPr>
       <w:r>
         <w:rPr>
@@ -647,29 +592,16 @@
       </w:r>
       <w:r>
         <w:rPr>
-          <w:rStyle w:val="aff3"/>
+          <w:rStyle w:val="aff6"/>
         </w:rPr>
         <w:t xml:space="preserve"> </w:t>
       </w:r>
       <w:r>
         <w:rPr>
-          <w:rStyle w:val="aff3"/>
+          <w:rStyle w:val="aff6"/>
           <w:rFonts w:hint="eastAsia"/>
         </w:rPr>
-        <w:t>2026</w:t>
-      </w:r>
-      <w:r>
-        <w:rPr>
-          <w:rStyle w:val="aff3"/>
-        </w:rPr>
-        <w:t xml:space="preserve"> </w:t>
-      </w:r>
-      <w:r>
-        <w:rPr>
-          <w:rStyle w:val="aff3"/>
-          <w:rFonts w:hint="eastAsia"/>
-        </w:rPr>
-        <w:t xml:space="preserve">   </w:t>
+        <w:t xml:space="preserve">2026 </w:t>
       </w:r>
       <w:r>
         <w:rPr>
@@ -679,22 +611,22 @@
       </w:r>
       <w:r>
         <w:rPr>
-          <w:rStyle w:val="aff3"/>
+          <w:rStyle w:val="aff6"/>
         </w:rPr>
         <w:t xml:space="preserve"> </w:t>
       </w:r>
       <w:r>
         <w:rPr>
-          <w:rStyle w:val="aff3"/>
+          <w:rStyle w:val="aff6"/>
           <w:rFonts w:hint="eastAsia"/>
         </w:rPr>
         <w:t>3</w:t>
       </w:r>
       <w:r>
         <w:rPr>
-          <w:rStyle w:val="aff3"/>
+          <w:rStyle w:val="aff6"/>
         </w:rPr>
-        <w:t xml:space="preserve">   </w:t>
+        <w:t xml:space="preserve"> </w:t>
       </w:r>
       <w:r>
         <w:rPr>
@@ -704,20 +636,20 @@
       </w:r>
       <w:r>
         <w:rPr>
-          <w:rStyle w:val="aff3"/>
+          <w:rStyle w:val="aff6"/>
         </w:rPr>
-        <w:t xml:space="preserve">  </w:t>
+        <w:t xml:space="preserve"> </w:t>
       </w:r>
       <w:r>
         <w:rPr>
-          <w:rStyle w:val="aff3"/>
+          <w:rStyle w:val="aff6"/>
           <w:rFonts w:hint="eastAsia"/>
         </w:rPr>
         <w:t>1</w:t>
       </w:r>
       <w:r>
         <w:rPr>
-          <w:rStyle w:val="aff3"/>
+          <w:rStyle w:val="aff6"/>
         </w:rPr>
         <w:t xml:space="preserve"> </w:t>
       </w:r>
@@ -735,7 +667,6 @@
       <w:tblPr>
         <w:tblW w:w="5000" w:type="pct"/>
         <w:jc w:val="center"/>
-        <w:tblInd w:w="0" w:type="dxa"/>
         <w:tblBorders>
           <w:top w:val="single" w:sz="4" w:space="0" w:color="auto"/>
           <w:left w:val="single" w:sz="4" w:space="0" w:color="auto"/>
@@ -923,9 +854,6 @@
             <w:pPr>
               <w:adjustRightInd w:val="0"/>
               <w:snapToGrid w:val="0"/>
-              <w:rPr>
-                <w:rFonts w:hint="eastAsia"/>
-              </w:rPr>
             </w:pPr>
             <w:r>
               <w:rPr>
@@ -2441,9 +2369,8 @@
     </w:p>
     <w:tbl>
       <w:tblPr>
-        <w:tblStyle w:val="af3"/>
+        <w:tblStyle w:val="af6"/>
         <w:tblW w:w="5000" w:type="pct"/>
-        <w:tblInd w:w="0" w:type="dxa"/>
         <w:tblLook w:val="04A0" w:firstRow="1" w:lastRow="0" w:firstColumn="1" w:lastColumn="0" w:noHBand="0" w:noVBand="1"/>
       </w:tblPr>
       <w:tblGrid>
@@ -2895,19 +2822,11 @@
                 <w:lang w:bidi="ar"/>
               </w:rPr>
             </w:pPr>
-            <w:proofErr w:type="gramStart"/>
-            <w:r>
-              <w:rPr>
-                <w:szCs w:val="21"/>
-              </w:rPr>
-              <w:t>极域电子</w:t>
-            </w:r>
-            <w:proofErr w:type="gramEnd"/>
-            <w:r>
-              <w:rPr>
-                <w:szCs w:val="21"/>
-              </w:rPr>
-              <w:t>教室</w:t>
+            <w:r>
+              <w:rPr>
+                <w:szCs w:val="21"/>
+              </w:rPr>
+              <w:t>极域电子教室</w:t>
             </w:r>
           </w:p>
         </w:tc>
@@ -3125,19 +3044,11 @@
                 <w:lang w:bidi="ar"/>
               </w:rPr>
             </w:pPr>
-            <w:proofErr w:type="gramStart"/>
-            <w:r>
-              <w:rPr>
-                <w:szCs w:val="21"/>
-              </w:rPr>
-              <w:t>极域电子</w:t>
-            </w:r>
-            <w:proofErr w:type="gramEnd"/>
-            <w:r>
-              <w:rPr>
-                <w:szCs w:val="21"/>
-              </w:rPr>
-              <w:t>教室</w:t>
+            <w:r>
+              <w:rPr>
+                <w:szCs w:val="21"/>
+              </w:rPr>
+              <w:t>极域电子教室</w:t>
             </w:r>
           </w:p>
         </w:tc>
@@ -3332,19 +3243,11 @@
                 <w:lang w:bidi="ar"/>
               </w:rPr>
             </w:pPr>
-            <w:proofErr w:type="gramStart"/>
-            <w:r>
-              <w:rPr>
-                <w:szCs w:val="21"/>
-              </w:rPr>
-              <w:t>极域电子</w:t>
-            </w:r>
-            <w:proofErr w:type="gramEnd"/>
-            <w:r>
-              <w:rPr>
-                <w:szCs w:val="21"/>
-              </w:rPr>
-              <w:t>教室</w:t>
+            <w:r>
+              <w:rPr>
+                <w:szCs w:val="21"/>
+              </w:rPr>
+              <w:t>极域电子教室</w:t>
             </w:r>
           </w:p>
         </w:tc>
@@ -3550,19 +3453,11 @@
                 <w:lang w:bidi="ar"/>
               </w:rPr>
             </w:pPr>
-            <w:proofErr w:type="gramStart"/>
-            <w:r>
-              <w:rPr>
-                <w:szCs w:val="21"/>
-              </w:rPr>
-              <w:t>极域电子</w:t>
-            </w:r>
-            <w:proofErr w:type="gramEnd"/>
-            <w:r>
-              <w:rPr>
-                <w:szCs w:val="21"/>
-              </w:rPr>
-              <w:t>教室</w:t>
+            <w:r>
+              <w:rPr>
+                <w:szCs w:val="21"/>
+              </w:rPr>
+              <w:t>极域电子教室</w:t>
             </w:r>
           </w:p>
         </w:tc>
@@ -3762,19 +3657,11 @@
                 <w:lang w:bidi="ar"/>
               </w:rPr>
             </w:pPr>
-            <w:proofErr w:type="gramStart"/>
-            <w:r>
-              <w:rPr>
-                <w:szCs w:val="21"/>
-              </w:rPr>
-              <w:t>极域电子</w:t>
-            </w:r>
-            <w:proofErr w:type="gramEnd"/>
-            <w:r>
-              <w:rPr>
-                <w:szCs w:val="21"/>
-              </w:rPr>
-              <w:t>教室</w:t>
+            <w:r>
+              <w:rPr>
+                <w:szCs w:val="21"/>
+              </w:rPr>
+              <w:t>极域电子教室</w:t>
             </w:r>
           </w:p>
         </w:tc>
@@ -3968,19 +3855,11 @@
                 <w:lang w:bidi="ar"/>
               </w:rPr>
             </w:pPr>
-            <w:proofErr w:type="gramStart"/>
-            <w:r>
-              <w:rPr>
-                <w:szCs w:val="21"/>
-              </w:rPr>
-              <w:t>极域电子</w:t>
-            </w:r>
-            <w:proofErr w:type="gramEnd"/>
-            <w:r>
-              <w:rPr>
-                <w:szCs w:val="21"/>
-              </w:rPr>
-              <w:t>教室</w:t>
+            <w:r>
+              <w:rPr>
+                <w:szCs w:val="21"/>
+              </w:rPr>
+              <w:t>极域电子教室</w:t>
             </w:r>
           </w:p>
         </w:tc>
@@ -4190,19 +4069,11 @@
                 <w:lang w:bidi="ar"/>
               </w:rPr>
             </w:pPr>
-            <w:proofErr w:type="gramStart"/>
-            <w:r>
-              <w:rPr>
-                <w:szCs w:val="21"/>
-              </w:rPr>
-              <w:t>极域电子</w:t>
-            </w:r>
-            <w:proofErr w:type="gramEnd"/>
-            <w:r>
-              <w:rPr>
-                <w:szCs w:val="21"/>
-              </w:rPr>
-              <w:t>教室</w:t>
+            <w:r>
+              <w:rPr>
+                <w:szCs w:val="21"/>
+              </w:rPr>
+              <w:t>极域电子教室</w:t>
             </w:r>
           </w:p>
         </w:tc>
@@ -4433,19 +4304,11 @@
                 <w:lang w:bidi="ar"/>
               </w:rPr>
             </w:pPr>
-            <w:proofErr w:type="gramStart"/>
-            <w:r>
-              <w:rPr>
-                <w:szCs w:val="21"/>
-              </w:rPr>
-              <w:t>极域电子</w:t>
-            </w:r>
-            <w:proofErr w:type="gramEnd"/>
-            <w:r>
-              <w:rPr>
-                <w:szCs w:val="21"/>
-              </w:rPr>
-              <w:t>教室</w:t>
+            <w:r>
+              <w:rPr>
+                <w:szCs w:val="21"/>
+              </w:rPr>
+              <w:t>极域电子教室</w:t>
             </w:r>
           </w:p>
         </w:tc>
@@ -4670,19 +4533,11 @@
                 <w:lang w:bidi="ar"/>
               </w:rPr>
             </w:pPr>
-            <w:proofErr w:type="gramStart"/>
-            <w:r>
-              <w:rPr>
-                <w:szCs w:val="21"/>
-              </w:rPr>
-              <w:t>极域电子</w:t>
-            </w:r>
-            <w:proofErr w:type="gramEnd"/>
-            <w:r>
-              <w:rPr>
-                <w:szCs w:val="21"/>
-              </w:rPr>
-              <w:t>教室</w:t>
+            <w:r>
+              <w:rPr>
+                <w:szCs w:val="21"/>
+              </w:rPr>
+              <w:t>极域电子教室</w:t>
             </w:r>
           </w:p>
         </w:tc>
@@ -4907,19 +4762,11 @@
                 <w:lang w:bidi="ar"/>
               </w:rPr>
             </w:pPr>
-            <w:proofErr w:type="gramStart"/>
-            <w:r>
-              <w:rPr>
-                <w:szCs w:val="21"/>
-              </w:rPr>
-              <w:t>极域电子</w:t>
-            </w:r>
-            <w:proofErr w:type="gramEnd"/>
-            <w:r>
-              <w:rPr>
-                <w:szCs w:val="21"/>
-              </w:rPr>
-              <w:t>教室</w:t>
+            <w:r>
+              <w:rPr>
+                <w:szCs w:val="21"/>
+              </w:rPr>
+              <w:t>极域电子教室</w:t>
             </w:r>
           </w:p>
         </w:tc>
@@ -5129,19 +4976,11 @@
                 <w:lang w:bidi="ar"/>
               </w:rPr>
             </w:pPr>
-            <w:proofErr w:type="gramStart"/>
-            <w:r>
-              <w:rPr>
-                <w:szCs w:val="21"/>
-              </w:rPr>
-              <w:t>极域电子</w:t>
-            </w:r>
-            <w:proofErr w:type="gramEnd"/>
-            <w:r>
-              <w:rPr>
-                <w:szCs w:val="21"/>
-              </w:rPr>
-              <w:t>教室</w:t>
+            <w:r>
+              <w:rPr>
+                <w:szCs w:val="21"/>
+              </w:rPr>
+              <w:t>极域电子教室</w:t>
             </w:r>
           </w:p>
         </w:tc>
@@ -5351,19 +5190,11 @@
                 <w:lang w:bidi="ar"/>
               </w:rPr>
             </w:pPr>
-            <w:proofErr w:type="gramStart"/>
-            <w:r>
-              <w:rPr>
-                <w:szCs w:val="21"/>
-              </w:rPr>
-              <w:t>极域电子</w:t>
-            </w:r>
-            <w:proofErr w:type="gramEnd"/>
-            <w:r>
-              <w:rPr>
-                <w:szCs w:val="21"/>
-              </w:rPr>
-              <w:t>教室</w:t>
+            <w:r>
+              <w:rPr>
+                <w:szCs w:val="21"/>
+              </w:rPr>
+              <w:t>极域电子教室</w:t>
             </w:r>
           </w:p>
         </w:tc>
@@ -5600,19 +5431,11 @@
                 <w:lang w:bidi="ar"/>
               </w:rPr>
             </w:pPr>
-            <w:proofErr w:type="gramStart"/>
-            <w:r>
-              <w:rPr>
-                <w:szCs w:val="21"/>
-              </w:rPr>
-              <w:t>极域电子</w:t>
-            </w:r>
-            <w:proofErr w:type="gramEnd"/>
-            <w:r>
-              <w:rPr>
-                <w:szCs w:val="21"/>
-              </w:rPr>
-              <w:t>教室</w:t>
+            <w:r>
+              <w:rPr>
+                <w:szCs w:val="21"/>
+              </w:rPr>
+              <w:t>极域电子教室</w:t>
             </w:r>
           </w:p>
         </w:tc>
@@ -5867,19 +5690,11 @@
                 <w:lang w:bidi="ar"/>
               </w:rPr>
             </w:pPr>
-            <w:proofErr w:type="gramStart"/>
-            <w:r>
-              <w:rPr>
-                <w:szCs w:val="21"/>
-              </w:rPr>
-              <w:t>极域电子</w:t>
-            </w:r>
-            <w:proofErr w:type="gramEnd"/>
-            <w:r>
-              <w:rPr>
-                <w:szCs w:val="21"/>
-              </w:rPr>
-              <w:t>教室</w:t>
+            <w:r>
+              <w:rPr>
+                <w:szCs w:val="21"/>
+              </w:rPr>
+              <w:t>极域电子教室</w:t>
             </w:r>
           </w:p>
         </w:tc>
@@ -6089,19 +5904,11 @@
                 <w:lang w:bidi="ar"/>
               </w:rPr>
             </w:pPr>
-            <w:proofErr w:type="gramStart"/>
-            <w:r>
-              <w:rPr>
-                <w:szCs w:val="21"/>
-              </w:rPr>
-              <w:t>极域电子</w:t>
-            </w:r>
-            <w:proofErr w:type="gramEnd"/>
-            <w:r>
-              <w:rPr>
-                <w:szCs w:val="21"/>
-              </w:rPr>
-              <w:t>教室</w:t>
+            <w:r>
+              <w:rPr>
+                <w:szCs w:val="21"/>
+              </w:rPr>
+              <w:t>极域电子教室</w:t>
             </w:r>
           </w:p>
         </w:tc>
@@ -6326,19 +6133,11 @@
                 <w:lang w:bidi="ar"/>
               </w:rPr>
             </w:pPr>
-            <w:proofErr w:type="gramStart"/>
-            <w:r>
-              <w:rPr>
-                <w:szCs w:val="21"/>
-              </w:rPr>
-              <w:t>极域电子</w:t>
-            </w:r>
-            <w:proofErr w:type="gramEnd"/>
-            <w:r>
-              <w:rPr>
-                <w:szCs w:val="21"/>
-              </w:rPr>
-              <w:t>教室</w:t>
+            <w:r>
+              <w:rPr>
+                <w:szCs w:val="21"/>
+              </w:rPr>
+              <w:t>极域电子教室</w:t>
             </w:r>
           </w:p>
         </w:tc>
@@ -6444,10 +6243,34 @@
               <w:adjustRightInd w:val="0"/>
               <w:snapToGrid w:val="0"/>
               <w:rPr>
+                <w:szCs w:val="21"/>
+                <w:lang w:bidi="ar"/>
+              </w:rPr>
+            </w:pPr>
+            <w:r>
+              <w:rPr>
                 <w:rFonts w:hint="eastAsia"/>
                 <w:szCs w:val="21"/>
                 <w:lang w:bidi="ar"/>
               </w:rPr>
+              <w:t>（一）</w:t>
+            </w:r>
+          </w:p>
+        </w:tc>
+        <w:tc>
+          <w:tcPr>
+            <w:tcW w:w="392" w:type="pct"/>
+            <w:vAlign w:val="center"/>
+          </w:tcPr>
+          <w:p>
+            <w:pPr>
+              <w:adjustRightInd w:val="0"/>
+              <w:snapToGrid w:val="0"/>
+              <w:jc w:val="center"/>
+              <w:rPr>
+                <w:szCs w:val="21"/>
+                <w:lang w:bidi="ar"/>
+              </w:rPr>
             </w:pPr>
             <w:r>
               <w:rPr>
@@ -6455,7 +6278,7 @@
                 <w:szCs w:val="21"/>
                 <w:lang w:bidi="ar"/>
               </w:rPr>
-              <w:t>（一）</w:t>
+              <w:t>4</w:t>
             </w:r>
           </w:p>
         </w:tc>
@@ -6468,31 +6291,6 @@
             <w:pPr>
               <w:adjustRightInd w:val="0"/>
               <w:snapToGrid w:val="0"/>
-              <w:jc w:val="center"/>
-              <w:rPr>
-                <w:szCs w:val="21"/>
-                <w:lang w:bidi="ar"/>
-              </w:rPr>
-            </w:pPr>
-            <w:r>
-              <w:rPr>
-                <w:rFonts w:hint="eastAsia"/>
-                <w:szCs w:val="21"/>
-                <w:lang w:bidi="ar"/>
-              </w:rPr>
-              <w:t>4</w:t>
-            </w:r>
-          </w:p>
-        </w:tc>
-        <w:tc>
-          <w:tcPr>
-            <w:tcW w:w="392" w:type="pct"/>
-            <w:vAlign w:val="center"/>
-          </w:tcPr>
-          <w:p>
-            <w:pPr>
-              <w:adjustRightInd w:val="0"/>
-              <w:snapToGrid w:val="0"/>
               <w:rPr>
                 <w:szCs w:val="21"/>
               </w:rPr>
@@ -6550,19 +6348,11 @@
                 <w:lang w:bidi="ar"/>
               </w:rPr>
             </w:pPr>
-            <w:proofErr w:type="gramStart"/>
-            <w:r>
-              <w:rPr>
-                <w:szCs w:val="21"/>
-              </w:rPr>
-              <w:t>极域电子</w:t>
-            </w:r>
-            <w:proofErr w:type="gramEnd"/>
-            <w:r>
-              <w:rPr>
-                <w:szCs w:val="21"/>
-              </w:rPr>
-              <w:t>教室</w:t>
+            <w:r>
+              <w:rPr>
+                <w:szCs w:val="21"/>
+              </w:rPr>
+              <w:t>极域电子教室</w:t>
             </w:r>
           </w:p>
         </w:tc>
@@ -6691,23 +6481,32 @@
                 <w:szCs w:val="21"/>
                 <w:lang w:bidi="ar"/>
               </w:rPr>
-              <w:t>（</w:t>
-            </w:r>
+              <w:t>（二）</w:t>
+            </w:r>
+          </w:p>
+        </w:tc>
+        <w:tc>
+          <w:tcPr>
+            <w:tcW w:w="392" w:type="pct"/>
+            <w:vAlign w:val="center"/>
+          </w:tcPr>
+          <w:p>
+            <w:pPr>
+              <w:adjustRightInd w:val="0"/>
+              <w:snapToGrid w:val="0"/>
+              <w:jc w:val="center"/>
+              <w:rPr>
+                <w:szCs w:val="21"/>
+                <w:lang w:bidi="ar"/>
+              </w:rPr>
+            </w:pPr>
             <w:r>
               <w:rPr>
                 <w:rFonts w:hint="eastAsia"/>
                 <w:szCs w:val="21"/>
                 <w:lang w:bidi="ar"/>
               </w:rPr>
-              <w:t>二</w:t>
-            </w:r>
-            <w:r>
-              <w:rPr>
-                <w:rFonts w:hint="eastAsia"/>
-                <w:szCs w:val="21"/>
-                <w:lang w:bidi="ar"/>
-              </w:rPr>
-              <w:t>）</w:t>
+              <w:t>2</w:t>
             </w:r>
           </w:p>
         </w:tc>
@@ -6720,31 +6519,6 @@
             <w:pPr>
               <w:adjustRightInd w:val="0"/>
               <w:snapToGrid w:val="0"/>
-              <w:jc w:val="center"/>
-              <w:rPr>
-                <w:szCs w:val="21"/>
-                <w:lang w:bidi="ar"/>
-              </w:rPr>
-            </w:pPr>
-            <w:r>
-              <w:rPr>
-                <w:rFonts w:hint="eastAsia"/>
-                <w:szCs w:val="21"/>
-                <w:lang w:bidi="ar"/>
-              </w:rPr>
-              <w:t>2</w:t>
-            </w:r>
-          </w:p>
-        </w:tc>
-        <w:tc>
-          <w:tcPr>
-            <w:tcW w:w="392" w:type="pct"/>
-            <w:vAlign w:val="center"/>
-          </w:tcPr>
-          <w:p>
-            <w:pPr>
-              <w:adjustRightInd w:val="0"/>
-              <w:snapToGrid w:val="0"/>
               <w:rPr>
                 <w:szCs w:val="21"/>
               </w:rPr>
@@ -6802,19 +6576,11 @@
                 <w:lang w:bidi="ar"/>
               </w:rPr>
             </w:pPr>
-            <w:proofErr w:type="gramStart"/>
-            <w:r>
-              <w:rPr>
-                <w:szCs w:val="21"/>
-              </w:rPr>
-              <w:t>极域电子</w:t>
-            </w:r>
-            <w:proofErr w:type="gramEnd"/>
-            <w:r>
-              <w:rPr>
-                <w:szCs w:val="21"/>
-              </w:rPr>
-              <w:t>教室</w:t>
+            <w:r>
+              <w:rPr>
+                <w:szCs w:val="21"/>
+              </w:rPr>
+              <w:t>极域电子教室</w:t>
             </w:r>
           </w:p>
         </w:tc>
@@ -6928,10 +6694,34 @@
               <w:adjustRightInd w:val="0"/>
               <w:snapToGrid w:val="0"/>
               <w:rPr>
+                <w:szCs w:val="21"/>
+                <w:lang w:bidi="ar"/>
+              </w:rPr>
+            </w:pPr>
+            <w:r>
+              <w:rPr>
                 <w:rFonts w:hint="eastAsia"/>
                 <w:szCs w:val="21"/>
                 <w:lang w:bidi="ar"/>
               </w:rPr>
+              <w:t>（一）</w:t>
+            </w:r>
+          </w:p>
+        </w:tc>
+        <w:tc>
+          <w:tcPr>
+            <w:tcW w:w="392" w:type="pct"/>
+            <w:vAlign w:val="center"/>
+          </w:tcPr>
+          <w:p>
+            <w:pPr>
+              <w:adjustRightInd w:val="0"/>
+              <w:snapToGrid w:val="0"/>
+              <w:jc w:val="center"/>
+              <w:rPr>
+                <w:szCs w:val="21"/>
+                <w:lang w:bidi="ar"/>
+              </w:rPr>
             </w:pPr>
             <w:r>
               <w:rPr>
@@ -6939,7 +6729,7 @@
                 <w:szCs w:val="21"/>
                 <w:lang w:bidi="ar"/>
               </w:rPr>
-              <w:t>（一）</w:t>
+              <w:t>4</w:t>
             </w:r>
           </w:p>
         </w:tc>
@@ -6952,31 +6742,6 @@
             <w:pPr>
               <w:adjustRightInd w:val="0"/>
               <w:snapToGrid w:val="0"/>
-              <w:jc w:val="center"/>
-              <w:rPr>
-                <w:szCs w:val="21"/>
-                <w:lang w:bidi="ar"/>
-              </w:rPr>
-            </w:pPr>
-            <w:r>
-              <w:rPr>
-                <w:rFonts w:hint="eastAsia"/>
-                <w:szCs w:val="21"/>
-                <w:lang w:bidi="ar"/>
-              </w:rPr>
-              <w:t>4</w:t>
-            </w:r>
-          </w:p>
-        </w:tc>
-        <w:tc>
-          <w:tcPr>
-            <w:tcW w:w="392" w:type="pct"/>
-            <w:vAlign w:val="center"/>
-          </w:tcPr>
-          <w:p>
-            <w:pPr>
-              <w:adjustRightInd w:val="0"/>
-              <w:snapToGrid w:val="0"/>
               <w:rPr>
                 <w:szCs w:val="21"/>
               </w:rPr>
@@ -7034,19 +6799,11 @@
                 <w:lang w:bidi="ar"/>
               </w:rPr>
             </w:pPr>
-            <w:proofErr w:type="gramStart"/>
-            <w:r>
-              <w:rPr>
-                <w:szCs w:val="21"/>
-              </w:rPr>
-              <w:t>极域电子</w:t>
-            </w:r>
-            <w:proofErr w:type="gramEnd"/>
-            <w:r>
-              <w:rPr>
-                <w:szCs w:val="21"/>
-              </w:rPr>
-              <w:t>教室</w:t>
+            <w:r>
+              <w:rPr>
+                <w:szCs w:val="21"/>
+              </w:rPr>
+              <w:t>极域电子教室</w:t>
             </w:r>
           </w:p>
         </w:tc>
@@ -7171,23 +6928,32 @@
                 <w:szCs w:val="21"/>
                 <w:lang w:bidi="ar"/>
               </w:rPr>
-              <w:t>（</w:t>
-            </w:r>
+              <w:t>（二）</w:t>
+            </w:r>
+          </w:p>
+        </w:tc>
+        <w:tc>
+          <w:tcPr>
+            <w:tcW w:w="392" w:type="pct"/>
+            <w:vAlign w:val="center"/>
+          </w:tcPr>
+          <w:p>
+            <w:pPr>
+              <w:adjustRightInd w:val="0"/>
+              <w:snapToGrid w:val="0"/>
+              <w:jc w:val="center"/>
+              <w:rPr>
+                <w:szCs w:val="21"/>
+                <w:lang w:bidi="ar"/>
+              </w:rPr>
+            </w:pPr>
             <w:r>
               <w:rPr>
                 <w:rFonts w:hint="eastAsia"/>
                 <w:szCs w:val="21"/>
                 <w:lang w:bidi="ar"/>
               </w:rPr>
-              <w:t>二</w:t>
-            </w:r>
-            <w:r>
-              <w:rPr>
-                <w:rFonts w:hint="eastAsia"/>
-                <w:szCs w:val="21"/>
-                <w:lang w:bidi="ar"/>
-              </w:rPr>
-              <w:t>）</w:t>
+              <w:t>2</w:t>
             </w:r>
           </w:p>
         </w:tc>
@@ -7200,31 +6966,6 @@
             <w:pPr>
               <w:adjustRightInd w:val="0"/>
               <w:snapToGrid w:val="0"/>
-              <w:jc w:val="center"/>
-              <w:rPr>
-                <w:szCs w:val="21"/>
-                <w:lang w:bidi="ar"/>
-              </w:rPr>
-            </w:pPr>
-            <w:r>
-              <w:rPr>
-                <w:rFonts w:hint="eastAsia"/>
-                <w:szCs w:val="21"/>
-                <w:lang w:bidi="ar"/>
-              </w:rPr>
-              <w:t>2</w:t>
-            </w:r>
-          </w:p>
-        </w:tc>
-        <w:tc>
-          <w:tcPr>
-            <w:tcW w:w="392" w:type="pct"/>
-            <w:vAlign w:val="center"/>
-          </w:tcPr>
-          <w:p>
-            <w:pPr>
-              <w:adjustRightInd w:val="0"/>
-              <w:snapToGrid w:val="0"/>
               <w:rPr>
                 <w:szCs w:val="21"/>
               </w:rPr>
@@ -7282,19 +7023,11 @@
                 <w:lang w:bidi="ar"/>
               </w:rPr>
             </w:pPr>
-            <w:proofErr w:type="gramStart"/>
-            <w:r>
-              <w:rPr>
-                <w:szCs w:val="21"/>
-              </w:rPr>
-              <w:t>极域电子</w:t>
-            </w:r>
-            <w:proofErr w:type="gramEnd"/>
-            <w:r>
-              <w:rPr>
-                <w:szCs w:val="21"/>
-              </w:rPr>
-              <w:t>教室</w:t>
+            <w:r>
+              <w:rPr>
+                <w:szCs w:val="21"/>
+              </w:rPr>
+              <w:t>极域电子教室</w:t>
             </w:r>
           </w:p>
         </w:tc>
@@ -7361,49 +7094,64 @@
               <w:snapToGrid w:val="0"/>
               <w:jc w:val="center"/>
               <w:rPr>
+                <w:szCs w:val="21"/>
+              </w:rPr>
+            </w:pPr>
+            <w:r>
+              <w:rPr>
                 <w:rFonts w:hint="eastAsia"/>
                 <w:szCs w:val="21"/>
               </w:rPr>
+              <w:t>6-1</w:t>
+            </w:r>
+          </w:p>
+        </w:tc>
+        <w:tc>
+          <w:tcPr>
+            <w:tcW w:w="1487" w:type="pct"/>
+            <w:vAlign w:val="center"/>
+          </w:tcPr>
+          <w:p>
+            <w:pPr>
+              <w:adjustRightInd w:val="0"/>
+              <w:snapToGrid w:val="0"/>
+              <w:rPr>
+                <w:szCs w:val="21"/>
+                <w:lang w:bidi="ar"/>
+              </w:rPr>
             </w:pPr>
             <w:r>
               <w:rPr>
                 <w:rFonts w:hint="eastAsia"/>
                 <w:szCs w:val="21"/>
-              </w:rPr>
-              <w:t>6-1</w:t>
-            </w:r>
-          </w:p>
-        </w:tc>
-        <w:tc>
-          <w:tcPr>
-            <w:tcW w:w="1487" w:type="pct"/>
-            <w:vAlign w:val="center"/>
-          </w:tcPr>
-          <w:p>
-            <w:pPr>
-              <w:adjustRightInd w:val="0"/>
-              <w:snapToGrid w:val="0"/>
+                <w:lang w:bidi="ar"/>
+              </w:rPr>
+              <w:t>移动互联网与软件工程</w:t>
+            </w:r>
+          </w:p>
+        </w:tc>
+        <w:tc>
+          <w:tcPr>
+            <w:tcW w:w="392" w:type="pct"/>
+            <w:vAlign w:val="center"/>
+          </w:tcPr>
+          <w:p>
+            <w:pPr>
+              <w:adjustRightInd w:val="0"/>
+              <w:snapToGrid w:val="0"/>
+              <w:jc w:val="center"/>
+              <w:rPr>
+                <w:szCs w:val="21"/>
+                <w:lang w:bidi="ar"/>
+              </w:rPr>
+            </w:pPr>
+            <w:r>
               <w:rPr>
                 <w:rFonts w:hint="eastAsia"/>
                 <w:szCs w:val="21"/>
                 <w:lang w:bidi="ar"/>
               </w:rPr>
-            </w:pPr>
-            <w:r>
-              <w:rPr>
-                <w:rFonts w:hint="eastAsia"/>
-                <w:szCs w:val="21"/>
-                <w:lang w:bidi="ar"/>
-              </w:rPr>
-              <w:t>移动互联网与</w:t>
-            </w:r>
-            <w:r>
-              <w:rPr>
-                <w:rFonts w:hint="eastAsia"/>
-                <w:szCs w:val="21"/>
-                <w:lang w:bidi="ar"/>
-              </w:rPr>
-              <w:t>软件工程</w:t>
+              <w:t>4</w:t>
             </w:r>
           </w:p>
         </w:tc>
@@ -7416,31 +7164,6 @@
             <w:pPr>
               <w:adjustRightInd w:val="0"/>
               <w:snapToGrid w:val="0"/>
-              <w:jc w:val="center"/>
-              <w:rPr>
-                <w:szCs w:val="21"/>
-                <w:lang w:bidi="ar"/>
-              </w:rPr>
-            </w:pPr>
-            <w:r>
-              <w:rPr>
-                <w:rFonts w:hint="eastAsia"/>
-                <w:szCs w:val="21"/>
-                <w:lang w:bidi="ar"/>
-              </w:rPr>
-              <w:t>4</w:t>
-            </w:r>
-          </w:p>
-        </w:tc>
-        <w:tc>
-          <w:tcPr>
-            <w:tcW w:w="392" w:type="pct"/>
-            <w:vAlign w:val="center"/>
-          </w:tcPr>
-          <w:p>
-            <w:pPr>
-              <w:adjustRightInd w:val="0"/>
-              <w:snapToGrid w:val="0"/>
               <w:rPr>
                 <w:szCs w:val="21"/>
               </w:rPr>
@@ -7498,19 +7221,11 @@
                 <w:lang w:bidi="ar"/>
               </w:rPr>
             </w:pPr>
-            <w:proofErr w:type="gramStart"/>
-            <w:r>
-              <w:rPr>
-                <w:szCs w:val="21"/>
-              </w:rPr>
-              <w:t>极域电子</w:t>
-            </w:r>
-            <w:proofErr w:type="gramEnd"/>
-            <w:r>
-              <w:rPr>
-                <w:szCs w:val="21"/>
-              </w:rPr>
-              <w:t>教室</w:t>
+            <w:r>
+              <w:rPr>
+                <w:szCs w:val="21"/>
+              </w:rPr>
+              <w:t>极域电子教室</w:t>
             </w:r>
           </w:p>
         </w:tc>
@@ -7592,24 +7307,41 @@
               <w:snapToGrid w:val="0"/>
               <w:jc w:val="center"/>
               <w:rPr>
+                <w:szCs w:val="21"/>
+              </w:rPr>
+            </w:pPr>
+            <w:r>
+              <w:rPr>
                 <w:rFonts w:hint="eastAsia"/>
                 <w:szCs w:val="21"/>
               </w:rPr>
+              <w:t>6-3</w:t>
+            </w:r>
+          </w:p>
+        </w:tc>
+        <w:tc>
+          <w:tcPr>
+            <w:tcW w:w="1487" w:type="pct"/>
+            <w:vAlign w:val="center"/>
+          </w:tcPr>
+          <w:p>
+            <w:pPr>
+              <w:adjustRightInd w:val="0"/>
+              <w:snapToGrid w:val="0"/>
+              <w:rPr>
+                <w:szCs w:val="21"/>
+                <w:lang w:bidi="ar"/>
+              </w:rPr>
             </w:pPr>
             <w:r>
               <w:rPr>
                 <w:rFonts w:hint="eastAsia"/>
                 <w:szCs w:val="21"/>
-              </w:rPr>
-              <w:t>6-3</w:t>
-            </w:r>
-          </w:p>
-        </w:tc>
-        <w:tc>
-          <w:tcPr>
-            <w:tcW w:w="1487" w:type="pct"/>
-            <w:vAlign w:val="center"/>
-          </w:tcPr>
+                <w:lang w:bidi="ar"/>
+              </w:rPr>
+              <w:t>软件工程管理</w:t>
+            </w:r>
+          </w:p>
           <w:p>
             <w:pPr>
               <w:adjustRightInd w:val="0"/>
@@ -7625,175 +7357,145 @@
                 <w:szCs w:val="21"/>
                 <w:lang w:bidi="ar"/>
               </w:rPr>
-              <w:t>软件工程管理</w:t>
-            </w:r>
-          </w:p>
-          <w:p>
-            <w:pPr>
-              <w:adjustRightInd w:val="0"/>
-              <w:snapToGrid w:val="0"/>
+              <w:t>（一）</w:t>
+            </w:r>
+          </w:p>
+        </w:tc>
+        <w:tc>
+          <w:tcPr>
+            <w:tcW w:w="392" w:type="pct"/>
+            <w:vAlign w:val="center"/>
+          </w:tcPr>
+          <w:p>
+            <w:pPr>
+              <w:adjustRightInd w:val="0"/>
+              <w:snapToGrid w:val="0"/>
+              <w:jc w:val="center"/>
+              <w:rPr>
+                <w:szCs w:val="21"/>
+                <w:lang w:bidi="ar"/>
+              </w:rPr>
+            </w:pPr>
+            <w:r>
               <w:rPr>
                 <w:rFonts w:hint="eastAsia"/>
                 <w:szCs w:val="21"/>
                 <w:lang w:bidi="ar"/>
               </w:rPr>
+              <w:t>2</w:t>
+            </w:r>
+          </w:p>
+        </w:tc>
+        <w:tc>
+          <w:tcPr>
+            <w:tcW w:w="392" w:type="pct"/>
+            <w:vAlign w:val="center"/>
+          </w:tcPr>
+          <w:p>
+            <w:pPr>
+              <w:adjustRightInd w:val="0"/>
+              <w:snapToGrid w:val="0"/>
+              <w:rPr>
+                <w:szCs w:val="21"/>
+              </w:rPr>
+            </w:pPr>
+            <w:r>
+              <w:rPr>
+                <w:szCs w:val="21"/>
+              </w:rPr>
+              <w:t>讲授</w:t>
+            </w:r>
+          </w:p>
+          <w:p>
+            <w:pPr>
+              <w:adjustRightInd w:val="0"/>
+              <w:snapToGrid w:val="0"/>
+              <w:rPr>
+                <w:szCs w:val="21"/>
+                <w:lang w:bidi="ar"/>
+              </w:rPr>
+            </w:pPr>
+            <w:r>
+              <w:rPr>
+                <w:szCs w:val="21"/>
+              </w:rPr>
+              <w:t>实操</w:t>
+            </w:r>
+          </w:p>
+        </w:tc>
+        <w:tc>
+          <w:tcPr>
+            <w:tcW w:w="909" w:type="pct"/>
+            <w:vAlign w:val="center"/>
+          </w:tcPr>
+          <w:p>
+            <w:pPr>
+              <w:adjustRightInd w:val="0"/>
+              <w:snapToGrid w:val="0"/>
+              <w:rPr>
+                <w:szCs w:val="21"/>
+              </w:rPr>
+            </w:pPr>
+            <w:r>
+              <w:rPr>
+                <w:szCs w:val="21"/>
+              </w:rPr>
+              <w:t>电脑</w:t>
+            </w:r>
+          </w:p>
+          <w:p>
+            <w:pPr>
+              <w:adjustRightInd w:val="0"/>
+              <w:snapToGrid w:val="0"/>
+              <w:rPr>
+                <w:szCs w:val="21"/>
+                <w:lang w:bidi="ar"/>
+              </w:rPr>
+            </w:pPr>
+            <w:r>
+              <w:rPr>
+                <w:szCs w:val="21"/>
+              </w:rPr>
+              <w:t>极域电子教室</w:t>
+            </w:r>
+          </w:p>
+        </w:tc>
+        <w:tc>
+          <w:tcPr>
+            <w:tcW w:w="1038" w:type="pct"/>
+            <w:vAlign w:val="center"/>
+          </w:tcPr>
+          <w:p>
+            <w:pPr>
+              <w:adjustRightInd w:val="0"/>
+              <w:snapToGrid w:val="0"/>
+              <w:rPr>
+                <w:szCs w:val="21"/>
+              </w:rPr>
             </w:pPr>
             <w:r>
               <w:rPr>
                 <w:rFonts w:hint="eastAsia"/>
                 <w:szCs w:val="21"/>
-                <w:lang w:bidi="ar"/>
-              </w:rPr>
-              <w:t>（一）</w:t>
-            </w:r>
-          </w:p>
-        </w:tc>
-        <w:tc>
-          <w:tcPr>
-            <w:tcW w:w="392" w:type="pct"/>
-            <w:vAlign w:val="center"/>
-          </w:tcPr>
-          <w:p>
-            <w:pPr>
-              <w:adjustRightInd w:val="0"/>
-              <w:snapToGrid w:val="0"/>
-              <w:jc w:val="center"/>
-              <w:rPr>
-                <w:szCs w:val="21"/>
-                <w:lang w:bidi="ar"/>
+              </w:rPr>
+              <w:t>绘制</w:t>
+            </w:r>
+          </w:p>
+          <w:p>
+            <w:pPr>
+              <w:adjustRightInd w:val="0"/>
+              <w:snapToGrid w:val="0"/>
+              <w:rPr>
+                <w:szCs w:val="21"/>
               </w:rPr>
             </w:pPr>
             <w:r>
               <w:rPr>
                 <w:rFonts w:hint="eastAsia"/>
                 <w:szCs w:val="21"/>
-                <w:lang w:bidi="ar"/>
-              </w:rPr>
-              <w:t>2</w:t>
-            </w:r>
-          </w:p>
-        </w:tc>
-        <w:tc>
-          <w:tcPr>
-            <w:tcW w:w="392" w:type="pct"/>
-            <w:vAlign w:val="center"/>
-          </w:tcPr>
-          <w:p>
-            <w:pPr>
-              <w:adjustRightInd w:val="0"/>
-              <w:snapToGrid w:val="0"/>
-              <w:rPr>
-                <w:szCs w:val="21"/>
-              </w:rPr>
-            </w:pPr>
-            <w:r>
-              <w:rPr>
-                <w:szCs w:val="21"/>
-              </w:rPr>
-              <w:t>讲授</w:t>
-            </w:r>
-          </w:p>
-          <w:p>
-            <w:pPr>
-              <w:adjustRightInd w:val="0"/>
-              <w:snapToGrid w:val="0"/>
-              <w:rPr>
-                <w:szCs w:val="21"/>
-                <w:lang w:bidi="ar"/>
-              </w:rPr>
-            </w:pPr>
-            <w:r>
-              <w:rPr>
-                <w:szCs w:val="21"/>
-              </w:rPr>
-              <w:t>实操</w:t>
-            </w:r>
-          </w:p>
-        </w:tc>
-        <w:tc>
-          <w:tcPr>
-            <w:tcW w:w="909" w:type="pct"/>
-            <w:vAlign w:val="center"/>
-          </w:tcPr>
-          <w:p>
-            <w:pPr>
-              <w:adjustRightInd w:val="0"/>
-              <w:snapToGrid w:val="0"/>
-              <w:rPr>
-                <w:szCs w:val="21"/>
-              </w:rPr>
-            </w:pPr>
-            <w:r>
-              <w:rPr>
-                <w:szCs w:val="21"/>
-              </w:rPr>
-              <w:t>电脑</w:t>
-            </w:r>
-          </w:p>
-          <w:p>
-            <w:pPr>
-              <w:adjustRightInd w:val="0"/>
-              <w:snapToGrid w:val="0"/>
-              <w:rPr>
-                <w:szCs w:val="21"/>
-                <w:lang w:bidi="ar"/>
-              </w:rPr>
-            </w:pPr>
-            <w:proofErr w:type="gramStart"/>
-            <w:r>
-              <w:rPr>
-                <w:szCs w:val="21"/>
-              </w:rPr>
-              <w:t>极域电子</w:t>
-            </w:r>
-            <w:proofErr w:type="gramEnd"/>
-            <w:r>
-              <w:rPr>
-                <w:szCs w:val="21"/>
-              </w:rPr>
-              <w:t>教室</w:t>
-            </w:r>
-          </w:p>
-        </w:tc>
-        <w:tc>
-          <w:tcPr>
-            <w:tcW w:w="1038" w:type="pct"/>
-            <w:vAlign w:val="center"/>
-          </w:tcPr>
-          <w:p>
-            <w:pPr>
-              <w:adjustRightInd w:val="0"/>
-              <w:snapToGrid w:val="0"/>
-              <w:rPr>
-                <w:szCs w:val="21"/>
-              </w:rPr>
-            </w:pPr>
-            <w:r>
-              <w:rPr>
-                <w:rFonts w:hint="eastAsia"/>
-                <w:szCs w:val="21"/>
-              </w:rPr>
-              <w:t>绘制</w:t>
-            </w:r>
-          </w:p>
-          <w:p>
-            <w:pPr>
-              <w:adjustRightInd w:val="0"/>
-              <w:snapToGrid w:val="0"/>
-              <w:rPr>
-                <w:rFonts w:hint="eastAsia"/>
-                <w:szCs w:val="21"/>
-              </w:rPr>
-            </w:pPr>
-            <w:proofErr w:type="gramStart"/>
-            <w:r>
-              <w:rPr>
-                <w:rFonts w:hint="eastAsia"/>
-                <w:szCs w:val="21"/>
               </w:rPr>
               <w:t>甘特图</w:t>
             </w:r>
-            <w:proofErr w:type="gramEnd"/>
           </w:p>
         </w:tc>
         <w:tc>
@@ -7843,24 +7545,41 @@
               <w:snapToGrid w:val="0"/>
               <w:jc w:val="center"/>
               <w:rPr>
+                <w:szCs w:val="21"/>
+              </w:rPr>
+            </w:pPr>
+            <w:r>
+              <w:rPr>
                 <w:rFonts w:hint="eastAsia"/>
                 <w:szCs w:val="21"/>
               </w:rPr>
+              <w:t>7-8</w:t>
+            </w:r>
+          </w:p>
+        </w:tc>
+        <w:tc>
+          <w:tcPr>
+            <w:tcW w:w="1487" w:type="pct"/>
+            <w:vAlign w:val="center"/>
+          </w:tcPr>
+          <w:p>
+            <w:pPr>
+              <w:adjustRightInd w:val="0"/>
+              <w:snapToGrid w:val="0"/>
+              <w:rPr>
+                <w:szCs w:val="21"/>
+                <w:lang w:bidi="ar"/>
+              </w:rPr>
             </w:pPr>
             <w:r>
               <w:rPr>
                 <w:rFonts w:hint="eastAsia"/>
                 <w:szCs w:val="21"/>
-              </w:rPr>
-              <w:t>7-8</w:t>
-            </w:r>
-          </w:p>
-        </w:tc>
-        <w:tc>
-          <w:tcPr>
-            <w:tcW w:w="1487" w:type="pct"/>
-            <w:vAlign w:val="center"/>
-          </w:tcPr>
+                <w:lang w:bidi="ar"/>
+              </w:rPr>
+              <w:t>软件工程管理</w:t>
+            </w:r>
+          </w:p>
           <w:p>
             <w:pPr>
               <w:adjustRightInd w:val="0"/>
@@ -7876,13 +7595,20 @@
                 <w:szCs w:val="21"/>
                 <w:lang w:bidi="ar"/>
               </w:rPr>
-              <w:t>软件工程管理</w:t>
-            </w:r>
-          </w:p>
-          <w:p>
-            <w:pPr>
-              <w:adjustRightInd w:val="0"/>
-              <w:snapToGrid w:val="0"/>
+              <w:t>（二）</w:t>
+            </w:r>
+          </w:p>
+        </w:tc>
+        <w:tc>
+          <w:tcPr>
+            <w:tcW w:w="392" w:type="pct"/>
+            <w:vAlign w:val="center"/>
+          </w:tcPr>
+          <w:p>
+            <w:pPr>
+              <w:adjustRightInd w:val="0"/>
+              <w:snapToGrid w:val="0"/>
+              <w:jc w:val="center"/>
               <w:rPr>
                 <w:szCs w:val="21"/>
                 <w:lang w:bidi="ar"/>
@@ -7894,23 +7620,7 @@
                 <w:szCs w:val="21"/>
                 <w:lang w:bidi="ar"/>
               </w:rPr>
-              <w:t>（</w:t>
-            </w:r>
-            <w:r>
-              <w:rPr>
-                <w:rFonts w:hint="eastAsia"/>
-                <w:szCs w:val="21"/>
-                <w:lang w:bidi="ar"/>
-              </w:rPr>
-              <w:t>二</w:t>
-            </w:r>
-            <w:r>
-              <w:rPr>
-                <w:rFonts w:hint="eastAsia"/>
-                <w:szCs w:val="21"/>
-                <w:lang w:bidi="ar"/>
-              </w:rPr>
-              <w:t>）</w:t>
+              <w:t>4</w:t>
             </w:r>
           </w:p>
         </w:tc>
@@ -7923,31 +7633,6 @@
             <w:pPr>
               <w:adjustRightInd w:val="0"/>
               <w:snapToGrid w:val="0"/>
-              <w:jc w:val="center"/>
-              <w:rPr>
-                <w:szCs w:val="21"/>
-                <w:lang w:bidi="ar"/>
-              </w:rPr>
-            </w:pPr>
-            <w:r>
-              <w:rPr>
-                <w:rFonts w:hint="eastAsia"/>
-                <w:szCs w:val="21"/>
-                <w:lang w:bidi="ar"/>
-              </w:rPr>
-              <w:t>4</w:t>
-            </w:r>
-          </w:p>
-        </w:tc>
-        <w:tc>
-          <w:tcPr>
-            <w:tcW w:w="392" w:type="pct"/>
-            <w:vAlign w:val="center"/>
-          </w:tcPr>
-          <w:p>
-            <w:pPr>
-              <w:adjustRightInd w:val="0"/>
-              <w:snapToGrid w:val="0"/>
               <w:rPr>
                 <w:szCs w:val="21"/>
               </w:rPr>
@@ -8005,19 +7690,11 @@
                 <w:lang w:bidi="ar"/>
               </w:rPr>
             </w:pPr>
-            <w:proofErr w:type="gramStart"/>
-            <w:r>
-              <w:rPr>
-                <w:szCs w:val="21"/>
-              </w:rPr>
-              <w:t>极域电子</w:t>
-            </w:r>
-            <w:proofErr w:type="gramEnd"/>
-            <w:r>
-              <w:rPr>
-                <w:szCs w:val="21"/>
-              </w:rPr>
-              <w:t>教室</w:t>
+            <w:r>
+              <w:rPr>
+                <w:szCs w:val="21"/>
+              </w:rPr>
+              <w:t>极域电子教室</w:t>
             </w:r>
           </w:p>
         </w:tc>
@@ -8099,28 +7776,52 @@
               <w:snapToGrid w:val="0"/>
               <w:jc w:val="center"/>
               <w:rPr>
+                <w:szCs w:val="21"/>
+              </w:rPr>
+            </w:pPr>
+            <w:r>
+              <w:rPr>
                 <w:rFonts w:hint="eastAsia"/>
                 <w:szCs w:val="21"/>
               </w:rPr>
+              <w:t>7-10</w:t>
+            </w:r>
+          </w:p>
+        </w:tc>
+        <w:tc>
+          <w:tcPr>
+            <w:tcW w:w="1487" w:type="pct"/>
+            <w:vAlign w:val="center"/>
+          </w:tcPr>
+          <w:p>
+            <w:pPr>
+              <w:adjustRightInd w:val="0"/>
+              <w:snapToGrid w:val="0"/>
+              <w:rPr>
+                <w:szCs w:val="21"/>
+                <w:lang w:bidi="ar"/>
+              </w:rPr>
             </w:pPr>
             <w:r>
               <w:rPr>
                 <w:rFonts w:hint="eastAsia"/>
                 <w:szCs w:val="21"/>
-              </w:rPr>
-              <w:t>7-10</w:t>
-            </w:r>
-          </w:p>
-        </w:tc>
-        <w:tc>
-          <w:tcPr>
-            <w:tcW w:w="1487" w:type="pct"/>
-            <w:vAlign w:val="center"/>
-          </w:tcPr>
-          <w:p>
-            <w:pPr>
-              <w:adjustRightInd w:val="0"/>
-              <w:snapToGrid w:val="0"/>
+                <w:lang w:bidi="ar"/>
+              </w:rPr>
+              <w:t>软件工程技术发展</w:t>
+            </w:r>
+          </w:p>
+        </w:tc>
+        <w:tc>
+          <w:tcPr>
+            <w:tcW w:w="392" w:type="pct"/>
+            <w:vAlign w:val="center"/>
+          </w:tcPr>
+          <w:p>
+            <w:pPr>
+              <w:adjustRightInd w:val="0"/>
+              <w:snapToGrid w:val="0"/>
+              <w:jc w:val="center"/>
               <w:rPr>
                 <w:szCs w:val="21"/>
                 <w:lang w:bidi="ar"/>
@@ -8132,7 +7833,7 @@
                 <w:szCs w:val="21"/>
                 <w:lang w:bidi="ar"/>
               </w:rPr>
-              <w:t>软件工程技术发展</w:t>
+              <w:t>2</w:t>
             </w:r>
           </w:p>
         </w:tc>
@@ -8145,31 +7846,6 @@
             <w:pPr>
               <w:adjustRightInd w:val="0"/>
               <w:snapToGrid w:val="0"/>
-              <w:jc w:val="center"/>
-              <w:rPr>
-                <w:szCs w:val="21"/>
-                <w:lang w:bidi="ar"/>
-              </w:rPr>
-            </w:pPr>
-            <w:r>
-              <w:rPr>
-                <w:rFonts w:hint="eastAsia"/>
-                <w:szCs w:val="21"/>
-                <w:lang w:bidi="ar"/>
-              </w:rPr>
-              <w:t>2</w:t>
-            </w:r>
-          </w:p>
-        </w:tc>
-        <w:tc>
-          <w:tcPr>
-            <w:tcW w:w="392" w:type="pct"/>
-            <w:vAlign w:val="center"/>
-          </w:tcPr>
-          <w:p>
-            <w:pPr>
-              <w:adjustRightInd w:val="0"/>
-              <w:snapToGrid w:val="0"/>
               <w:rPr>
                 <w:szCs w:val="21"/>
               </w:rPr>
@@ -8227,19 +7903,11 @@
                 <w:lang w:bidi="ar"/>
               </w:rPr>
             </w:pPr>
-            <w:proofErr w:type="gramStart"/>
-            <w:r>
-              <w:rPr>
-                <w:szCs w:val="21"/>
-              </w:rPr>
-              <w:t>极域电子</w:t>
-            </w:r>
-            <w:proofErr w:type="gramEnd"/>
-            <w:r>
-              <w:rPr>
-                <w:szCs w:val="21"/>
-              </w:rPr>
-              <w:t>教室</w:t>
+            <w:r>
+              <w:rPr>
+                <w:szCs w:val="21"/>
+              </w:rPr>
+              <w:t>极域电子教室</w:t>
             </w:r>
           </w:p>
         </w:tc>
@@ -8293,13 +7961,7 @@
         </w:tc>
       </w:tr>
     </w:tbl>
-    <w:p>
-      <w:pPr>
-        <w:rPr>
-          <w:rFonts w:hint="eastAsia"/>
-        </w:rPr>
-      </w:pPr>
-    </w:p>
+    <w:p/>
     <w:sectPr>
       <w:headerReference w:type="default" r:id="rId7"/>
       <w:pgSz w:w="11906" w:h="16838" w:code="9"/>
@@ -8353,7 +8015,7 @@
 <w:hdr xmlns:wpc="http://schemas.microsoft.com/office/word/2010/wordprocessingCanvas" xmlns:cx="http://schemas.microsoft.com/office/drawing/2014/chartex" xmlns:cx1="http://schemas.microsoft.com/office/drawing/2015/9/8/chartex" xmlns:cx2="http://schemas.microsoft.com/office/drawing/2015/10/21/chartex" xmlns:cx3="http://schemas.microsoft.com/office/drawing/2016/5/9/chartex" xmlns:cx4="http://schemas.microsoft.com/office/drawing/2016/5/10/chartex" xmlns:cx5="http://schemas.microsoft.com/office/drawing/2016/5/11/chartex" xmlns:cx6="http://schemas.microsoft.com/office/drawing/2016/5/12/chartex" xmlns:cx7="http://schemas.microsoft.com/office/drawing/2016/5/13/chartex" xmlns:cx8="http://schemas.microsoft.com/office/drawing/2016/5/14/chartex" xmlns:mc="http://schemas.openxmlformats.org/markup-compatibility/2006" xmlns:aink="http://schemas.microsoft.com/office/drawing/2016/ink" xmlns:am3d="http://schemas.microsoft.com/office/drawing/2017/model3d" xmlns:o="urn:schemas-microsoft-com:office:office" xmlns:oel="http://schemas.microsoft.com/office/2019/extlst" xmlns:r="http://schemas.openxmlformats.org/officeDocument/2006/relationships" xmlns:m="http://schemas.openxmlformats.org/officeDocument/2006/math" xmlns:v="urn:schemas-microsoft-com:vml" xmlns:wp14="http://schemas.microsoft.com/office/word/2010/wordprocessingDrawing" xmlns:wp="http://schemas.openxmlformats.org/drawingml/2006/wordprocessingDrawing" xmlns:w10="urn:schemas-microsoft-com:office:word" xmlns:w="http://schemas.openxmlformats.org/wordprocessingml/2006/main" xmlns:w14="http://schemas.microsoft.com/office/word/2010/wordml" xmlns:w15="http://schemas.microsoft.com/office/word/2012/wordml" xmlns:w16cex="http://schemas.microsoft.com/office/word/2018/wordml/cex" xmlns:w16cid="http://schemas.microsoft.com/office/word/2016/wordml/cid" xmlns:w16="http://schemas.microsoft.com/office/word/2018/wordml" xmlns:w16du="http://schemas.microsoft.com/office/word/2023/wordml/word16du" xmlns:w16sdtdh="http://schemas.microsoft.com/office/word/2020/wordml/sdtdatahash" xmlns:w16sdtfl="http://schemas.microsoft.com/office/word/2024/wordml/sdtformatlock" xmlns:w16se="http://schemas.microsoft.com/office/word/2015/wordml/symex" xmlns:wpg="http://schemas.microsoft.com/office/word/2010/wordprocessingGroup" xmlns:wpi="http://schemas.microsoft.com/office/word/2010/wordprocessingInk" xmlns:wne="http://schemas.microsoft.com/office/word/2006/wordml" xmlns:wps="http://schemas.microsoft.com/office/word/2010/wordprocessingShape" mc:Ignorable="w14 w15 w16se w16cid w16 w16cex w16sdtdh w16sdtfl w16du wp14">
   <w:p>
     <w:pPr>
-      <w:pStyle w:val="ab"/>
+      <w:pStyle w:val="ae"/>
       <w:pBdr>
         <w:bottom w:val="none" w:sz="0" w:space="0" w:color="auto"/>
       </w:pBdr>
@@ -8371,6 +8033,7 @@
     <w:lvl w:ilvl="0">
       <w:start w:val="1"/>
       <w:numFmt w:val="decimal"/>
+      <w:pStyle w:val="2-1"/>
       <w:lvlText w:val="%1."/>
       <w:lvlJc w:val="left"/>
       <w:pPr>
@@ -8383,6 +8046,7 @@
     <w:lvl w:ilvl="1">
       <w:start w:val="1"/>
       <w:numFmt w:val="decimal"/>
+      <w:pStyle w:val="3-11"/>
       <w:lvlText w:val="%1.%2."/>
       <w:lvlJc w:val="left"/>
       <w:pPr>
@@ -8395,6 +8059,7 @@
     <w:lvl w:ilvl="2">
       <w:start w:val="1"/>
       <w:numFmt w:val="decimal"/>
+      <w:pStyle w:val="4-111"/>
       <w:lvlText w:val="%1.%2.%3."/>
       <w:lvlJc w:val="left"/>
       <w:pPr>
@@ -8484,6 +8149,7 @@
     <w:lvl w:ilvl="0">
       <w:start w:val="1"/>
       <w:numFmt w:val="chineseCountingThousand"/>
+      <w:pStyle w:val="X"/>
       <w:lvlText w:val="第%1条  "/>
       <w:lvlJc w:val="left"/>
       <w:pPr>
@@ -8647,6 +8313,7 @@
     <w:lvl w:ilvl="4">
       <w:start w:val="1"/>
       <w:numFmt w:val="decimal"/>
+      <w:pStyle w:val="51"/>
       <w:lvlText w:val="（%5）"/>
       <w:lvlJc w:val="left"/>
       <w:pPr>
@@ -8712,6 +8379,7 @@
     <w:lvl w:ilvl="0">
       <w:start w:val="1"/>
       <w:numFmt w:val="chineseCountingThousand"/>
+      <w:pStyle w:val="2"/>
       <w:lvlText w:val="%1、"/>
       <w:lvlJc w:val="left"/>
       <w:pPr>
@@ -8798,6 +8466,7 @@
     <w:lvl w:ilvl="0">
       <w:start w:val="1"/>
       <w:numFmt w:val="chineseCountingThousand"/>
+      <w:pStyle w:val="3"/>
       <w:lvlText w:val="(%1)"/>
       <w:lvlJc w:val="left"/>
       <w:pPr>
@@ -8884,6 +8553,7 @@
     <w:lvl w:ilvl="0">
       <w:start w:val="1"/>
       <w:numFmt w:val="chineseCountingThousand"/>
+      <w:pStyle w:val="a"/>
       <w:lvlText w:val="（%1）"/>
       <w:lvlJc w:val="left"/>
       <w:pPr>
@@ -8997,6 +8667,7 @@
     <w:lvl w:ilvl="0">
       <w:start w:val="1"/>
       <w:numFmt w:val="chineseCountingThousand"/>
+      <w:pStyle w:val="20"/>
       <w:lvlText w:val="第%1章"/>
       <w:lvlJc w:val="center"/>
       <w:pPr>
@@ -9013,6 +8684,7 @@
         <w:strike w:val="0"/>
         <w:dstrike w:val="0"/>
         <w:vanish w:val="0"/>
+        <w:color w:val="000000"/>
         <w:spacing w:val="0"/>
         <w:position w:val="0"/>
         <w:u w:val="none"/>
@@ -9026,11 +8698,6 @@
           <w14:prstDash w14:val="solid"/>
           <w14:bevel/>
         </w14:textOutline>
-        <w14:textFill>
-          <w14:solidFill>
-            <w14:srgbClr w14:val="000000"/>
-          </w14:solidFill>
-        </w14:textFill>
       </w:rPr>
     </w:lvl>
     <w:lvl w:ilvl="1">
@@ -9137,6 +8804,7 @@
     <w:lvl w:ilvl="0">
       <w:start w:val="1"/>
       <w:numFmt w:val="decimal"/>
+      <w:pStyle w:val="a0"/>
       <w:lvlText w:val="%1."/>
       <w:lvlJc w:val="left"/>
       <w:pPr>
@@ -9223,6 +8891,7 @@
     <w:lvl w:ilvl="0">
       <w:start w:val="1"/>
       <w:numFmt w:val="chineseCountingThousand"/>
+      <w:pStyle w:val="30"/>
       <w:lvlText w:val="第%1节"/>
       <w:lvlJc w:val="left"/>
       <w:pPr>
@@ -9312,6 +8981,7 @@
     <w:lvl w:ilvl="0">
       <w:start w:val="1"/>
       <w:numFmt w:val="chineseCountingThousand"/>
+      <w:pStyle w:val="a1"/>
       <w:lvlText w:val="%1、"/>
       <w:lvlJc w:val="left"/>
       <w:pPr>
@@ -9398,6 +9068,7 @@
     <w:lvl w:ilvl="0">
       <w:start w:val="1"/>
       <w:numFmt w:val="decimal"/>
+      <w:pStyle w:val="4-1"/>
       <w:lvlText w:val="%1."/>
       <w:lvlJc w:val="left"/>
       <w:pPr>
@@ -9511,6 +9182,7 @@
     <w:lvl w:ilvl="0">
       <w:start w:val="1"/>
       <w:numFmt w:val="chineseCountingThousand"/>
+      <w:pStyle w:val="21"/>
       <w:lvlText w:val="附件%1："/>
       <w:lvlJc w:val="left"/>
       <w:pPr>
@@ -9624,6 +9296,7 @@
     <w:lvl w:ilvl="0">
       <w:start w:val="1"/>
       <w:numFmt w:val="decimal"/>
+      <w:pStyle w:val="1"/>
       <w:lvlText w:val="（%1）"/>
       <w:lvlJc w:val="left"/>
       <w:pPr>
@@ -9713,6 +9386,7 @@
     <w:lvl w:ilvl="0">
       <w:start w:val="1"/>
       <w:numFmt w:val="decimal"/>
+      <w:pStyle w:val="10"/>
       <w:lvlText w:val="%1."/>
       <w:lvlJc w:val="left"/>
       <w:pPr>
@@ -9881,26 +9555,64 @@
     <w:lsdException w:name="heading 2" w:qFormat="1"/>
     <w:lsdException w:name="heading 3" w:qFormat="1"/>
     <w:lsdException w:name="heading 4" w:qFormat="1"/>
-    <w:lsdException w:name="heading 5" w:qFormat="1"/>
     <w:lsdException w:name="heading 6" w:semiHidden="1" w:unhideWhenUsed="1" w:qFormat="1"/>
     <w:lsdException w:name="heading 7" w:semiHidden="1" w:unhideWhenUsed="1" w:qFormat="1"/>
     <w:lsdException w:name="heading 8" w:semiHidden="1" w:unhideWhenUsed="1" w:qFormat="1"/>
     <w:lsdException w:name="heading 9" w:semiHidden="1" w:unhideWhenUsed="1" w:qFormat="1"/>
-    <w:lsdException w:name="caption" w:qFormat="1"/>
     <w:lsdException w:name="Title" w:qFormat="1"/>
     <w:lsdException w:name="Default Paragraph Font" w:semiHidden="1"/>
-    <w:lsdException w:name="Subtitle" w:qFormat="1"/>
-    <w:lsdException w:name="Strong" w:qFormat="1"/>
-    <w:lsdException w:name="Emphasis" w:qFormat="1"/>
     <w:lsdException w:name="HTML Top of Form" w:semiHidden="1" w:uiPriority="99" w:unhideWhenUsed="1"/>
     <w:lsdException w:name="HTML Bottom of Form" w:semiHidden="1" w:uiPriority="99" w:unhideWhenUsed="1"/>
-    <w:lsdException w:name="Normal Table" w:semiHidden="1"/>
+    <w:lsdException w:name="Normal Table" w:semiHidden="1" w:unhideWhenUsed="1"/>
     <w:lsdException w:name="No List" w:semiHidden="1" w:uiPriority="99" w:unhideWhenUsed="1"/>
     <w:lsdException w:name="Outline List 1" w:semiHidden="1" w:uiPriority="99" w:unhideWhenUsed="1"/>
     <w:lsdException w:name="Outline List 2" w:semiHidden="1" w:uiPriority="99" w:unhideWhenUsed="1"/>
     <w:lsdException w:name="Outline List 3" w:semiHidden="1" w:uiPriority="99" w:unhideWhenUsed="1"/>
+    <w:lsdException w:name="Table Simple 1" w:semiHidden="1" w:unhideWhenUsed="1"/>
+    <w:lsdException w:name="Table Simple 2" w:semiHidden="1" w:unhideWhenUsed="1"/>
+    <w:lsdException w:name="Table Simple 3" w:semiHidden="1" w:unhideWhenUsed="1"/>
+    <w:lsdException w:name="Table Classic 1" w:semiHidden="1" w:unhideWhenUsed="1"/>
+    <w:lsdException w:name="Table Classic 2" w:semiHidden="1" w:unhideWhenUsed="1"/>
+    <w:lsdException w:name="Table Classic 3" w:semiHidden="1" w:unhideWhenUsed="1"/>
+    <w:lsdException w:name="Table Classic 4" w:semiHidden="1" w:unhideWhenUsed="1"/>
+    <w:lsdException w:name="Table Colorful 1" w:semiHidden="1" w:unhideWhenUsed="1"/>
+    <w:lsdException w:name="Table Colorful 2" w:semiHidden="1" w:unhideWhenUsed="1"/>
+    <w:lsdException w:name="Table Colorful 3" w:semiHidden="1" w:unhideWhenUsed="1"/>
+    <w:lsdException w:name="Table Columns 1" w:semiHidden="1" w:unhideWhenUsed="1"/>
+    <w:lsdException w:name="Table Columns 2" w:semiHidden="1" w:unhideWhenUsed="1"/>
+    <w:lsdException w:name="Table Columns 3" w:semiHidden="1" w:unhideWhenUsed="1"/>
+    <w:lsdException w:name="Table Columns 4" w:semiHidden="1" w:unhideWhenUsed="1"/>
+    <w:lsdException w:name="Table Columns 5" w:semiHidden="1" w:unhideWhenUsed="1"/>
+    <w:lsdException w:name="Table Grid 1" w:semiHidden="1" w:unhideWhenUsed="1"/>
+    <w:lsdException w:name="Table Grid 2" w:semiHidden="1" w:unhideWhenUsed="1"/>
+    <w:lsdException w:name="Table Grid 3" w:semiHidden="1" w:unhideWhenUsed="1"/>
+    <w:lsdException w:name="Table Grid 4" w:semiHidden="1" w:unhideWhenUsed="1"/>
+    <w:lsdException w:name="Table Grid 5" w:semiHidden="1" w:unhideWhenUsed="1"/>
+    <w:lsdException w:name="Table Grid 6" w:semiHidden="1" w:unhideWhenUsed="1"/>
+    <w:lsdException w:name="Table Grid 7" w:semiHidden="1" w:unhideWhenUsed="1"/>
+    <w:lsdException w:name="Table Grid 8" w:semiHidden="1" w:unhideWhenUsed="1"/>
+    <w:lsdException w:name="Table List 1" w:semiHidden="1" w:unhideWhenUsed="1"/>
+    <w:lsdException w:name="Table List 2" w:semiHidden="1" w:unhideWhenUsed="1"/>
+    <w:lsdException w:name="Table List 3" w:semiHidden="1" w:unhideWhenUsed="1"/>
+    <w:lsdException w:name="Table List 4" w:semiHidden="1" w:unhideWhenUsed="1"/>
+    <w:lsdException w:name="Table List 5" w:semiHidden="1" w:unhideWhenUsed="1"/>
+    <w:lsdException w:name="Table List 6" w:semiHidden="1" w:unhideWhenUsed="1"/>
+    <w:lsdException w:name="Table List 7" w:semiHidden="1" w:unhideWhenUsed="1"/>
+    <w:lsdException w:name="Table List 8" w:semiHidden="1" w:unhideWhenUsed="1"/>
+    <w:lsdException w:name="Table 3D effects 1" w:semiHidden="1" w:unhideWhenUsed="1"/>
+    <w:lsdException w:name="Table 3D effects 2" w:semiHidden="1" w:unhideWhenUsed="1"/>
+    <w:lsdException w:name="Table 3D effects 3" w:semiHidden="1" w:unhideWhenUsed="1"/>
+    <w:lsdException w:name="Table Contemporary" w:semiHidden="1" w:unhideWhenUsed="1"/>
+    <w:lsdException w:name="Table Elegant" w:semiHidden="1" w:unhideWhenUsed="1"/>
+    <w:lsdException w:name="Table Professional" w:semiHidden="1" w:unhideWhenUsed="1"/>
+    <w:lsdException w:name="Table Subtle 1" w:semiHidden="1" w:unhideWhenUsed="1"/>
+    <w:lsdException w:name="Table Subtle 2" w:semiHidden="1" w:unhideWhenUsed="1"/>
+    <w:lsdException w:name="Table Web 1" w:semiHidden="1" w:unhideWhenUsed="1"/>
+    <w:lsdException w:name="Table Web 2" w:semiHidden="1" w:unhideWhenUsed="1"/>
+    <w:lsdException w:name="Table Web 3" w:semiHidden="1" w:unhideWhenUsed="1"/>
+    <w:lsdException w:name="Table Theme" w:semiHidden="1" w:unhideWhenUsed="1"/>
     <w:lsdException w:name="Placeholder Text" w:semiHidden="1" w:uiPriority="99" w:unhideWhenUsed="1"/>
-    <w:lsdException w:name="No Spacing" w:uiPriority="99" w:qFormat="1"/>
+    <w:lsdException w:name="No Spacing" w:uiPriority="99"/>
     <w:lsdException w:name="Light Shading" w:uiPriority="60"/>
     <w:lsdException w:name="Light List" w:uiPriority="61"/>
     <w:lsdException w:name="Light Grid" w:uiPriority="62"/>
@@ -9922,9 +9634,9 @@
     <w:lsdException w:name="Medium Shading 2 Accent 1" w:uiPriority="64"/>
     <w:lsdException w:name="Medium List 1 Accent 1" w:uiPriority="65"/>
     <w:lsdException w:name="Revision" w:semiHidden="1" w:uiPriority="99" w:unhideWhenUsed="1"/>
-    <w:lsdException w:name="List Paragraph" w:uiPriority="99" w:qFormat="1"/>
-    <w:lsdException w:name="Quote" w:uiPriority="99" w:qFormat="1"/>
-    <w:lsdException w:name="Intense Quote" w:uiPriority="99" w:qFormat="1"/>
+    <w:lsdException w:name="List Paragraph" w:uiPriority="99"/>
+    <w:lsdException w:name="Quote" w:uiPriority="99"/>
+    <w:lsdException w:name="Intense Quote" w:uiPriority="99"/>
     <w:lsdException w:name="Medium List 2 Accent 1" w:uiPriority="66"/>
     <w:lsdException w:name="Medium Grid 1 Accent 1" w:uiPriority="67"/>
     <w:lsdException w:name="Medium Grid 2 Accent 1" w:uiPriority="68"/>
@@ -10003,11 +9715,11 @@
     <w:lsdException w:name="Colorful Shading Accent 6" w:uiPriority="71"/>
     <w:lsdException w:name="Colorful List Accent 6" w:uiPriority="72"/>
     <w:lsdException w:name="Colorful Grid Accent 6" w:uiPriority="73"/>
-    <w:lsdException w:name="Subtle Emphasis" w:uiPriority="19" w:qFormat="1"/>
-    <w:lsdException w:name="Intense Emphasis" w:uiPriority="21" w:qFormat="1"/>
-    <w:lsdException w:name="Subtle Reference" w:uiPriority="31" w:qFormat="1"/>
-    <w:lsdException w:name="Intense Reference" w:uiPriority="32" w:qFormat="1"/>
-    <w:lsdException w:name="Book Title" w:uiPriority="33" w:qFormat="1"/>
+    <w:lsdException w:name="Subtle Emphasis" w:uiPriority="19"/>
+    <w:lsdException w:name="Intense Emphasis" w:uiPriority="21"/>
+    <w:lsdException w:name="Subtle Reference" w:uiPriority="31"/>
+    <w:lsdException w:name="Intense Reference" w:uiPriority="32"/>
+    <w:lsdException w:name="Book Title" w:uiPriority="33"/>
     <w:lsdException w:name="Bibliography" w:semiHidden="1" w:uiPriority="37" w:unhideWhenUsed="1"/>
     <w:lsdException w:name="TOC Heading" w:semiHidden="1" w:uiPriority="39" w:unhideWhenUsed="1" w:qFormat="1"/>
     <w:lsdException w:name="Plain Table 1" w:uiPriority="41"/>
@@ -10120,7 +9832,7 @@
     <w:lsdException w:name="Unresolved Mention" w:semiHidden="1" w:uiPriority="99" w:unhideWhenUsed="1"/>
     <w:lsdException w:name="Smart Link" w:semiHidden="1" w:uiPriority="99" w:unhideWhenUsed="1"/>
   </w:latentStyles>
-  <w:style w:type="paragraph" w:default="1" w:styleId="a">
+  <w:style w:type="paragraph" w:default="1" w:styleId="a2">
     <w:name w:val="Normal"/>
     <w:qFormat/>
     <w:rsid w:val="003B3FC6"/>
@@ -10134,11 +9846,11 @@
       <w:szCs w:val="24"/>
     </w:rPr>
   </w:style>
-  <w:style w:type="paragraph" w:styleId="1">
+  <w:style w:type="paragraph" w:styleId="11">
     <w:name w:val="heading 1"/>
-    <w:basedOn w:val="a"/>
-    <w:next w:val="a"/>
-    <w:link w:val="10"/>
+    <w:basedOn w:val="a2"/>
+    <w:next w:val="a2"/>
+    <w:link w:val="12"/>
     <w:qFormat/>
     <w:pPr>
       <w:keepNext/>
@@ -10154,11 +9866,11 @@
       <w:szCs w:val="44"/>
     </w:rPr>
   </w:style>
-  <w:style w:type="paragraph" w:styleId="2">
+  <w:style w:type="paragraph" w:styleId="22">
     <w:name w:val="heading 2"/>
-    <w:basedOn w:val="a"/>
-    <w:next w:val="a"/>
-    <w:link w:val="20"/>
+    <w:basedOn w:val="a2"/>
+    <w:next w:val="a2"/>
+    <w:link w:val="23"/>
     <w:qFormat/>
     <w:pPr>
       <w:keepNext/>
@@ -10174,11 +9886,11 @@
       <w:szCs w:val="32"/>
     </w:rPr>
   </w:style>
-  <w:style w:type="paragraph" w:styleId="3">
+  <w:style w:type="paragraph" w:styleId="31">
     <w:name w:val="heading 3"/>
-    <w:basedOn w:val="a"/>
-    <w:next w:val="a"/>
-    <w:link w:val="30"/>
+    <w:basedOn w:val="a2"/>
+    <w:next w:val="a2"/>
+    <w:link w:val="32"/>
     <w:qFormat/>
     <w:pPr>
       <w:keepNext/>
@@ -10195,8 +9907,8 @@
   </w:style>
   <w:style w:type="paragraph" w:styleId="4">
     <w:name w:val="heading 4"/>
-    <w:basedOn w:val="a"/>
-    <w:next w:val="a"/>
+    <w:basedOn w:val="a2"/>
+    <w:next w:val="a2"/>
     <w:link w:val="40"/>
     <w:qFormat/>
     <w:pPr>
@@ -10215,10 +9927,9 @@
   </w:style>
   <w:style w:type="paragraph" w:styleId="5">
     <w:name w:val="heading 5"/>
-    <w:basedOn w:val="a"/>
-    <w:next w:val="a"/>
+    <w:basedOn w:val="a2"/>
+    <w:next w:val="a2"/>
     <w:link w:val="50"/>
-    <w:qFormat/>
     <w:pPr>
       <w:keepNext/>
       <w:keepLines/>
@@ -10232,14 +9943,19 @@
       <w:szCs w:val="28"/>
     </w:rPr>
   </w:style>
-  <w:style w:type="character" w:default="1" w:styleId="a0">
+  <w:style w:type="character" w:default="1" w:styleId="a3">
     <w:name w:val="Default Paragraph Font"/>
+    <w:uiPriority w:val="1"/>
     <w:semiHidden/>
+    <w:unhideWhenUsed/>
   </w:style>
-  <w:style w:type="table" w:default="1" w:styleId="a1">
+  <w:style w:type="table" w:default="1" w:styleId="a4">
     <w:name w:val="Normal Table"/>
+    <w:uiPriority w:val="99"/>
     <w:semiHidden/>
+    <w:unhideWhenUsed/>
     <w:tblPr>
+      <w:tblInd w:w="0" w:type="dxa"/>
       <w:tblCellMar>
         <w:top w:w="0" w:type="dxa"/>
         <w:left w:w="108" w:type="dxa"/>
@@ -10248,15 +9964,15 @@
       </w:tblCellMar>
     </w:tblPr>
   </w:style>
-  <w:style w:type="numbering" w:default="1" w:styleId="a2">
+  <w:style w:type="numbering" w:default="1" w:styleId="a5">
     <w:name w:val="No List"/>
     <w:uiPriority w:val="99"/>
     <w:semiHidden/>
     <w:unhideWhenUsed/>
   </w:style>
-  <w:style w:type="character" w:customStyle="1" w:styleId="10">
+  <w:style w:type="character" w:customStyle="1" w:styleId="12">
     <w:name w:val="标题 1 字符"/>
-    <w:link w:val="1"/>
+    <w:link w:val="11"/>
     <w:rPr>
       <w:b/>
       <w:bCs/>
@@ -10265,9 +9981,9 @@
       <w:szCs w:val="44"/>
     </w:rPr>
   </w:style>
-  <w:style w:type="character" w:customStyle="1" w:styleId="20">
+  <w:style w:type="character" w:customStyle="1" w:styleId="23">
     <w:name w:val="标题 2 字符"/>
-    <w:link w:val="2"/>
+    <w:link w:val="22"/>
     <w:semiHidden/>
     <w:rPr>
       <w:rFonts w:ascii="等线 Light" w:eastAsia="等线 Light" w:hAnsi="等线 Light" w:cs="Times New Roman"/>
@@ -10278,9 +9994,9 @@
       <w:szCs w:val="32"/>
     </w:rPr>
   </w:style>
-  <w:style w:type="character" w:customStyle="1" w:styleId="30">
+  <w:style w:type="character" w:customStyle="1" w:styleId="32">
     <w:name w:val="标题 3 字符"/>
-    <w:link w:val="3"/>
+    <w:link w:val="31"/>
     <w:semiHidden/>
     <w:rPr>
       <w:b/>
@@ -10315,47 +10031,46 @@
       <w:szCs w:val="28"/>
     </w:rPr>
   </w:style>
-  <w:style w:type="paragraph" w:styleId="a3">
+  <w:style w:type="paragraph" w:styleId="a6">
     <w:name w:val="caption"/>
-    <w:basedOn w:val="a"/>
-    <w:next w:val="a"/>
-    <w:qFormat/>
+    <w:basedOn w:val="a2"/>
+    <w:next w:val="a2"/>
     <w:rPr>
       <w:rFonts w:ascii="等线 Light" w:eastAsia="黑体" w:hAnsi="等线 Light"/>
       <w:sz w:val="20"/>
       <w:szCs w:val="20"/>
     </w:rPr>
   </w:style>
-  <w:style w:type="paragraph" w:styleId="a4">
+  <w:style w:type="paragraph" w:styleId="a7">
     <w:name w:val="annotation text"/>
-    <w:basedOn w:val="a"/>
-    <w:link w:val="a5"/>
+    <w:basedOn w:val="a2"/>
+    <w:link w:val="a8"/>
     <w:pPr>
       <w:jc w:val="left"/>
     </w:pPr>
   </w:style>
-  <w:style w:type="character" w:customStyle="1" w:styleId="a5">
+  <w:style w:type="character" w:customStyle="1" w:styleId="a8">
     <w:name w:val="批注文字 字符"/>
-    <w:link w:val="a4"/>
+    <w:link w:val="a7"/>
     <w:rPr>
       <w:kern w:val="2"/>
       <w:sz w:val="21"/>
       <w:szCs w:val="24"/>
     </w:rPr>
   </w:style>
-  <w:style w:type="paragraph" w:styleId="a6">
+  <w:style w:type="paragraph" w:styleId="a9">
     <w:name w:val="Body Text Indent"/>
-    <w:basedOn w:val="a"/>
-    <w:link w:val="a7"/>
+    <w:basedOn w:val="a2"/>
+    <w:link w:val="aa"/>
     <w:pPr>
       <w:spacing w:after="120"/>
       <w:ind w:leftChars="200" w:left="420"/>
     </w:pPr>
   </w:style>
-  <w:style w:type="character" w:customStyle="1" w:styleId="a7">
+  <w:style w:type="character" w:customStyle="1" w:styleId="aa">
     <w:name w:val="正文文本缩进 字符"/>
-    <w:basedOn w:val="a0"/>
-    <w:link w:val="a6"/>
+    <w:basedOn w:val="a3"/>
+    <w:link w:val="a9"/>
     <w:rPr>
       <w:rFonts w:ascii="仿宋_GB2312" w:eastAsia="仿宋_GB2312" w:cs="仿宋_GB2312" w:hint="eastAsia"/>
       <w:kern w:val="2"/>
@@ -10363,27 +10078,27 @@
       <w:szCs w:val="24"/>
     </w:rPr>
   </w:style>
-  <w:style w:type="paragraph" w:styleId="a8">
+  <w:style w:type="paragraph" w:styleId="ab">
     <w:name w:val="Balloon Text"/>
-    <w:basedOn w:val="a"/>
-    <w:link w:val="a9"/>
+    <w:basedOn w:val="a2"/>
+    <w:link w:val="ac"/>
     <w:rPr>
       <w:sz w:val="18"/>
       <w:szCs w:val="18"/>
     </w:rPr>
   </w:style>
-  <w:style w:type="character" w:customStyle="1" w:styleId="a9">
+  <w:style w:type="character" w:customStyle="1" w:styleId="ac">
     <w:name w:val="批注框文本 字符"/>
-    <w:link w:val="a8"/>
+    <w:link w:val="ab"/>
     <w:rPr>
       <w:kern w:val="2"/>
       <w:sz w:val="18"/>
       <w:szCs w:val="18"/>
     </w:rPr>
   </w:style>
-  <w:style w:type="paragraph" w:styleId="aa">
+  <w:style w:type="paragraph" w:styleId="ad">
     <w:name w:val="footer"/>
-    <w:basedOn w:val="a"/>
+    <w:basedOn w:val="a2"/>
     <w:pPr>
       <w:tabs>
         <w:tab w:val="center" w:pos="4153"/>
@@ -10397,9 +10112,9 @@
       <w:szCs w:val="18"/>
     </w:rPr>
   </w:style>
-  <w:style w:type="paragraph" w:styleId="ab">
+  <w:style w:type="paragraph" w:styleId="ae">
     <w:name w:val="header"/>
-    <w:basedOn w:val="a"/>
+    <w:basedOn w:val="a2"/>
     <w:pPr>
       <w:pBdr>
         <w:bottom w:val="single" w:sz="6" w:space="1" w:color="auto"/>
@@ -10416,35 +10131,35 @@
       <w:szCs w:val="18"/>
     </w:rPr>
   </w:style>
-  <w:style w:type="paragraph" w:styleId="ac">
+  <w:style w:type="paragraph" w:styleId="af">
     <w:name w:val="Signature"/>
-    <w:basedOn w:val="a"/>
-    <w:link w:val="ad"/>
+    <w:basedOn w:val="a2"/>
+    <w:link w:val="af0"/>
     <w:pPr>
       <w:ind w:leftChars="2100" w:left="100"/>
     </w:pPr>
   </w:style>
-  <w:style w:type="character" w:customStyle="1" w:styleId="ad">
+  <w:style w:type="character" w:customStyle="1" w:styleId="af0">
     <w:name w:val="签名 字符"/>
-    <w:link w:val="ac"/>
+    <w:link w:val="af"/>
     <w:rPr>
       <w:kern w:val="2"/>
       <w:sz w:val="21"/>
       <w:szCs w:val="24"/>
     </w:rPr>
   </w:style>
-  <w:style w:type="paragraph" w:styleId="ae">
+  <w:style w:type="paragraph" w:styleId="af1">
     <w:name w:val="Normal (Web)"/>
-    <w:basedOn w:val="a"/>
+    <w:basedOn w:val="a2"/>
     <w:rPr>
       <w:sz w:val="24"/>
     </w:rPr>
   </w:style>
-  <w:style w:type="paragraph" w:styleId="af">
+  <w:style w:type="paragraph" w:styleId="af2">
     <w:name w:val="Title"/>
-    <w:basedOn w:val="a"/>
-    <w:next w:val="a"/>
-    <w:link w:val="af0"/>
+    <w:basedOn w:val="a2"/>
+    <w:next w:val="a2"/>
+    <w:link w:val="af3"/>
     <w:qFormat/>
     <w:pPr>
       <w:spacing w:before="240" w:after="60"/>
@@ -10459,9 +10174,9 @@
       <w:szCs w:val="32"/>
     </w:rPr>
   </w:style>
-  <w:style w:type="character" w:customStyle="1" w:styleId="af0">
+  <w:style w:type="character" w:customStyle="1" w:styleId="af3">
     <w:name w:val="标题 字符"/>
-    <w:link w:val="af"/>
+    <w:link w:val="af2"/>
     <w:rPr>
       <w:rFonts w:ascii="等线 Light" w:hAnsi="等线 Light" w:cs="Times New Roman"/>
       <w:b/>
@@ -10471,19 +10186,19 @@
       <w:szCs w:val="32"/>
     </w:rPr>
   </w:style>
-  <w:style w:type="paragraph" w:styleId="af1">
+  <w:style w:type="paragraph" w:styleId="af4">
     <w:name w:val="annotation subject"/>
-    <w:basedOn w:val="a4"/>
-    <w:next w:val="a4"/>
-    <w:link w:val="af2"/>
+    <w:basedOn w:val="a7"/>
+    <w:next w:val="a7"/>
+    <w:link w:val="af5"/>
     <w:rPr>
       <w:b/>
       <w:bCs/>
     </w:rPr>
   </w:style>
-  <w:style w:type="character" w:customStyle="1" w:styleId="af2">
+  <w:style w:type="character" w:customStyle="1" w:styleId="af5">
     <w:name w:val="批注主题 字符"/>
-    <w:link w:val="af1"/>
+    <w:link w:val="af4"/>
     <w:rPr>
       <w:b/>
       <w:bCs/>
@@ -10492,9 +10207,9 @@
       <w:szCs w:val="24"/>
     </w:rPr>
   </w:style>
-  <w:style w:type="table" w:styleId="af3">
+  <w:style w:type="table" w:styleId="af6">
     <w:name w:val="Table Grid"/>
-    <w:basedOn w:val="a1"/>
+    <w:basedOn w:val="a4"/>
     <w:pPr>
       <w:widowControl w:val="0"/>
       <w:jc w:val="both"/>
@@ -10510,19 +10225,18 @@
       </w:tblBorders>
     </w:tblPr>
   </w:style>
-  <w:style w:type="character" w:styleId="af4">
+  <w:style w:type="character" w:styleId="af7">
     <w:name w:val="annotation reference"/>
     <w:rPr>
       <w:sz w:val="21"/>
       <w:szCs w:val="21"/>
     </w:rPr>
   </w:style>
-  <w:style w:type="paragraph" w:customStyle="1" w:styleId="af5">
+  <w:style w:type="paragraph" w:customStyle="1" w:styleId="af8">
     <w:name w:val="！标题"/>
-    <w:basedOn w:val="af"/>
-    <w:next w:val="a"/>
+    <w:basedOn w:val="af2"/>
+    <w:next w:val="a2"/>
     <w:uiPriority w:val="99"/>
-    <w:qFormat/>
     <w:pPr>
       <w:spacing w:after="360"/>
     </w:pPr>
@@ -10533,10 +10247,10 @@
       <w:szCs w:val="48"/>
     </w:rPr>
   </w:style>
-  <w:style w:type="paragraph" w:customStyle="1" w:styleId="11">
+  <w:style w:type="paragraph" w:customStyle="1" w:styleId="13">
     <w:name w:val="！标题 1"/>
-    <w:basedOn w:val="1"/>
-    <w:next w:val="a"/>
+    <w:basedOn w:val="11"/>
+    <w:next w:val="a2"/>
     <w:pPr>
       <w:keepLines w:val="0"/>
       <w:spacing w:before="120" w:after="120" w:line="240" w:lineRule="auto"/>
@@ -10548,10 +10262,10 @@
       <w:szCs w:val="40"/>
     </w:rPr>
   </w:style>
-  <w:style w:type="paragraph" w:customStyle="1" w:styleId="21">
+  <w:style w:type="paragraph" w:customStyle="1" w:styleId="24">
     <w:name w:val="！标题2"/>
-    <w:basedOn w:val="2"/>
-    <w:next w:val="a"/>
+    <w:basedOn w:val="22"/>
+    <w:next w:val="a2"/>
     <w:pPr>
       <w:spacing w:before="120" w:after="120" w:line="240" w:lineRule="auto"/>
       <w:jc w:val="center"/>
@@ -10565,8 +10279,7 @@
   </w:style>
   <w:style w:type="paragraph" w:customStyle="1" w:styleId="2-1">
     <w:name w:val="！标题2-1"/>
-    <w:basedOn w:val="2"/>
-    <w:qFormat/>
+    <w:basedOn w:val="22"/>
     <w:pPr>
       <w:keepLines w:val="0"/>
       <w:numPr>
@@ -10582,10 +10295,9 @@
       <w:szCs w:val="28"/>
     </w:rPr>
   </w:style>
-  <w:style w:type="paragraph" w:customStyle="1" w:styleId="22">
+  <w:style w:type="paragraph" w:customStyle="1" w:styleId="25">
     <w:name w:val="！标题2带序号"/>
-    <w:basedOn w:val="2"/>
-    <w:qFormat/>
+    <w:basedOn w:val="22"/>
     <w:pPr>
       <w:keepLines w:val="0"/>
       <w:spacing w:before="120" w:after="120" w:line="240" w:lineRule="auto"/>
@@ -10598,10 +10310,9 @@
       <w:szCs w:val="28"/>
     </w:rPr>
   </w:style>
-  <w:style w:type="paragraph" w:customStyle="1" w:styleId="23">
+  <w:style w:type="paragraph" w:customStyle="1" w:styleId="21">
     <w:name w:val="！标题2附件一"/>
-    <w:basedOn w:val="21"/>
-    <w:qFormat/>
+    <w:basedOn w:val="24"/>
     <w:pPr>
       <w:numPr>
         <w:numId w:val="2"/>
@@ -10609,21 +10320,19 @@
       <w:jc w:val="left"/>
     </w:pPr>
   </w:style>
-  <w:style w:type="paragraph" w:customStyle="1" w:styleId="24">
+  <w:style w:type="paragraph" w:customStyle="1" w:styleId="26">
     <w:name w:val="！标题2附件"/>
-    <w:basedOn w:val="23"/>
-    <w:qFormat/>
+    <w:basedOn w:val="21"/>
     <w:pPr>
       <w:numPr>
         <w:numId w:val="0"/>
       </w:numPr>
     </w:pPr>
   </w:style>
-  <w:style w:type="paragraph" w:customStyle="1" w:styleId="25">
+  <w:style w:type="paragraph" w:customStyle="1" w:styleId="2">
     <w:name w:val="！标题2一"/>
-    <w:basedOn w:val="21"/>
-    <w:next w:val="a"/>
-    <w:qFormat/>
+    <w:basedOn w:val="24"/>
+    <w:next w:val="a2"/>
     <w:pPr>
       <w:widowControl/>
       <w:numPr>
@@ -10635,10 +10344,9 @@
       <w:rFonts w:ascii="宋体" w:hAnsi="宋体"/>
     </w:rPr>
   </w:style>
-  <w:style w:type="paragraph" w:customStyle="1" w:styleId="26">
+  <w:style w:type="paragraph" w:customStyle="1" w:styleId="20">
     <w:name w:val="！标题2章"/>
-    <w:basedOn w:val="21"/>
-    <w:qFormat/>
+    <w:basedOn w:val="24"/>
     <w:pPr>
       <w:keepLines w:val="0"/>
       <w:numPr>
@@ -10651,9 +10359,9 @@
       <w:kern w:val="2"/>
     </w:rPr>
   </w:style>
-  <w:style w:type="paragraph" w:customStyle="1" w:styleId="31">
+  <w:style w:type="paragraph" w:customStyle="1" w:styleId="33">
     <w:name w:val="！标题3"/>
-    <w:basedOn w:val="3"/>
+    <w:basedOn w:val="31"/>
     <w:pPr>
       <w:spacing w:line="415" w:lineRule="auto"/>
       <w:jc w:val="center"/>
@@ -10664,12 +10372,11 @@
       <w:szCs w:val="24"/>
     </w:rPr>
   </w:style>
-  <w:style w:type="paragraph" w:customStyle="1" w:styleId="32">
+  <w:style w:type="paragraph" w:customStyle="1" w:styleId="3">
     <w:name w:val="！标题3（一）"/>
-    <w:basedOn w:val="31"/>
-    <w:next w:val="a"/>
+    <w:basedOn w:val="33"/>
+    <w:next w:val="a2"/>
     <w:uiPriority w:val="99"/>
-    <w:qFormat/>
     <w:pPr>
       <w:numPr>
         <w:numId w:val="5"/>
@@ -10684,8 +10391,7 @@
   </w:style>
   <w:style w:type="paragraph" w:customStyle="1" w:styleId="3-11">
     <w:name w:val="！标题3-1.1"/>
-    <w:basedOn w:val="31"/>
-    <w:qFormat/>
+    <w:basedOn w:val="33"/>
     <w:pPr>
       <w:numPr>
         <w:ilvl w:val="1"/>
@@ -10700,10 +10406,9 @@
       <w:szCs w:val="30"/>
     </w:rPr>
   </w:style>
-  <w:style w:type="paragraph" w:customStyle="1" w:styleId="33">
+  <w:style w:type="paragraph" w:customStyle="1" w:styleId="30">
     <w:name w:val="！标题3节"/>
-    <w:basedOn w:val="3"/>
-    <w:qFormat/>
+    <w:basedOn w:val="31"/>
     <w:pPr>
       <w:numPr>
         <w:numId w:val="6"/>
@@ -10720,9 +10425,8 @@
   <w:style w:type="paragraph" w:customStyle="1" w:styleId="4-1">
     <w:name w:val="！标题4-1."/>
     <w:basedOn w:val="4"/>
-    <w:next w:val="a"/>
+    <w:next w:val="a2"/>
     <w:uiPriority w:val="99"/>
-    <w:qFormat/>
     <w:pPr>
       <w:numPr>
         <w:numId w:val="7"/>
@@ -10740,8 +10444,7 @@
   <w:style w:type="paragraph" w:customStyle="1" w:styleId="4-111">
     <w:name w:val="！标题4-1.1.1"/>
     <w:basedOn w:val="4"/>
-    <w:next w:val="a"/>
-    <w:qFormat/>
+    <w:next w:val="a2"/>
     <w:pPr>
       <w:keepLines w:val="0"/>
       <w:numPr>
@@ -10759,8 +10462,7 @@
   <w:style w:type="paragraph" w:customStyle="1" w:styleId="51">
     <w:name w:val="！标题5（1）"/>
     <w:basedOn w:val="5"/>
-    <w:next w:val="a"/>
-    <w:qFormat/>
+    <w:next w:val="a2"/>
     <w:pPr>
       <w:numPr>
         <w:ilvl w:val="4"/>
@@ -10774,11 +10476,10 @@
       <w:szCs w:val="24"/>
     </w:rPr>
   </w:style>
-  <w:style w:type="paragraph" w:customStyle="1" w:styleId="af6">
+  <w:style w:type="paragraph" w:customStyle="1" w:styleId="af9">
     <w:name w:val="！表格标题"/>
-    <w:basedOn w:val="a"/>
+    <w:basedOn w:val="a2"/>
     <w:uiPriority w:val="99"/>
-    <w:qFormat/>
     <w:pPr>
       <w:jc w:val="center"/>
     </w:pPr>
@@ -10786,19 +10487,17 @@
       <w:b/>
     </w:rPr>
   </w:style>
-  <w:style w:type="paragraph" w:customStyle="1" w:styleId="af7">
+  <w:style w:type="paragraph" w:customStyle="1" w:styleId="afa">
     <w:name w:val="！表格段落"/>
-    <w:basedOn w:val="a"/>
-    <w:qFormat/>
+    <w:basedOn w:val="a2"/>
     <w:pPr>
       <w:spacing w:before="120" w:after="120"/>
       <w:ind w:firstLine="420"/>
     </w:pPr>
   </w:style>
-  <w:style w:type="paragraph" w:customStyle="1" w:styleId="af8">
+  <w:style w:type="paragraph" w:customStyle="1" w:styleId="afb">
     <w:name w:val="！表格居中"/>
-    <w:basedOn w:val="a"/>
-    <w:qFormat/>
+    <w:basedOn w:val="a2"/>
     <w:pPr>
       <w:jc w:val="center"/>
     </w:pPr>
@@ -10806,9 +10505,9 @@
       <w:sz w:val="20"/>
     </w:rPr>
   </w:style>
-  <w:style w:type="paragraph" w:customStyle="1" w:styleId="af9">
+  <w:style w:type="paragraph" w:customStyle="1" w:styleId="afc">
     <w:name w:val="！表格居中小字"/>
-    <w:basedOn w:val="af8"/>
+    <w:basedOn w:val="afb"/>
     <w:pPr>
       <w:spacing w:line="200" w:lineRule="exact"/>
     </w:pPr>
@@ -10818,10 +10517,9 @@
       <w:szCs w:val="16"/>
     </w:rPr>
   </w:style>
-  <w:style w:type="paragraph" w:customStyle="1" w:styleId="afa">
+  <w:style w:type="paragraph" w:customStyle="1" w:styleId="afd">
     <w:name w:val="！表格签名"/>
-    <w:basedOn w:val="a"/>
-    <w:qFormat/>
+    <w:basedOn w:val="a2"/>
     <w:pPr>
       <w:spacing w:before="120" w:line="360" w:lineRule="auto"/>
       <w:ind w:left="3415"/>
@@ -10832,22 +10530,20 @@
       <w:sz w:val="20"/>
     </w:rPr>
   </w:style>
-  <w:style w:type="paragraph" w:customStyle="1" w:styleId="afb">
+  <w:style w:type="paragraph" w:customStyle="1" w:styleId="afe">
     <w:name w:val="！表格题注"/>
-    <w:basedOn w:val="a3"/>
-    <w:next w:val="a"/>
-    <w:qFormat/>
+    <w:basedOn w:val="a6"/>
+    <w:next w:val="a2"/>
     <w:pPr>
       <w:keepNext/>
       <w:jc w:val="center"/>
     </w:pPr>
   </w:style>
-  <w:style w:type="paragraph" w:customStyle="1" w:styleId="afc">
+  <w:style w:type="paragraph" w:customStyle="1" w:styleId="aff">
     <w:name w:val="！表格左对齐"/>
-    <w:basedOn w:val="a"/>
-    <w:link w:val="afd"/>
+    <w:basedOn w:val="a2"/>
+    <w:link w:val="aff0"/>
     <w:uiPriority w:val="99"/>
-    <w:qFormat/>
     <w:pPr>
       <w:jc w:val="left"/>
     </w:pPr>
@@ -10856,19 +10552,18 @@
       <w:szCs w:val="21"/>
     </w:rPr>
   </w:style>
-  <w:style w:type="character" w:customStyle="1" w:styleId="afd">
+  <w:style w:type="character" w:customStyle="1" w:styleId="aff0">
     <w:name w:val="！表格左对齐 字符"/>
-    <w:link w:val="afc"/>
+    <w:link w:val="aff"/>
     <w:uiPriority w:val="99"/>
     <w:rPr>
       <w:kern w:val="2"/>
       <w:szCs w:val="21"/>
     </w:rPr>
   </w:style>
-  <w:style w:type="paragraph" w:customStyle="1" w:styleId="afe">
+  <w:style w:type="paragraph" w:customStyle="1" w:styleId="aff1">
     <w:name w:val="！表格左对齐小字"/>
-    <w:basedOn w:val="afc"/>
-    <w:qFormat/>
+    <w:basedOn w:val="aff"/>
     <w:pPr>
       <w:spacing w:line="200" w:lineRule="exact"/>
     </w:pPr>
@@ -10877,21 +10572,19 @@
       <w:szCs w:val="16"/>
     </w:rPr>
   </w:style>
-  <w:style w:type="paragraph" w:customStyle="1" w:styleId="aff">
+  <w:style w:type="paragraph" w:customStyle="1" w:styleId="aff2">
     <w:name w:val="！称呼"/>
-    <w:basedOn w:val="a"/>
-    <w:next w:val="a"/>
-    <w:qFormat/>
+    <w:basedOn w:val="a2"/>
+    <w:next w:val="a2"/>
     <w:rPr>
       <w:rFonts w:ascii="仿宋_GB2312" w:eastAsia="仿宋_GB2312" w:hAnsi="华文宋体"/>
       <w:sz w:val="28"/>
       <w:szCs w:val="28"/>
     </w:rPr>
   </w:style>
-  <w:style w:type="paragraph" w:customStyle="1" w:styleId="aff0">
+  <w:style w:type="paragraph" w:customStyle="1" w:styleId="aff3">
     <w:name w:val="！封面标题"/>
-    <w:basedOn w:val="a"/>
-    <w:qFormat/>
+    <w:basedOn w:val="a2"/>
     <w:pPr>
       <w:jc w:val="center"/>
     </w:pPr>
@@ -10901,10 +10594,9 @@
       <w:szCs w:val="40"/>
     </w:rPr>
   </w:style>
-  <w:style w:type="paragraph" w:customStyle="1" w:styleId="aff1">
+  <w:style w:type="paragraph" w:customStyle="1" w:styleId="aff4">
     <w:name w:val="！封面落款"/>
-    <w:basedOn w:val="a"/>
-    <w:qFormat/>
+    <w:basedOn w:val="a2"/>
     <w:pPr>
       <w:jc w:val="center"/>
     </w:pPr>
@@ -10913,11 +10605,10 @@
       <w:szCs w:val="28"/>
     </w:rPr>
   </w:style>
-  <w:style w:type="paragraph" w:customStyle="1" w:styleId="aff2">
+  <w:style w:type="paragraph" w:customStyle="1" w:styleId="aff5">
     <w:name w:val="！封面内容带下划线"/>
-    <w:basedOn w:val="a"/>
-    <w:link w:val="aff3"/>
-    <w:qFormat/>
+    <w:basedOn w:val="a2"/>
+    <w:link w:val="aff6"/>
     <w:pPr>
       <w:ind w:left="1680" w:firstLine="420"/>
     </w:pPr>
@@ -10927,9 +10618,9 @@
       <w:u w:val="single"/>
     </w:rPr>
   </w:style>
-  <w:style w:type="character" w:customStyle="1" w:styleId="aff3">
+  <w:style w:type="character" w:customStyle="1" w:styleId="aff6">
     <w:name w:val="！封面内容带下划线 字符"/>
-    <w:link w:val="aff2"/>
+    <w:link w:val="aff5"/>
     <w:rPr>
       <w:kern w:val="2"/>
       <w:sz w:val="28"/>
@@ -10937,10 +10628,9 @@
       <w:u w:val="single"/>
     </w:rPr>
   </w:style>
-  <w:style w:type="paragraph" w:customStyle="1" w:styleId="aff4">
+  <w:style w:type="paragraph" w:customStyle="1" w:styleId="aff7">
     <w:name w:val="！封面内容不带下划线"/>
-    <w:basedOn w:val="aff2"/>
-    <w:qFormat/>
+    <w:basedOn w:val="aff5"/>
     <w:pPr>
       <w:spacing w:before="120" w:after="120"/>
       <w:ind w:left="1678"/>
@@ -10949,12 +10639,11 @@
       <w:u w:val="none"/>
     </w:rPr>
   </w:style>
-  <w:style w:type="paragraph" w:customStyle="1" w:styleId="aff5">
+  <w:style w:type="paragraph" w:customStyle="1" w:styleId="aff8">
     <w:name w:val="！副标题文号"/>
-    <w:basedOn w:val="a"/>
-    <w:next w:val="a"/>
+    <w:basedOn w:val="a2"/>
+    <w:next w:val="a2"/>
     <w:uiPriority w:val="99"/>
-    <w:qFormat/>
     <w:pPr>
       <w:spacing w:after="160" w:line="259" w:lineRule="auto"/>
       <w:jc w:val="center"/>
@@ -10964,10 +10653,10 @@
       <w:sz w:val="24"/>
     </w:rPr>
   </w:style>
-  <w:style w:type="paragraph" w:customStyle="1" w:styleId="aff6">
+  <w:style w:type="paragraph" w:customStyle="1" w:styleId="aff9">
     <w:name w:val="！流程项目"/>
-    <w:basedOn w:val="a"/>
-    <w:next w:val="a"/>
+    <w:basedOn w:val="a2"/>
+    <w:next w:val="a2"/>
     <w:pPr>
       <w:spacing w:line="360" w:lineRule="auto"/>
       <w:ind w:firstLineChars="441" w:firstLine="930"/>
@@ -10979,10 +10668,9 @@
       <w:szCs w:val="21"/>
     </w:rPr>
   </w:style>
-  <w:style w:type="character" w:customStyle="1" w:styleId="aff7">
+  <w:style w:type="character" w:customStyle="1" w:styleId="affa">
     <w:name w:val="！强调"/>
     <w:uiPriority w:val="1"/>
-    <w:qFormat/>
     <w:rPr>
       <w:rFonts w:ascii="Times New Roman" w:eastAsia="楷体" w:hAnsi="Times New Roman"/>
       <w:b/>
@@ -10991,30 +10679,27 @@
       <w:color w:val="auto"/>
     </w:rPr>
   </w:style>
-  <w:style w:type="character" w:styleId="aff8">
+  <w:style w:type="character" w:styleId="affb">
     <w:name w:val="Intense Emphasis"/>
     <w:uiPriority w:val="21"/>
-    <w:qFormat/>
     <w:rPr>
       <w:i/>
       <w:iCs/>
       <w:color w:val="4472C4"/>
     </w:rPr>
   </w:style>
-  <w:style w:type="paragraph" w:customStyle="1" w:styleId="aff9">
+  <w:style w:type="paragraph" w:customStyle="1" w:styleId="affc">
     <w:name w:val="！文号隐藏"/>
-    <w:basedOn w:val="aff5"/>
-    <w:next w:val="a"/>
-    <w:qFormat/>
+    <w:basedOn w:val="aff8"/>
+    <w:next w:val="a2"/>
     <w:rPr>
       <w:color w:val="FFFFFF"/>
     </w:rPr>
   </w:style>
-  <w:style w:type="paragraph" w:customStyle="1" w:styleId="affa">
+  <w:style w:type="paragraph" w:customStyle="1" w:styleId="affd">
     <w:name w:val="！文件落款"/>
-    <w:basedOn w:val="ac"/>
+    <w:basedOn w:val="af"/>
     <w:uiPriority w:val="99"/>
-    <w:qFormat/>
     <w:pPr>
       <w:spacing w:before="120" w:after="120" w:line="360" w:lineRule="auto"/>
       <w:ind w:leftChars="0" w:left="4253"/>
@@ -11026,21 +10711,19 @@
       <w:szCs w:val="28"/>
     </w:rPr>
   </w:style>
-  <w:style w:type="paragraph" w:customStyle="1" w:styleId="affb">
+  <w:style w:type="paragraph" w:customStyle="1" w:styleId="affe">
     <w:name w:val="！正文备注"/>
-    <w:basedOn w:val="a"/>
-    <w:qFormat/>
+    <w:basedOn w:val="a2"/>
     <w:rPr>
       <w:rFonts w:eastAsia="Times New Roman"/>
       <w:szCs w:val="21"/>
     </w:rPr>
   </w:style>
-  <w:style w:type="paragraph" w:customStyle="1" w:styleId="affc">
+  <w:style w:type="paragraph" w:customStyle="1" w:styleId="afff">
     <w:name w:val="！正文段落"/>
-    <w:basedOn w:val="a"/>
+    <w:basedOn w:val="a2"/>
     <w:link w:val="Char"/>
     <w:uiPriority w:val="99"/>
-    <w:qFormat/>
     <w:pPr>
       <w:widowControl/>
       <w:spacing w:before="120" w:after="120" w:line="360" w:lineRule="auto"/>
@@ -11054,7 +10737,7 @@
   </w:style>
   <w:style w:type="character" w:customStyle="1" w:styleId="Char">
     <w:name w:val="！正文段落 Char"/>
-    <w:link w:val="affc"/>
+    <w:link w:val="afff"/>
     <w:uiPriority w:val="99"/>
     <w:qFormat/>
     <w:rPr>
@@ -11065,65 +10748,61 @@
       <w:szCs w:val="24"/>
     </w:rPr>
   </w:style>
-  <w:style w:type="paragraph" w:customStyle="1" w:styleId="12">
+  <w:style w:type="paragraph" w:customStyle="1" w:styleId="1">
     <w:name w:val="！正文段落（1）"/>
-    <w:basedOn w:val="affc"/>
+    <w:basedOn w:val="afff"/>
     <w:uiPriority w:val="99"/>
-    <w:qFormat/>
     <w:pPr>
       <w:numPr>
         <w:numId w:val="9"/>
       </w:numPr>
-      <w:ind w:firstLineChars="0"/>
+      <w:ind w:firstLineChars="0" w:firstLine="0"/>
     </w:pPr>
   </w:style>
-  <w:style w:type="paragraph" w:customStyle="1" w:styleId="affd">
+  <w:style w:type="paragraph" w:customStyle="1" w:styleId="a">
     <w:name w:val="！正文段落（一）"/>
-    <w:basedOn w:val="affc"/>
+    <w:basedOn w:val="afff"/>
     <w:pPr>
       <w:numPr>
         <w:numId w:val="10"/>
       </w:numPr>
       <w:spacing w:before="100" w:beforeAutospacing="1" w:after="100" w:afterAutospacing="1"/>
-      <w:ind w:firstLineChars="0"/>
+      <w:ind w:firstLineChars="0" w:firstLine="0"/>
     </w:pPr>
     <w:rPr>
       <w:kern w:val="0"/>
       <w:szCs w:val="28"/>
     </w:rPr>
   </w:style>
-  <w:style w:type="paragraph" w:customStyle="1" w:styleId="13">
+  <w:style w:type="paragraph" w:customStyle="1" w:styleId="10">
     <w:name w:val="！正文段落1."/>
-    <w:basedOn w:val="affc"/>
-    <w:qFormat/>
+    <w:basedOn w:val="afff"/>
     <w:pPr>
       <w:numPr>
         <w:numId w:val="11"/>
       </w:numPr>
-      <w:ind w:firstLineChars="0"/>
+      <w:ind w:firstLineChars="0" w:firstLine="0"/>
     </w:pPr>
   </w:style>
   <w:style w:type="paragraph" w:customStyle="1" w:styleId="X">
     <w:name w:val="！正文段落X条"/>
-    <w:basedOn w:val="affc"/>
+    <w:basedOn w:val="afff"/>
     <w:uiPriority w:val="99"/>
-    <w:qFormat/>
     <w:pPr>
       <w:numPr>
         <w:numId w:val="12"/>
       </w:numPr>
       <w:spacing w:before="100" w:beforeAutospacing="1" w:after="100" w:afterAutospacing="1"/>
-      <w:ind w:firstLineChars="0"/>
+      <w:ind w:firstLineChars="0" w:firstLine="0"/>
       <w:jc w:val="left"/>
     </w:pPr>
     <w:rPr>
       <w:szCs w:val="28"/>
     </w:rPr>
   </w:style>
-  <w:style w:type="paragraph" w:customStyle="1" w:styleId="affe">
+  <w:style w:type="paragraph" w:customStyle="1" w:styleId="afff0">
     <w:name w:val="！正文段落大间距"/>
-    <w:basedOn w:val="a"/>
-    <w:qFormat/>
+    <w:basedOn w:val="a2"/>
     <w:pPr>
       <w:adjustRightInd w:val="0"/>
       <w:snapToGrid w:val="0"/>
@@ -11136,35 +10815,33 @@
       <w:szCs w:val="28"/>
     </w:rPr>
   </w:style>
-  <w:style w:type="paragraph" w:customStyle="1" w:styleId="afff">
+  <w:style w:type="paragraph" w:customStyle="1" w:styleId="a0">
     <w:name w:val="！正文段落带序号"/>
-    <w:basedOn w:val="affc"/>
-    <w:next w:val="22"/>
-    <w:qFormat/>
+    <w:basedOn w:val="afff"/>
+    <w:next w:val="25"/>
     <w:pPr>
       <w:widowControl w:val="0"/>
       <w:numPr>
         <w:numId w:val="13"/>
       </w:numPr>
       <w:spacing w:before="0" w:after="0" w:line="240" w:lineRule="auto"/>
-      <w:ind w:firstLineChars="0"/>
+      <w:ind w:firstLineChars="0" w:firstLine="0"/>
     </w:pPr>
     <w:rPr>
       <w:sz w:val="28"/>
     </w:rPr>
   </w:style>
-  <w:style w:type="paragraph" w:customStyle="1" w:styleId="afff0">
+  <w:style w:type="paragraph" w:customStyle="1" w:styleId="afff1">
     <w:name w:val="！正文段落下划线"/>
-    <w:basedOn w:val="affc"/>
-    <w:link w:val="afff1"/>
-    <w:qFormat/>
+    <w:basedOn w:val="afff"/>
+    <w:link w:val="afff2"/>
     <w:rPr>
       <w:u w:val="single"/>
     </w:rPr>
   </w:style>
-  <w:style w:type="character" w:customStyle="1" w:styleId="afff1">
+  <w:style w:type="character" w:customStyle="1" w:styleId="afff2">
     <w:name w:val="！正文段落下划线 字符"/>
-    <w:link w:val="afff0"/>
+    <w:link w:val="afff1"/>
     <w:rPr>
       <w:rFonts w:eastAsia="仿宋_GB2312"/>
       <w:spacing w:val="10"/>
@@ -11174,11 +10851,10 @@
       <w:u w:val="single"/>
     </w:rPr>
   </w:style>
-  <w:style w:type="paragraph" w:customStyle="1" w:styleId="afff2">
+  <w:style w:type="paragraph" w:customStyle="1" w:styleId="a1">
     <w:name w:val="！正文段落一"/>
-    <w:basedOn w:val="affc"/>
-    <w:next w:val="affc"/>
-    <w:qFormat/>
+    <w:basedOn w:val="afff"/>
+    <w:next w:val="afff"/>
     <w:pPr>
       <w:numPr>
         <w:numId w:val="14"/>
@@ -11187,7 +10863,7 @@
   </w:style>
   <w:style w:type="paragraph" w:customStyle="1" w:styleId="afff3">
     <w:name w:val="！正文段落右"/>
-    <w:basedOn w:val="affc"/>
+    <w:basedOn w:val="afff"/>
     <w:pPr>
       <w:spacing w:before="0" w:after="0" w:line="240" w:lineRule="auto"/>
       <w:ind w:firstLine="200"/>
@@ -11203,9 +10879,8 @@
   </w:style>
   <w:style w:type="paragraph" w:customStyle="1" w:styleId="afff4">
     <w:name w:val="！表格文字带下划线"/>
-    <w:basedOn w:val="afc"/>
+    <w:basedOn w:val="aff"/>
     <w:link w:val="afff5"/>
-    <w:qFormat/>
     <w:rPr>
       <w:u w:val="single"/>
     </w:rPr>
@@ -11221,7 +10896,7 @@
   </w:style>
   <w:style w:type="character" w:customStyle="1" w:styleId="27">
     <w:name w:val="正文文本首行缩进 2 字符"/>
-    <w:basedOn w:val="a7"/>
+    <w:basedOn w:val="aa"/>
     <w:rPr>
       <w:rFonts w:ascii="仿宋_GB2312" w:eastAsia="仿宋_GB2312" w:cs="仿宋_GB2312" w:hint="eastAsia"/>
       <w:kern w:val="2"/>
@@ -11231,7 +10906,7 @@
   </w:style>
   <w:style w:type="paragraph" w:customStyle="1" w:styleId="afff6">
     <w:name w:val="！文档正文居中"/>
-    <w:basedOn w:val="a"/>
+    <w:basedOn w:val="a2"/>
     <w:pPr>
       <w:widowControl/>
       <w:spacing w:before="120" w:after="100" w:afterAutospacing="1"/>
@@ -11244,7 +10919,7 @@
   </w:style>
   <w:style w:type="character" w:customStyle="1" w:styleId="Char0">
     <w:name w:val="！表格左对齐 Char"/>
-    <w:basedOn w:val="a0"/>
+    <w:basedOn w:val="a3"/>
     <w:rPr>
       <w:kern w:val="2"/>
       <w:sz w:val="18"/>

--- a/se/file/雷瑞仪-张树彬-授课计划（公共课、专业基础课用）.docx
+++ b/se/file/雷瑞仪-张树彬-授课计划（公共课、专业基础课用）.docx
@@ -567,6 +567,22 @@
               <w:t>雷瑞仪</w:t>
             </w:r>
             <w:proofErr w:type="gramEnd"/>
+            <w:r>
+              <w:rPr>
+                <w:rFonts w:hint="eastAsia"/>
+                <w:sz w:val="28"/>
+                <w:szCs w:val="28"/>
+              </w:rPr>
+              <w:t xml:space="preserve"> </w:t>
+            </w:r>
+            <w:r>
+              <w:rPr>
+                <w:rFonts w:hint="eastAsia"/>
+                <w:sz w:val="28"/>
+                <w:szCs w:val="28"/>
+              </w:rPr>
+              <w:t>张树彬</w:t>
+            </w:r>
           </w:p>
         </w:tc>
       </w:tr>
@@ -2374,18 +2390,18 @@
         <w:tblLook w:val="04A0" w:firstRow="1" w:lastRow="0" w:firstColumn="1" w:lastColumn="0" w:noHBand="0" w:noVBand="1"/>
       </w:tblPr>
       <w:tblGrid>
-        <w:gridCol w:w="666"/>
-        <w:gridCol w:w="2526"/>
-        <w:gridCol w:w="666"/>
-        <w:gridCol w:w="666"/>
-        <w:gridCol w:w="1544"/>
-        <w:gridCol w:w="1763"/>
-        <w:gridCol w:w="663"/>
+        <w:gridCol w:w="642"/>
+        <w:gridCol w:w="2540"/>
+        <w:gridCol w:w="642"/>
+        <w:gridCol w:w="642"/>
+        <w:gridCol w:w="1485"/>
+        <w:gridCol w:w="1695"/>
+        <w:gridCol w:w="848"/>
       </w:tblGrid>
       <w:tr>
         <w:tc>
           <w:tcPr>
-            <w:tcW w:w="392" w:type="pct"/>
+            <w:tcW w:w="378" w:type="pct"/>
             <w:vAlign w:val="center"/>
           </w:tcPr>
           <w:p>
@@ -2416,7 +2432,7 @@
         </w:tc>
         <w:tc>
           <w:tcPr>
-            <w:tcW w:w="1487" w:type="pct"/>
+            <w:tcW w:w="1495" w:type="pct"/>
             <w:vAlign w:val="center"/>
           </w:tcPr>
           <w:p>
@@ -2465,7 +2481,7 @@
         </w:tc>
         <w:tc>
           <w:tcPr>
-            <w:tcW w:w="392" w:type="pct"/>
+            <w:tcW w:w="378" w:type="pct"/>
             <w:vAlign w:val="center"/>
           </w:tcPr>
           <w:p>
@@ -2515,7 +2531,7 @@
         </w:tc>
         <w:tc>
           <w:tcPr>
-            <w:tcW w:w="392" w:type="pct"/>
+            <w:tcW w:w="378" w:type="pct"/>
             <w:vAlign w:val="center"/>
           </w:tcPr>
           <w:p>
@@ -2565,7 +2581,7 @@
         </w:tc>
         <w:tc>
           <w:tcPr>
-            <w:tcW w:w="909" w:type="pct"/>
+            <w:tcW w:w="874" w:type="pct"/>
             <w:vAlign w:val="center"/>
           </w:tcPr>
           <w:p>
@@ -2632,7 +2648,7 @@
         </w:tc>
         <w:tc>
           <w:tcPr>
-            <w:tcW w:w="1038" w:type="pct"/>
+            <w:tcW w:w="998" w:type="pct"/>
             <w:vAlign w:val="center"/>
           </w:tcPr>
           <w:p>
@@ -2660,7 +2676,7 @@
         </w:tc>
         <w:tc>
           <w:tcPr>
-            <w:tcW w:w="390" w:type="pct"/>
+            <w:tcW w:w="501" w:type="pct"/>
             <w:vAlign w:val="center"/>
           </w:tcPr>
           <w:p>
@@ -2690,7 +2706,7 @@
       <w:tr>
         <w:tc>
           <w:tcPr>
-            <w:tcW w:w="392" w:type="pct"/>
+            <w:tcW w:w="378" w:type="pct"/>
             <w:vAlign w:val="center"/>
           </w:tcPr>
           <w:p>
@@ -2713,7 +2729,7 @@
         </w:tc>
         <w:tc>
           <w:tcPr>
-            <w:tcW w:w="1487" w:type="pct"/>
+            <w:tcW w:w="1495" w:type="pct"/>
             <w:vAlign w:val="center"/>
           </w:tcPr>
           <w:p>
@@ -2735,7 +2751,7 @@
         </w:tc>
         <w:tc>
           <w:tcPr>
-            <w:tcW w:w="392" w:type="pct"/>
+            <w:tcW w:w="378" w:type="pct"/>
             <w:vAlign w:val="center"/>
           </w:tcPr>
           <w:p>
@@ -2758,7 +2774,7 @@
         </w:tc>
         <w:tc>
           <w:tcPr>
-            <w:tcW w:w="392" w:type="pct"/>
+            <w:tcW w:w="378" w:type="pct"/>
             <w:vAlign w:val="center"/>
           </w:tcPr>
           <w:p>
@@ -2795,7 +2811,7 @@
         </w:tc>
         <w:tc>
           <w:tcPr>
-            <w:tcW w:w="909" w:type="pct"/>
+            <w:tcW w:w="874" w:type="pct"/>
             <w:vAlign w:val="center"/>
           </w:tcPr>
           <w:p>
@@ -2832,7 +2848,7 @@
         </w:tc>
         <w:tc>
           <w:tcPr>
-            <w:tcW w:w="1038" w:type="pct"/>
+            <w:tcW w:w="998" w:type="pct"/>
             <w:vAlign w:val="center"/>
           </w:tcPr>
           <w:p>
@@ -2854,26 +2870,31 @@
         </w:tc>
         <w:tc>
           <w:tcPr>
-            <w:tcW w:w="390" w:type="pct"/>
-            <w:vAlign w:val="center"/>
-          </w:tcPr>
-          <w:p>
-            <w:pPr>
-              <w:adjustRightInd w:val="0"/>
-              <w:snapToGrid w:val="0"/>
-              <w:jc w:val="center"/>
-              <w:rPr>
-                <w:szCs w:val="21"/>
-                <w:lang w:bidi="ar"/>
-              </w:rPr>
-            </w:pPr>
+            <w:tcW w:w="501" w:type="pct"/>
+          </w:tcPr>
+          <w:p>
+            <w:pPr>
+              <w:adjustRightInd w:val="0"/>
+              <w:snapToGrid w:val="0"/>
+              <w:jc w:val="center"/>
+              <w:rPr>
+                <w:rFonts w:hint="eastAsia"/>
+                <w:szCs w:val="21"/>
+                <w:lang w:bidi="ar"/>
+              </w:rPr>
+            </w:pPr>
+            <w:proofErr w:type="gramStart"/>
+            <w:r>
+              <w:t>雷瑞仪</w:t>
+            </w:r>
+            <w:proofErr w:type="gramEnd"/>
           </w:p>
         </w:tc>
       </w:tr>
       <w:tr>
         <w:tc>
           <w:tcPr>
-            <w:tcW w:w="392" w:type="pct"/>
+            <w:tcW w:w="378" w:type="pct"/>
             <w:vAlign w:val="center"/>
           </w:tcPr>
           <w:p>
@@ -2896,7 +2917,7 @@
         </w:tc>
         <w:tc>
           <w:tcPr>
-            <w:tcW w:w="1487" w:type="pct"/>
+            <w:tcW w:w="1495" w:type="pct"/>
             <w:vAlign w:val="center"/>
           </w:tcPr>
           <w:p>
@@ -2957,7 +2978,7 @@
         </w:tc>
         <w:tc>
           <w:tcPr>
-            <w:tcW w:w="392" w:type="pct"/>
+            <w:tcW w:w="378" w:type="pct"/>
             <w:vAlign w:val="center"/>
           </w:tcPr>
           <w:p>
@@ -2980,7 +3001,7 @@
         </w:tc>
         <w:tc>
           <w:tcPr>
-            <w:tcW w:w="392" w:type="pct"/>
+            <w:tcW w:w="378" w:type="pct"/>
             <w:vAlign w:val="center"/>
           </w:tcPr>
           <w:p>
@@ -3017,7 +3038,7 @@
         </w:tc>
         <w:tc>
           <w:tcPr>
-            <w:tcW w:w="909" w:type="pct"/>
+            <w:tcW w:w="874" w:type="pct"/>
             <w:vAlign w:val="center"/>
           </w:tcPr>
           <w:p>
@@ -3054,7 +3075,7 @@
         </w:tc>
         <w:tc>
           <w:tcPr>
-            <w:tcW w:w="1038" w:type="pct"/>
+            <w:tcW w:w="998" w:type="pct"/>
             <w:vAlign w:val="center"/>
           </w:tcPr>
           <w:p>
@@ -3091,26 +3112,30 @@
         </w:tc>
         <w:tc>
           <w:tcPr>
-            <w:tcW w:w="390" w:type="pct"/>
-            <w:vAlign w:val="center"/>
-          </w:tcPr>
-          <w:p>
-            <w:pPr>
-              <w:adjustRightInd w:val="0"/>
-              <w:snapToGrid w:val="0"/>
-              <w:jc w:val="center"/>
-              <w:rPr>
-                <w:szCs w:val="21"/>
-                <w:lang w:bidi="ar"/>
-              </w:rPr>
-            </w:pPr>
+            <w:tcW w:w="501" w:type="pct"/>
+          </w:tcPr>
+          <w:p>
+            <w:pPr>
+              <w:adjustRightInd w:val="0"/>
+              <w:snapToGrid w:val="0"/>
+              <w:jc w:val="center"/>
+              <w:rPr>
+                <w:szCs w:val="21"/>
+                <w:lang w:bidi="ar"/>
+              </w:rPr>
+            </w:pPr>
+            <w:proofErr w:type="gramStart"/>
+            <w:r>
+              <w:t>雷瑞仪</w:t>
+            </w:r>
+            <w:proofErr w:type="gramEnd"/>
           </w:p>
         </w:tc>
       </w:tr>
       <w:tr>
         <w:tc>
           <w:tcPr>
-            <w:tcW w:w="392" w:type="pct"/>
+            <w:tcW w:w="378" w:type="pct"/>
             <w:vAlign w:val="center"/>
           </w:tcPr>
           <w:p>
@@ -3133,7 +3158,7 @@
         </w:tc>
         <w:tc>
           <w:tcPr>
-            <w:tcW w:w="1487" w:type="pct"/>
+            <w:tcW w:w="1495" w:type="pct"/>
             <w:vAlign w:val="center"/>
           </w:tcPr>
           <w:p>
@@ -3156,7 +3181,7 @@
         </w:tc>
         <w:tc>
           <w:tcPr>
-            <w:tcW w:w="392" w:type="pct"/>
+            <w:tcW w:w="378" w:type="pct"/>
             <w:vAlign w:val="center"/>
           </w:tcPr>
           <w:p>
@@ -3179,7 +3204,7 @@
         </w:tc>
         <w:tc>
           <w:tcPr>
-            <w:tcW w:w="392" w:type="pct"/>
+            <w:tcW w:w="378" w:type="pct"/>
             <w:vAlign w:val="center"/>
           </w:tcPr>
           <w:p>
@@ -3216,7 +3241,7 @@
         </w:tc>
         <w:tc>
           <w:tcPr>
-            <w:tcW w:w="909" w:type="pct"/>
+            <w:tcW w:w="874" w:type="pct"/>
             <w:vAlign w:val="center"/>
           </w:tcPr>
           <w:p>
@@ -3253,7 +3278,7 @@
         </w:tc>
         <w:tc>
           <w:tcPr>
-            <w:tcW w:w="1038" w:type="pct"/>
+            <w:tcW w:w="998" w:type="pct"/>
             <w:vAlign w:val="center"/>
           </w:tcPr>
           <w:p>
@@ -3290,26 +3315,30 @@
         </w:tc>
         <w:tc>
           <w:tcPr>
-            <w:tcW w:w="390" w:type="pct"/>
-            <w:vAlign w:val="center"/>
-          </w:tcPr>
-          <w:p>
-            <w:pPr>
-              <w:adjustRightInd w:val="0"/>
-              <w:snapToGrid w:val="0"/>
-              <w:jc w:val="center"/>
-              <w:rPr>
-                <w:szCs w:val="21"/>
-                <w:lang w:bidi="ar"/>
-              </w:rPr>
-            </w:pPr>
+            <w:tcW w:w="501" w:type="pct"/>
+          </w:tcPr>
+          <w:p>
+            <w:pPr>
+              <w:adjustRightInd w:val="0"/>
+              <w:snapToGrid w:val="0"/>
+              <w:jc w:val="center"/>
+              <w:rPr>
+                <w:szCs w:val="21"/>
+                <w:lang w:bidi="ar"/>
+              </w:rPr>
+            </w:pPr>
+            <w:proofErr w:type="gramStart"/>
+            <w:r>
+              <w:t>雷瑞仪</w:t>
+            </w:r>
+            <w:proofErr w:type="gramEnd"/>
           </w:p>
         </w:tc>
       </w:tr>
       <w:tr>
         <w:tc>
           <w:tcPr>
-            <w:tcW w:w="392" w:type="pct"/>
+            <w:tcW w:w="378" w:type="pct"/>
             <w:vAlign w:val="center"/>
           </w:tcPr>
           <w:p>
@@ -3332,7 +3361,7 @@
         </w:tc>
         <w:tc>
           <w:tcPr>
-            <w:tcW w:w="1487" w:type="pct"/>
+            <w:tcW w:w="1495" w:type="pct"/>
             <w:vAlign w:val="center"/>
           </w:tcPr>
           <w:p>
@@ -3366,7 +3395,7 @@
         </w:tc>
         <w:tc>
           <w:tcPr>
-            <w:tcW w:w="392" w:type="pct"/>
+            <w:tcW w:w="378" w:type="pct"/>
             <w:vAlign w:val="center"/>
           </w:tcPr>
           <w:p>
@@ -3389,7 +3418,7 @@
         </w:tc>
         <w:tc>
           <w:tcPr>
-            <w:tcW w:w="392" w:type="pct"/>
+            <w:tcW w:w="378" w:type="pct"/>
             <w:vAlign w:val="center"/>
           </w:tcPr>
           <w:p>
@@ -3426,7 +3455,7 @@
         </w:tc>
         <w:tc>
           <w:tcPr>
-            <w:tcW w:w="909" w:type="pct"/>
+            <w:tcW w:w="874" w:type="pct"/>
             <w:vAlign w:val="center"/>
           </w:tcPr>
           <w:p>
@@ -3463,7 +3492,7 @@
         </w:tc>
         <w:tc>
           <w:tcPr>
-            <w:tcW w:w="1038" w:type="pct"/>
+            <w:tcW w:w="998" w:type="pct"/>
             <w:vAlign w:val="center"/>
           </w:tcPr>
           <w:p>
@@ -3506,26 +3535,30 @@
         </w:tc>
         <w:tc>
           <w:tcPr>
-            <w:tcW w:w="390" w:type="pct"/>
-            <w:vAlign w:val="center"/>
-          </w:tcPr>
-          <w:p>
-            <w:pPr>
-              <w:adjustRightInd w:val="0"/>
-              <w:snapToGrid w:val="0"/>
-              <w:jc w:val="center"/>
-              <w:rPr>
-                <w:szCs w:val="21"/>
-                <w:lang w:bidi="ar"/>
-              </w:rPr>
-            </w:pPr>
+            <w:tcW w:w="501" w:type="pct"/>
+          </w:tcPr>
+          <w:p>
+            <w:pPr>
+              <w:adjustRightInd w:val="0"/>
+              <w:snapToGrid w:val="0"/>
+              <w:jc w:val="center"/>
+              <w:rPr>
+                <w:szCs w:val="21"/>
+                <w:lang w:bidi="ar"/>
+              </w:rPr>
+            </w:pPr>
+            <w:proofErr w:type="gramStart"/>
+            <w:r>
+              <w:t>雷瑞仪</w:t>
+            </w:r>
+            <w:proofErr w:type="gramEnd"/>
           </w:p>
         </w:tc>
       </w:tr>
       <w:tr>
         <w:tc>
           <w:tcPr>
-            <w:tcW w:w="392" w:type="pct"/>
+            <w:tcW w:w="378" w:type="pct"/>
             <w:vAlign w:val="center"/>
           </w:tcPr>
           <w:p>
@@ -3548,7 +3581,7 @@
         </w:tc>
         <w:tc>
           <w:tcPr>
-            <w:tcW w:w="1487" w:type="pct"/>
+            <w:tcW w:w="1495" w:type="pct"/>
             <w:vAlign w:val="center"/>
           </w:tcPr>
           <w:p>
@@ -3570,7 +3603,7 @@
         </w:tc>
         <w:tc>
           <w:tcPr>
-            <w:tcW w:w="392" w:type="pct"/>
+            <w:tcW w:w="378" w:type="pct"/>
             <w:vAlign w:val="center"/>
           </w:tcPr>
           <w:p>
@@ -3593,7 +3626,7 @@
         </w:tc>
         <w:tc>
           <w:tcPr>
-            <w:tcW w:w="392" w:type="pct"/>
+            <w:tcW w:w="378" w:type="pct"/>
             <w:vAlign w:val="center"/>
           </w:tcPr>
           <w:p>
@@ -3630,7 +3663,7 @@
         </w:tc>
         <w:tc>
           <w:tcPr>
-            <w:tcW w:w="909" w:type="pct"/>
+            <w:tcW w:w="874" w:type="pct"/>
             <w:vAlign w:val="center"/>
           </w:tcPr>
           <w:p>
@@ -3667,7 +3700,7 @@
         </w:tc>
         <w:tc>
           <w:tcPr>
-            <w:tcW w:w="1038" w:type="pct"/>
+            <w:tcW w:w="998" w:type="pct"/>
             <w:vAlign w:val="center"/>
           </w:tcPr>
           <w:p>
@@ -3704,26 +3737,30 @@
         </w:tc>
         <w:tc>
           <w:tcPr>
-            <w:tcW w:w="390" w:type="pct"/>
-            <w:vAlign w:val="center"/>
-          </w:tcPr>
-          <w:p>
-            <w:pPr>
-              <w:adjustRightInd w:val="0"/>
-              <w:snapToGrid w:val="0"/>
-              <w:jc w:val="center"/>
-              <w:rPr>
-                <w:szCs w:val="21"/>
-                <w:lang w:bidi="ar"/>
-              </w:rPr>
-            </w:pPr>
+            <w:tcW w:w="501" w:type="pct"/>
+          </w:tcPr>
+          <w:p>
+            <w:pPr>
+              <w:adjustRightInd w:val="0"/>
+              <w:snapToGrid w:val="0"/>
+              <w:jc w:val="center"/>
+              <w:rPr>
+                <w:szCs w:val="21"/>
+                <w:lang w:bidi="ar"/>
+              </w:rPr>
+            </w:pPr>
+            <w:proofErr w:type="gramStart"/>
+            <w:r>
+              <w:t>雷瑞仪</w:t>
+            </w:r>
+            <w:proofErr w:type="gramEnd"/>
           </w:p>
         </w:tc>
       </w:tr>
       <w:tr>
         <w:tc>
           <w:tcPr>
-            <w:tcW w:w="392" w:type="pct"/>
+            <w:tcW w:w="378" w:type="pct"/>
             <w:vAlign w:val="center"/>
           </w:tcPr>
           <w:p>
@@ -3746,7 +3783,7 @@
         </w:tc>
         <w:tc>
           <w:tcPr>
-            <w:tcW w:w="1487" w:type="pct"/>
+            <w:tcW w:w="1495" w:type="pct"/>
             <w:vAlign w:val="center"/>
           </w:tcPr>
           <w:p>
@@ -3768,7 +3805,7 @@
         </w:tc>
         <w:tc>
           <w:tcPr>
-            <w:tcW w:w="392" w:type="pct"/>
+            <w:tcW w:w="378" w:type="pct"/>
             <w:vAlign w:val="center"/>
           </w:tcPr>
           <w:p>
@@ -3791,7 +3828,7 @@
         </w:tc>
         <w:tc>
           <w:tcPr>
-            <w:tcW w:w="392" w:type="pct"/>
+            <w:tcW w:w="378" w:type="pct"/>
             <w:vAlign w:val="center"/>
           </w:tcPr>
           <w:p>
@@ -3828,7 +3865,7 @@
         </w:tc>
         <w:tc>
           <w:tcPr>
-            <w:tcW w:w="909" w:type="pct"/>
+            <w:tcW w:w="874" w:type="pct"/>
             <w:vAlign w:val="center"/>
           </w:tcPr>
           <w:p>
@@ -3865,7 +3902,7 @@
         </w:tc>
         <w:tc>
           <w:tcPr>
-            <w:tcW w:w="1038" w:type="pct"/>
+            <w:tcW w:w="998" w:type="pct"/>
             <w:vAlign w:val="center"/>
           </w:tcPr>
           <w:p>
@@ -3887,26 +3924,30 @@
         </w:tc>
         <w:tc>
           <w:tcPr>
-            <w:tcW w:w="390" w:type="pct"/>
-            <w:vAlign w:val="center"/>
-          </w:tcPr>
-          <w:p>
-            <w:pPr>
-              <w:adjustRightInd w:val="0"/>
-              <w:snapToGrid w:val="0"/>
-              <w:jc w:val="center"/>
-              <w:rPr>
-                <w:szCs w:val="21"/>
-                <w:lang w:bidi="ar"/>
-              </w:rPr>
-            </w:pPr>
+            <w:tcW w:w="501" w:type="pct"/>
+          </w:tcPr>
+          <w:p>
+            <w:pPr>
+              <w:adjustRightInd w:val="0"/>
+              <w:snapToGrid w:val="0"/>
+              <w:jc w:val="center"/>
+              <w:rPr>
+                <w:szCs w:val="21"/>
+                <w:lang w:bidi="ar"/>
+              </w:rPr>
+            </w:pPr>
+            <w:proofErr w:type="gramStart"/>
+            <w:r>
+              <w:t>雷瑞仪</w:t>
+            </w:r>
+            <w:proofErr w:type="gramEnd"/>
           </w:p>
         </w:tc>
       </w:tr>
       <w:tr>
         <w:tc>
           <w:tcPr>
-            <w:tcW w:w="392" w:type="pct"/>
+            <w:tcW w:w="378" w:type="pct"/>
             <w:vAlign w:val="center"/>
           </w:tcPr>
           <w:p>
@@ -3945,7 +3986,7 @@
         </w:tc>
         <w:tc>
           <w:tcPr>
-            <w:tcW w:w="1487" w:type="pct"/>
+            <w:tcW w:w="1495" w:type="pct"/>
             <w:vAlign w:val="center"/>
           </w:tcPr>
           <w:p>
@@ -3982,7 +4023,7 @@
         </w:tc>
         <w:tc>
           <w:tcPr>
-            <w:tcW w:w="392" w:type="pct"/>
+            <w:tcW w:w="378" w:type="pct"/>
             <w:vAlign w:val="center"/>
           </w:tcPr>
           <w:p>
@@ -4005,7 +4046,7 @@
         </w:tc>
         <w:tc>
           <w:tcPr>
-            <w:tcW w:w="392" w:type="pct"/>
+            <w:tcW w:w="378" w:type="pct"/>
             <w:vAlign w:val="center"/>
           </w:tcPr>
           <w:p>
@@ -4042,7 +4083,7 @@
         </w:tc>
         <w:tc>
           <w:tcPr>
-            <w:tcW w:w="909" w:type="pct"/>
+            <w:tcW w:w="874" w:type="pct"/>
             <w:vAlign w:val="center"/>
           </w:tcPr>
           <w:p>
@@ -4079,24 +4120,9 @@
         </w:tc>
         <w:tc>
           <w:tcPr>
-            <w:tcW w:w="1038" w:type="pct"/>
-            <w:vAlign w:val="center"/>
-          </w:tcPr>
-          <w:p>
-            <w:pPr>
-              <w:adjustRightInd w:val="0"/>
-              <w:snapToGrid w:val="0"/>
-              <w:rPr>
-                <w:szCs w:val="21"/>
-              </w:rPr>
-            </w:pPr>
-            <w:r>
-              <w:rPr>
-                <w:szCs w:val="21"/>
-              </w:rPr>
-              <w:t>绘制</w:t>
-            </w:r>
-          </w:p>
+            <w:tcW w:w="998" w:type="pct"/>
+            <w:vAlign w:val="center"/>
+          </w:tcPr>
           <w:p>
             <w:pPr>
               <w:adjustRightInd w:val="0"/>
@@ -4122,26 +4148,35 @@
         </w:tc>
         <w:tc>
           <w:tcPr>
-            <w:tcW w:w="390" w:type="pct"/>
-            <w:vAlign w:val="center"/>
-          </w:tcPr>
-          <w:p>
-            <w:pPr>
-              <w:adjustRightInd w:val="0"/>
-              <w:snapToGrid w:val="0"/>
-              <w:jc w:val="center"/>
-              <w:rPr>
-                <w:szCs w:val="21"/>
-                <w:lang w:bidi="ar"/>
-              </w:rPr>
-            </w:pPr>
+            <w:tcW w:w="501" w:type="pct"/>
+            <w:vAlign w:val="center"/>
+          </w:tcPr>
+          <w:p>
+            <w:pPr>
+              <w:adjustRightInd w:val="0"/>
+              <w:snapToGrid w:val="0"/>
+              <w:jc w:val="center"/>
+              <w:rPr>
+                <w:rFonts w:hint="eastAsia"/>
+                <w:szCs w:val="21"/>
+                <w:lang w:bidi="ar"/>
+              </w:rPr>
+            </w:pPr>
+            <w:r>
+              <w:rPr>
+                <w:rFonts w:hint="eastAsia"/>
+                <w:szCs w:val="21"/>
+                <w:lang w:bidi="ar"/>
+              </w:rPr>
+              <w:t>张树彬</w:t>
+            </w:r>
           </w:p>
         </w:tc>
       </w:tr>
       <w:tr>
         <w:tc>
           <w:tcPr>
-            <w:tcW w:w="392" w:type="pct"/>
+            <w:tcW w:w="378" w:type="pct"/>
             <w:vAlign w:val="center"/>
           </w:tcPr>
           <w:p>
@@ -4180,7 +4215,7 @@
         </w:tc>
         <w:tc>
           <w:tcPr>
-            <w:tcW w:w="1487" w:type="pct"/>
+            <w:tcW w:w="1495" w:type="pct"/>
             <w:vAlign w:val="center"/>
           </w:tcPr>
           <w:p>
@@ -4217,7 +4252,7 @@
         </w:tc>
         <w:tc>
           <w:tcPr>
-            <w:tcW w:w="392" w:type="pct"/>
+            <w:tcW w:w="378" w:type="pct"/>
             <w:vAlign w:val="center"/>
           </w:tcPr>
           <w:p>
@@ -4240,7 +4275,7 @@
         </w:tc>
         <w:tc>
           <w:tcPr>
-            <w:tcW w:w="392" w:type="pct"/>
+            <w:tcW w:w="378" w:type="pct"/>
             <w:vAlign w:val="center"/>
           </w:tcPr>
           <w:p>
@@ -4277,7 +4312,7 @@
         </w:tc>
         <w:tc>
           <w:tcPr>
-            <w:tcW w:w="909" w:type="pct"/>
+            <w:tcW w:w="874" w:type="pct"/>
             <w:vAlign w:val="center"/>
           </w:tcPr>
           <w:p>
@@ -4314,24 +4349,9 @@
         </w:tc>
         <w:tc>
           <w:tcPr>
-            <w:tcW w:w="1038" w:type="pct"/>
-            <w:vAlign w:val="center"/>
-          </w:tcPr>
-          <w:p>
-            <w:pPr>
-              <w:adjustRightInd w:val="0"/>
-              <w:snapToGrid w:val="0"/>
-              <w:rPr>
-                <w:szCs w:val="21"/>
-              </w:rPr>
-            </w:pPr>
-            <w:r>
-              <w:rPr>
-                <w:szCs w:val="21"/>
-              </w:rPr>
-              <w:t>绘制</w:t>
-            </w:r>
-          </w:p>
+            <w:tcW w:w="998" w:type="pct"/>
+            <w:vAlign w:val="center"/>
+          </w:tcPr>
           <w:p>
             <w:pPr>
               <w:adjustRightInd w:val="0"/>
@@ -4351,26 +4371,33 @@
         </w:tc>
         <w:tc>
           <w:tcPr>
-            <w:tcW w:w="390" w:type="pct"/>
-            <w:vAlign w:val="center"/>
-          </w:tcPr>
-          <w:p>
-            <w:pPr>
-              <w:adjustRightInd w:val="0"/>
-              <w:snapToGrid w:val="0"/>
-              <w:jc w:val="center"/>
-              <w:rPr>
-                <w:szCs w:val="21"/>
-                <w:lang w:bidi="ar"/>
-              </w:rPr>
-            </w:pPr>
+            <w:tcW w:w="501" w:type="pct"/>
+          </w:tcPr>
+          <w:p>
+            <w:pPr>
+              <w:adjustRightInd w:val="0"/>
+              <w:snapToGrid w:val="0"/>
+              <w:jc w:val="center"/>
+              <w:rPr>
+                <w:szCs w:val="21"/>
+                <w:lang w:bidi="ar"/>
+              </w:rPr>
+            </w:pPr>
+            <w:r>
+              <w:rPr>
+                <w:rFonts w:hint="eastAsia"/>
+                <w:szCs w:val="21"/>
+                <w:lang w:bidi="ar"/>
+              </w:rPr>
+              <w:t>张树彬</w:t>
+            </w:r>
           </w:p>
         </w:tc>
       </w:tr>
       <w:tr>
         <w:tc>
           <w:tcPr>
-            <w:tcW w:w="392" w:type="pct"/>
+            <w:tcW w:w="378" w:type="pct"/>
             <w:vAlign w:val="center"/>
           </w:tcPr>
           <w:p>
@@ -4409,7 +4436,7 @@
         </w:tc>
         <w:tc>
           <w:tcPr>
-            <w:tcW w:w="1487" w:type="pct"/>
+            <w:tcW w:w="1495" w:type="pct"/>
             <w:vAlign w:val="center"/>
           </w:tcPr>
           <w:p>
@@ -4446,7 +4473,7 @@
         </w:tc>
         <w:tc>
           <w:tcPr>
-            <w:tcW w:w="392" w:type="pct"/>
+            <w:tcW w:w="378" w:type="pct"/>
             <w:vAlign w:val="center"/>
           </w:tcPr>
           <w:p>
@@ -4469,7 +4496,7 @@
         </w:tc>
         <w:tc>
           <w:tcPr>
-            <w:tcW w:w="392" w:type="pct"/>
+            <w:tcW w:w="378" w:type="pct"/>
             <w:vAlign w:val="center"/>
           </w:tcPr>
           <w:p>
@@ -4506,7 +4533,7 @@
         </w:tc>
         <w:tc>
           <w:tcPr>
-            <w:tcW w:w="909" w:type="pct"/>
+            <w:tcW w:w="874" w:type="pct"/>
             <w:vAlign w:val="center"/>
           </w:tcPr>
           <w:p>
@@ -4543,24 +4570,9 @@
         </w:tc>
         <w:tc>
           <w:tcPr>
-            <w:tcW w:w="1038" w:type="pct"/>
-            <w:vAlign w:val="center"/>
-          </w:tcPr>
-          <w:p>
-            <w:pPr>
-              <w:adjustRightInd w:val="0"/>
-              <w:snapToGrid w:val="0"/>
-              <w:rPr>
-                <w:szCs w:val="21"/>
-              </w:rPr>
-            </w:pPr>
-            <w:r>
-              <w:rPr>
-                <w:szCs w:val="21"/>
-              </w:rPr>
-              <w:t>绘制</w:t>
-            </w:r>
-          </w:p>
+            <w:tcW w:w="998" w:type="pct"/>
+            <w:vAlign w:val="center"/>
+          </w:tcPr>
           <w:p>
             <w:pPr>
               <w:adjustRightInd w:val="0"/>
@@ -4580,26 +4592,33 @@
         </w:tc>
         <w:tc>
           <w:tcPr>
-            <w:tcW w:w="390" w:type="pct"/>
-            <w:vAlign w:val="center"/>
-          </w:tcPr>
-          <w:p>
-            <w:pPr>
-              <w:adjustRightInd w:val="0"/>
-              <w:snapToGrid w:val="0"/>
-              <w:jc w:val="center"/>
-              <w:rPr>
-                <w:szCs w:val="21"/>
-                <w:lang w:bidi="ar"/>
-              </w:rPr>
-            </w:pPr>
+            <w:tcW w:w="501" w:type="pct"/>
+          </w:tcPr>
+          <w:p>
+            <w:pPr>
+              <w:adjustRightInd w:val="0"/>
+              <w:snapToGrid w:val="0"/>
+              <w:jc w:val="center"/>
+              <w:rPr>
+                <w:szCs w:val="21"/>
+                <w:lang w:bidi="ar"/>
+              </w:rPr>
+            </w:pPr>
+            <w:r>
+              <w:rPr>
+                <w:rFonts w:hint="eastAsia"/>
+                <w:szCs w:val="21"/>
+                <w:lang w:bidi="ar"/>
+              </w:rPr>
+              <w:t>张树彬</w:t>
+            </w:r>
           </w:p>
         </w:tc>
       </w:tr>
       <w:tr>
         <w:tc>
           <w:tcPr>
-            <w:tcW w:w="392" w:type="pct"/>
+            <w:tcW w:w="378" w:type="pct"/>
             <w:vAlign w:val="center"/>
           </w:tcPr>
           <w:p>
@@ -4638,7 +4657,7 @@
         </w:tc>
         <w:tc>
           <w:tcPr>
-            <w:tcW w:w="1487" w:type="pct"/>
+            <w:tcW w:w="1495" w:type="pct"/>
             <w:vAlign w:val="center"/>
           </w:tcPr>
           <w:p>
@@ -4675,7 +4694,7 @@
         </w:tc>
         <w:tc>
           <w:tcPr>
-            <w:tcW w:w="392" w:type="pct"/>
+            <w:tcW w:w="378" w:type="pct"/>
             <w:vAlign w:val="center"/>
           </w:tcPr>
           <w:p>
@@ -4698,7 +4717,7 @@
         </w:tc>
         <w:tc>
           <w:tcPr>
-            <w:tcW w:w="392" w:type="pct"/>
+            <w:tcW w:w="378" w:type="pct"/>
             <w:vAlign w:val="center"/>
           </w:tcPr>
           <w:p>
@@ -4735,7 +4754,7 @@
         </w:tc>
         <w:tc>
           <w:tcPr>
-            <w:tcW w:w="909" w:type="pct"/>
+            <w:tcW w:w="874" w:type="pct"/>
             <w:vAlign w:val="center"/>
           </w:tcPr>
           <w:p>
@@ -4772,7 +4791,7 @@
         </w:tc>
         <w:tc>
           <w:tcPr>
-            <w:tcW w:w="1038" w:type="pct"/>
+            <w:tcW w:w="998" w:type="pct"/>
             <w:vAlign w:val="center"/>
           </w:tcPr>
           <w:p>
@@ -4794,26 +4813,33 @@
         </w:tc>
         <w:tc>
           <w:tcPr>
-            <w:tcW w:w="390" w:type="pct"/>
-            <w:vAlign w:val="center"/>
-          </w:tcPr>
-          <w:p>
-            <w:pPr>
-              <w:adjustRightInd w:val="0"/>
-              <w:snapToGrid w:val="0"/>
-              <w:jc w:val="center"/>
-              <w:rPr>
-                <w:szCs w:val="21"/>
-                <w:lang w:bidi="ar"/>
-              </w:rPr>
-            </w:pPr>
+            <w:tcW w:w="501" w:type="pct"/>
+          </w:tcPr>
+          <w:p>
+            <w:pPr>
+              <w:adjustRightInd w:val="0"/>
+              <w:snapToGrid w:val="0"/>
+              <w:jc w:val="center"/>
+              <w:rPr>
+                <w:szCs w:val="21"/>
+                <w:lang w:bidi="ar"/>
+              </w:rPr>
+            </w:pPr>
+            <w:r>
+              <w:rPr>
+                <w:rFonts w:hint="eastAsia"/>
+                <w:szCs w:val="21"/>
+                <w:lang w:bidi="ar"/>
+              </w:rPr>
+              <w:t>张树彬</w:t>
+            </w:r>
           </w:p>
         </w:tc>
       </w:tr>
       <w:tr>
         <w:tc>
           <w:tcPr>
-            <w:tcW w:w="392" w:type="pct"/>
+            <w:tcW w:w="378" w:type="pct"/>
             <w:vAlign w:val="center"/>
           </w:tcPr>
           <w:p>
@@ -4852,7 +4878,7 @@
         </w:tc>
         <w:tc>
           <w:tcPr>
-            <w:tcW w:w="1487" w:type="pct"/>
+            <w:tcW w:w="1495" w:type="pct"/>
             <w:vAlign w:val="center"/>
           </w:tcPr>
           <w:p>
@@ -4889,7 +4915,7 @@
         </w:tc>
         <w:tc>
           <w:tcPr>
-            <w:tcW w:w="392" w:type="pct"/>
+            <w:tcW w:w="378" w:type="pct"/>
             <w:vAlign w:val="center"/>
           </w:tcPr>
           <w:p>
@@ -4912,7 +4938,7 @@
         </w:tc>
         <w:tc>
           <w:tcPr>
-            <w:tcW w:w="392" w:type="pct"/>
+            <w:tcW w:w="378" w:type="pct"/>
             <w:vAlign w:val="center"/>
           </w:tcPr>
           <w:p>
@@ -4949,7 +4975,7 @@
         </w:tc>
         <w:tc>
           <w:tcPr>
-            <w:tcW w:w="909" w:type="pct"/>
+            <w:tcW w:w="874" w:type="pct"/>
             <w:vAlign w:val="center"/>
           </w:tcPr>
           <w:p>
@@ -4986,7 +5012,7 @@
         </w:tc>
         <w:tc>
           <w:tcPr>
-            <w:tcW w:w="1038" w:type="pct"/>
+            <w:tcW w:w="998" w:type="pct"/>
             <w:vAlign w:val="center"/>
           </w:tcPr>
           <w:p>
@@ -5008,26 +5034,33 @@
         </w:tc>
         <w:tc>
           <w:tcPr>
-            <w:tcW w:w="390" w:type="pct"/>
-            <w:vAlign w:val="center"/>
-          </w:tcPr>
-          <w:p>
-            <w:pPr>
-              <w:adjustRightInd w:val="0"/>
-              <w:snapToGrid w:val="0"/>
-              <w:jc w:val="center"/>
-              <w:rPr>
-                <w:szCs w:val="21"/>
-                <w:lang w:bidi="ar"/>
-              </w:rPr>
-            </w:pPr>
+            <w:tcW w:w="501" w:type="pct"/>
+          </w:tcPr>
+          <w:p>
+            <w:pPr>
+              <w:adjustRightInd w:val="0"/>
+              <w:snapToGrid w:val="0"/>
+              <w:jc w:val="center"/>
+              <w:rPr>
+                <w:szCs w:val="21"/>
+                <w:lang w:bidi="ar"/>
+              </w:rPr>
+            </w:pPr>
+            <w:r>
+              <w:rPr>
+                <w:rFonts w:hint="eastAsia"/>
+                <w:szCs w:val="21"/>
+                <w:lang w:bidi="ar"/>
+              </w:rPr>
+              <w:t>张树彬</w:t>
+            </w:r>
           </w:p>
         </w:tc>
       </w:tr>
       <w:tr>
         <w:tc>
           <w:tcPr>
-            <w:tcW w:w="392" w:type="pct"/>
+            <w:tcW w:w="378" w:type="pct"/>
             <w:vAlign w:val="center"/>
           </w:tcPr>
           <w:p>
@@ -5066,7 +5099,7 @@
         </w:tc>
         <w:tc>
           <w:tcPr>
-            <w:tcW w:w="1487" w:type="pct"/>
+            <w:tcW w:w="1495" w:type="pct"/>
             <w:vAlign w:val="center"/>
           </w:tcPr>
           <w:p>
@@ -5103,7 +5136,7 @@
         </w:tc>
         <w:tc>
           <w:tcPr>
-            <w:tcW w:w="392" w:type="pct"/>
+            <w:tcW w:w="378" w:type="pct"/>
             <w:vAlign w:val="center"/>
           </w:tcPr>
           <w:p>
@@ -5126,7 +5159,7 @@
         </w:tc>
         <w:tc>
           <w:tcPr>
-            <w:tcW w:w="392" w:type="pct"/>
+            <w:tcW w:w="378" w:type="pct"/>
             <w:vAlign w:val="center"/>
           </w:tcPr>
           <w:p>
@@ -5163,7 +5196,7 @@
         </w:tc>
         <w:tc>
           <w:tcPr>
-            <w:tcW w:w="909" w:type="pct"/>
+            <w:tcW w:w="874" w:type="pct"/>
             <w:vAlign w:val="center"/>
           </w:tcPr>
           <w:p>
@@ -5200,7 +5233,7 @@
         </w:tc>
         <w:tc>
           <w:tcPr>
-            <w:tcW w:w="1038" w:type="pct"/>
+            <w:tcW w:w="998" w:type="pct"/>
             <w:vAlign w:val="center"/>
           </w:tcPr>
           <w:p>
@@ -5249,26 +5282,33 @@
         </w:tc>
         <w:tc>
           <w:tcPr>
-            <w:tcW w:w="390" w:type="pct"/>
-            <w:vAlign w:val="center"/>
-          </w:tcPr>
-          <w:p>
-            <w:pPr>
-              <w:adjustRightInd w:val="0"/>
-              <w:snapToGrid w:val="0"/>
-              <w:jc w:val="center"/>
-              <w:rPr>
-                <w:szCs w:val="21"/>
-                <w:lang w:bidi="ar"/>
-              </w:rPr>
-            </w:pPr>
+            <w:tcW w:w="501" w:type="pct"/>
+          </w:tcPr>
+          <w:p>
+            <w:pPr>
+              <w:adjustRightInd w:val="0"/>
+              <w:snapToGrid w:val="0"/>
+              <w:jc w:val="center"/>
+              <w:rPr>
+                <w:szCs w:val="21"/>
+                <w:lang w:bidi="ar"/>
+              </w:rPr>
+            </w:pPr>
+            <w:r>
+              <w:rPr>
+                <w:rFonts w:hint="eastAsia"/>
+                <w:szCs w:val="21"/>
+                <w:lang w:bidi="ar"/>
+              </w:rPr>
+              <w:t>张树彬</w:t>
+            </w:r>
           </w:p>
         </w:tc>
       </w:tr>
       <w:tr>
         <w:tc>
           <w:tcPr>
-            <w:tcW w:w="392" w:type="pct"/>
+            <w:tcW w:w="378" w:type="pct"/>
             <w:vAlign w:val="center"/>
           </w:tcPr>
           <w:p>
@@ -5307,7 +5347,7 @@
         </w:tc>
         <w:tc>
           <w:tcPr>
-            <w:tcW w:w="1487" w:type="pct"/>
+            <w:tcW w:w="1495" w:type="pct"/>
             <w:vAlign w:val="center"/>
           </w:tcPr>
           <w:p>
@@ -5344,7 +5384,7 @@
         </w:tc>
         <w:tc>
           <w:tcPr>
-            <w:tcW w:w="392" w:type="pct"/>
+            <w:tcW w:w="378" w:type="pct"/>
             <w:vAlign w:val="center"/>
           </w:tcPr>
           <w:p>
@@ -5367,7 +5407,7 @@
         </w:tc>
         <w:tc>
           <w:tcPr>
-            <w:tcW w:w="392" w:type="pct"/>
+            <w:tcW w:w="378" w:type="pct"/>
             <w:vAlign w:val="center"/>
           </w:tcPr>
           <w:p>
@@ -5404,7 +5444,7 @@
         </w:tc>
         <w:tc>
           <w:tcPr>
-            <w:tcW w:w="909" w:type="pct"/>
+            <w:tcW w:w="874" w:type="pct"/>
             <w:vAlign w:val="center"/>
           </w:tcPr>
           <w:p>
@@ -5441,7 +5481,7 @@
         </w:tc>
         <w:tc>
           <w:tcPr>
-            <w:tcW w:w="1038" w:type="pct"/>
+            <w:tcW w:w="998" w:type="pct"/>
             <w:vAlign w:val="center"/>
           </w:tcPr>
           <w:p>
@@ -5502,26 +5542,33 @@
         </w:tc>
         <w:tc>
           <w:tcPr>
-            <w:tcW w:w="390" w:type="pct"/>
-            <w:vAlign w:val="center"/>
-          </w:tcPr>
-          <w:p>
-            <w:pPr>
-              <w:adjustRightInd w:val="0"/>
-              <w:snapToGrid w:val="0"/>
-              <w:jc w:val="center"/>
-              <w:rPr>
-                <w:szCs w:val="21"/>
-                <w:lang w:bidi="ar"/>
-              </w:rPr>
-            </w:pPr>
+            <w:tcW w:w="501" w:type="pct"/>
+          </w:tcPr>
+          <w:p>
+            <w:pPr>
+              <w:adjustRightInd w:val="0"/>
+              <w:snapToGrid w:val="0"/>
+              <w:jc w:val="center"/>
+              <w:rPr>
+                <w:szCs w:val="21"/>
+                <w:lang w:bidi="ar"/>
+              </w:rPr>
+            </w:pPr>
+            <w:r>
+              <w:rPr>
+                <w:rFonts w:hint="eastAsia"/>
+                <w:szCs w:val="21"/>
+                <w:lang w:bidi="ar"/>
+              </w:rPr>
+              <w:t>张树彬</w:t>
+            </w:r>
           </w:p>
         </w:tc>
       </w:tr>
       <w:tr>
         <w:tc>
           <w:tcPr>
-            <w:tcW w:w="392" w:type="pct"/>
+            <w:tcW w:w="378" w:type="pct"/>
             <w:vAlign w:val="center"/>
           </w:tcPr>
           <w:p>
@@ -5560,7 +5607,7 @@
         </w:tc>
         <w:tc>
           <w:tcPr>
-            <w:tcW w:w="1487" w:type="pct"/>
+            <w:tcW w:w="1495" w:type="pct"/>
             <w:vAlign w:val="center"/>
           </w:tcPr>
           <w:p>
@@ -5603,7 +5650,7 @@
         </w:tc>
         <w:tc>
           <w:tcPr>
-            <w:tcW w:w="392" w:type="pct"/>
+            <w:tcW w:w="378" w:type="pct"/>
             <w:vAlign w:val="center"/>
           </w:tcPr>
           <w:p>
@@ -5626,7 +5673,7 @@
         </w:tc>
         <w:tc>
           <w:tcPr>
-            <w:tcW w:w="392" w:type="pct"/>
+            <w:tcW w:w="378" w:type="pct"/>
             <w:vAlign w:val="center"/>
           </w:tcPr>
           <w:p>
@@ -5663,7 +5710,7 @@
         </w:tc>
         <w:tc>
           <w:tcPr>
-            <w:tcW w:w="909" w:type="pct"/>
+            <w:tcW w:w="874" w:type="pct"/>
             <w:vAlign w:val="center"/>
           </w:tcPr>
           <w:p>
@@ -5700,42 +5747,57 @@
         </w:tc>
         <w:tc>
           <w:tcPr>
-            <w:tcW w:w="1038" w:type="pct"/>
-            <w:vAlign w:val="center"/>
-          </w:tcPr>
-          <w:p>
-            <w:pPr>
-              <w:adjustRightInd w:val="0"/>
-              <w:snapToGrid w:val="0"/>
-              <w:rPr>
-                <w:szCs w:val="21"/>
-                <w:lang w:bidi="ar"/>
-              </w:rPr>
-            </w:pPr>
-          </w:p>
-        </w:tc>
-        <w:tc>
-          <w:tcPr>
-            <w:tcW w:w="390" w:type="pct"/>
-            <w:vAlign w:val="center"/>
-          </w:tcPr>
-          <w:p>
-            <w:pPr>
-              <w:adjustRightInd w:val="0"/>
-              <w:snapToGrid w:val="0"/>
-              <w:jc w:val="center"/>
-              <w:rPr>
-                <w:szCs w:val="21"/>
-                <w:lang w:bidi="ar"/>
-              </w:rPr>
-            </w:pPr>
+            <w:tcW w:w="998" w:type="pct"/>
+            <w:vAlign w:val="center"/>
+          </w:tcPr>
+          <w:p>
+            <w:pPr>
+              <w:adjustRightInd w:val="0"/>
+              <w:snapToGrid w:val="0"/>
+              <w:rPr>
+                <w:szCs w:val="21"/>
+                <w:lang w:bidi="ar"/>
+              </w:rPr>
+            </w:pPr>
+            <w:r>
+              <w:rPr>
+                <w:rFonts w:hint="eastAsia"/>
+                <w:szCs w:val="21"/>
+                <w:lang w:bidi="ar"/>
+              </w:rPr>
+              <w:t>用例图</w:t>
+            </w:r>
+          </w:p>
+        </w:tc>
+        <w:tc>
+          <w:tcPr>
+            <w:tcW w:w="501" w:type="pct"/>
+          </w:tcPr>
+          <w:p>
+            <w:pPr>
+              <w:adjustRightInd w:val="0"/>
+              <w:snapToGrid w:val="0"/>
+              <w:jc w:val="center"/>
+              <w:rPr>
+                <w:szCs w:val="21"/>
+                <w:lang w:bidi="ar"/>
+              </w:rPr>
+            </w:pPr>
+            <w:r>
+              <w:rPr>
+                <w:rFonts w:hint="eastAsia"/>
+                <w:szCs w:val="21"/>
+                <w:lang w:bidi="ar"/>
+              </w:rPr>
+              <w:t>张树彬</w:t>
+            </w:r>
           </w:p>
         </w:tc>
       </w:tr>
       <w:tr>
         <w:tc>
           <w:tcPr>
-            <w:tcW w:w="392" w:type="pct"/>
+            <w:tcW w:w="378" w:type="pct"/>
             <w:vAlign w:val="center"/>
           </w:tcPr>
           <w:p>
@@ -5774,7 +5836,7 @@
         </w:tc>
         <w:tc>
           <w:tcPr>
-            <w:tcW w:w="1487" w:type="pct"/>
+            <w:tcW w:w="1495" w:type="pct"/>
             <w:vAlign w:val="center"/>
           </w:tcPr>
           <w:p>
@@ -5817,7 +5879,7 @@
         </w:tc>
         <w:tc>
           <w:tcPr>
-            <w:tcW w:w="392" w:type="pct"/>
+            <w:tcW w:w="378" w:type="pct"/>
             <w:vAlign w:val="center"/>
           </w:tcPr>
           <w:p>
@@ -5840,7 +5902,7 @@
         </w:tc>
         <w:tc>
           <w:tcPr>
-            <w:tcW w:w="392" w:type="pct"/>
+            <w:tcW w:w="378" w:type="pct"/>
             <w:vAlign w:val="center"/>
           </w:tcPr>
           <w:p>
@@ -5877,7 +5939,7 @@
         </w:tc>
         <w:tc>
           <w:tcPr>
-            <w:tcW w:w="909" w:type="pct"/>
+            <w:tcW w:w="874" w:type="pct"/>
             <w:vAlign w:val="center"/>
           </w:tcPr>
           <w:p>
@@ -5914,42 +5976,57 @@
         </w:tc>
         <w:tc>
           <w:tcPr>
-            <w:tcW w:w="1038" w:type="pct"/>
-            <w:vAlign w:val="center"/>
-          </w:tcPr>
-          <w:p>
-            <w:pPr>
-              <w:adjustRightInd w:val="0"/>
-              <w:snapToGrid w:val="0"/>
-              <w:rPr>
-                <w:szCs w:val="21"/>
-                <w:lang w:bidi="ar"/>
-              </w:rPr>
-            </w:pPr>
-          </w:p>
-        </w:tc>
-        <w:tc>
-          <w:tcPr>
-            <w:tcW w:w="390" w:type="pct"/>
-            <w:vAlign w:val="center"/>
-          </w:tcPr>
-          <w:p>
-            <w:pPr>
-              <w:adjustRightInd w:val="0"/>
-              <w:snapToGrid w:val="0"/>
-              <w:jc w:val="center"/>
-              <w:rPr>
-                <w:szCs w:val="21"/>
-                <w:lang w:bidi="ar"/>
-              </w:rPr>
-            </w:pPr>
+            <w:tcW w:w="998" w:type="pct"/>
+            <w:vAlign w:val="center"/>
+          </w:tcPr>
+          <w:p>
+            <w:pPr>
+              <w:adjustRightInd w:val="0"/>
+              <w:snapToGrid w:val="0"/>
+              <w:rPr>
+                <w:szCs w:val="21"/>
+                <w:lang w:bidi="ar"/>
+              </w:rPr>
+            </w:pPr>
+            <w:r>
+              <w:rPr>
+                <w:rFonts w:hint="eastAsia"/>
+                <w:szCs w:val="21"/>
+                <w:lang w:bidi="ar"/>
+              </w:rPr>
+              <w:t>类图</w:t>
+            </w:r>
+          </w:p>
+        </w:tc>
+        <w:tc>
+          <w:tcPr>
+            <w:tcW w:w="501" w:type="pct"/>
+          </w:tcPr>
+          <w:p>
+            <w:pPr>
+              <w:adjustRightInd w:val="0"/>
+              <w:snapToGrid w:val="0"/>
+              <w:jc w:val="center"/>
+              <w:rPr>
+                <w:szCs w:val="21"/>
+                <w:lang w:bidi="ar"/>
+              </w:rPr>
+            </w:pPr>
+            <w:r>
+              <w:rPr>
+                <w:rFonts w:hint="eastAsia"/>
+                <w:szCs w:val="21"/>
+                <w:lang w:bidi="ar"/>
+              </w:rPr>
+              <w:t>张树彬</w:t>
+            </w:r>
           </w:p>
         </w:tc>
       </w:tr>
       <w:tr>
         <w:tc>
           <w:tcPr>
-            <w:tcW w:w="392" w:type="pct"/>
+            <w:tcW w:w="378" w:type="pct"/>
             <w:vAlign w:val="center"/>
           </w:tcPr>
           <w:p>
@@ -5988,7 +6065,7 @@
         </w:tc>
         <w:tc>
           <w:tcPr>
-            <w:tcW w:w="1487" w:type="pct"/>
+            <w:tcW w:w="1495" w:type="pct"/>
             <w:vAlign w:val="center"/>
           </w:tcPr>
           <w:p>
@@ -6044,7 +6121,7 @@
         </w:tc>
         <w:tc>
           <w:tcPr>
-            <w:tcW w:w="392" w:type="pct"/>
+            <w:tcW w:w="378" w:type="pct"/>
             <w:vAlign w:val="center"/>
           </w:tcPr>
           <w:p>
@@ -6069,7 +6146,7 @@
         </w:tc>
         <w:tc>
           <w:tcPr>
-            <w:tcW w:w="392" w:type="pct"/>
+            <w:tcW w:w="378" w:type="pct"/>
             <w:vAlign w:val="center"/>
           </w:tcPr>
           <w:p>
@@ -6106,7 +6183,7 @@
         </w:tc>
         <w:tc>
           <w:tcPr>
-            <w:tcW w:w="909" w:type="pct"/>
+            <w:tcW w:w="874" w:type="pct"/>
             <w:vAlign w:val="center"/>
           </w:tcPr>
           <w:p>
@@ -6143,42 +6220,76 @@
         </w:tc>
         <w:tc>
           <w:tcPr>
-            <w:tcW w:w="1038" w:type="pct"/>
-            <w:vAlign w:val="center"/>
-          </w:tcPr>
-          <w:p>
-            <w:pPr>
-              <w:adjustRightInd w:val="0"/>
-              <w:snapToGrid w:val="0"/>
-              <w:rPr>
-                <w:szCs w:val="21"/>
-                <w:lang w:bidi="ar"/>
-              </w:rPr>
-            </w:pPr>
-          </w:p>
-        </w:tc>
-        <w:tc>
-          <w:tcPr>
-            <w:tcW w:w="390" w:type="pct"/>
-            <w:vAlign w:val="center"/>
-          </w:tcPr>
-          <w:p>
-            <w:pPr>
-              <w:adjustRightInd w:val="0"/>
-              <w:snapToGrid w:val="0"/>
-              <w:jc w:val="center"/>
-              <w:rPr>
-                <w:szCs w:val="21"/>
-                <w:lang w:bidi="ar"/>
-              </w:rPr>
-            </w:pPr>
+            <w:tcW w:w="998" w:type="pct"/>
+            <w:vAlign w:val="center"/>
+          </w:tcPr>
+          <w:p>
+            <w:pPr>
+              <w:adjustRightInd w:val="0"/>
+              <w:snapToGrid w:val="0"/>
+              <w:rPr>
+                <w:szCs w:val="21"/>
+                <w:lang w:bidi="ar"/>
+              </w:rPr>
+            </w:pPr>
+            <w:r>
+              <w:rPr>
+                <w:rFonts w:hint="eastAsia"/>
+                <w:szCs w:val="21"/>
+                <w:lang w:bidi="ar"/>
+              </w:rPr>
+              <w:t>状态图</w:t>
+            </w:r>
+          </w:p>
+          <w:p>
+            <w:pPr>
+              <w:adjustRightInd w:val="0"/>
+              <w:snapToGrid w:val="0"/>
+              <w:rPr>
+                <w:rFonts w:hint="eastAsia"/>
+                <w:szCs w:val="21"/>
+                <w:lang w:bidi="ar"/>
+              </w:rPr>
+            </w:pPr>
+            <w:r>
+              <w:rPr>
+                <w:rFonts w:hint="eastAsia"/>
+                <w:szCs w:val="21"/>
+                <w:lang w:bidi="ar"/>
+              </w:rPr>
+              <w:t>顺序图</w:t>
+            </w:r>
+          </w:p>
+        </w:tc>
+        <w:tc>
+          <w:tcPr>
+            <w:tcW w:w="501" w:type="pct"/>
+          </w:tcPr>
+          <w:p>
+            <w:pPr>
+              <w:adjustRightInd w:val="0"/>
+              <w:snapToGrid w:val="0"/>
+              <w:jc w:val="center"/>
+              <w:rPr>
+                <w:szCs w:val="21"/>
+                <w:lang w:bidi="ar"/>
+              </w:rPr>
+            </w:pPr>
+            <w:r>
+              <w:rPr>
+                <w:rFonts w:hint="eastAsia"/>
+                <w:szCs w:val="21"/>
+                <w:lang w:bidi="ar"/>
+              </w:rPr>
+              <w:t>张树彬</w:t>
+            </w:r>
           </w:p>
         </w:tc>
       </w:tr>
       <w:tr>
         <w:tc>
           <w:tcPr>
-            <w:tcW w:w="392" w:type="pct"/>
+            <w:tcW w:w="378" w:type="pct"/>
             <w:vAlign w:val="center"/>
           </w:tcPr>
           <w:p>
@@ -6217,7 +6328,7 @@
         </w:tc>
         <w:tc>
           <w:tcPr>
-            <w:tcW w:w="1487" w:type="pct"/>
+            <w:tcW w:w="1495" w:type="pct"/>
             <w:vAlign w:val="center"/>
           </w:tcPr>
           <w:p>
@@ -6259,7 +6370,7 @@
         </w:tc>
         <w:tc>
           <w:tcPr>
-            <w:tcW w:w="392" w:type="pct"/>
+            <w:tcW w:w="378" w:type="pct"/>
             <w:vAlign w:val="center"/>
           </w:tcPr>
           <w:p>
@@ -6284,7 +6395,7 @@
         </w:tc>
         <w:tc>
           <w:tcPr>
-            <w:tcW w:w="392" w:type="pct"/>
+            <w:tcW w:w="378" w:type="pct"/>
             <w:vAlign w:val="center"/>
           </w:tcPr>
           <w:p>
@@ -6321,7 +6432,7 @@
         </w:tc>
         <w:tc>
           <w:tcPr>
-            <w:tcW w:w="909" w:type="pct"/>
+            <w:tcW w:w="874" w:type="pct"/>
             <w:vAlign w:val="center"/>
           </w:tcPr>
           <w:p>
@@ -6358,42 +6469,49 @@
         </w:tc>
         <w:tc>
           <w:tcPr>
-            <w:tcW w:w="1038" w:type="pct"/>
-            <w:vAlign w:val="center"/>
-          </w:tcPr>
-          <w:p>
-            <w:pPr>
-              <w:adjustRightInd w:val="0"/>
-              <w:snapToGrid w:val="0"/>
-              <w:rPr>
-                <w:szCs w:val="21"/>
-                <w:lang w:bidi="ar"/>
-              </w:rPr>
-            </w:pPr>
-          </w:p>
-        </w:tc>
-        <w:tc>
-          <w:tcPr>
-            <w:tcW w:w="390" w:type="pct"/>
-            <w:vAlign w:val="center"/>
-          </w:tcPr>
-          <w:p>
-            <w:pPr>
-              <w:adjustRightInd w:val="0"/>
-              <w:snapToGrid w:val="0"/>
-              <w:jc w:val="center"/>
-              <w:rPr>
-                <w:szCs w:val="21"/>
-                <w:lang w:bidi="ar"/>
-              </w:rPr>
-            </w:pPr>
+            <w:tcW w:w="998" w:type="pct"/>
+            <w:vAlign w:val="center"/>
+          </w:tcPr>
+          <w:p>
+            <w:pPr>
+              <w:adjustRightInd w:val="0"/>
+              <w:snapToGrid w:val="0"/>
+              <w:rPr>
+                <w:szCs w:val="21"/>
+                <w:lang w:bidi="ar"/>
+              </w:rPr>
+            </w:pPr>
+          </w:p>
+        </w:tc>
+        <w:tc>
+          <w:tcPr>
+            <w:tcW w:w="501" w:type="pct"/>
+          </w:tcPr>
+          <w:p>
+            <w:pPr>
+              <w:adjustRightInd w:val="0"/>
+              <w:snapToGrid w:val="0"/>
+              <w:jc w:val="center"/>
+              <w:rPr>
+                <w:szCs w:val="21"/>
+                <w:lang w:bidi="ar"/>
+              </w:rPr>
+            </w:pPr>
+            <w:r>
+              <w:rPr>
+                <w:rFonts w:hint="eastAsia"/>
+                <w:szCs w:val="21"/>
+                <w:lang w:bidi="ar"/>
+              </w:rPr>
+              <w:t>张树彬</w:t>
+            </w:r>
           </w:p>
         </w:tc>
       </w:tr>
       <w:tr>
         <w:tc>
           <w:tcPr>
-            <w:tcW w:w="392" w:type="pct"/>
+            <w:tcW w:w="378" w:type="pct"/>
             <w:vAlign w:val="center"/>
           </w:tcPr>
           <w:p>
@@ -6445,7 +6563,7 @@
         </w:tc>
         <w:tc>
           <w:tcPr>
-            <w:tcW w:w="1487" w:type="pct"/>
+            <w:tcW w:w="1495" w:type="pct"/>
             <w:vAlign w:val="center"/>
           </w:tcPr>
           <w:p>
@@ -6487,7 +6605,7 @@
         </w:tc>
         <w:tc>
           <w:tcPr>
-            <w:tcW w:w="392" w:type="pct"/>
+            <w:tcW w:w="378" w:type="pct"/>
             <w:vAlign w:val="center"/>
           </w:tcPr>
           <w:p>
@@ -6512,7 +6630,7 @@
         </w:tc>
         <w:tc>
           <w:tcPr>
-            <w:tcW w:w="392" w:type="pct"/>
+            <w:tcW w:w="378" w:type="pct"/>
             <w:vAlign w:val="center"/>
           </w:tcPr>
           <w:p>
@@ -6549,7 +6667,7 @@
         </w:tc>
         <w:tc>
           <w:tcPr>
-            <w:tcW w:w="909" w:type="pct"/>
+            <w:tcW w:w="874" w:type="pct"/>
             <w:vAlign w:val="center"/>
           </w:tcPr>
           <w:p>
@@ -6586,42 +6704,49 @@
         </w:tc>
         <w:tc>
           <w:tcPr>
-            <w:tcW w:w="1038" w:type="pct"/>
-            <w:vAlign w:val="center"/>
-          </w:tcPr>
-          <w:p>
-            <w:pPr>
-              <w:adjustRightInd w:val="0"/>
-              <w:snapToGrid w:val="0"/>
-              <w:rPr>
-                <w:szCs w:val="21"/>
-                <w:lang w:bidi="ar"/>
-              </w:rPr>
-            </w:pPr>
-          </w:p>
-        </w:tc>
-        <w:tc>
-          <w:tcPr>
-            <w:tcW w:w="390" w:type="pct"/>
-            <w:vAlign w:val="center"/>
-          </w:tcPr>
-          <w:p>
-            <w:pPr>
-              <w:adjustRightInd w:val="0"/>
-              <w:snapToGrid w:val="0"/>
-              <w:jc w:val="center"/>
-              <w:rPr>
-                <w:szCs w:val="21"/>
-                <w:lang w:bidi="ar"/>
-              </w:rPr>
-            </w:pPr>
+            <w:tcW w:w="998" w:type="pct"/>
+            <w:vAlign w:val="center"/>
+          </w:tcPr>
+          <w:p>
+            <w:pPr>
+              <w:adjustRightInd w:val="0"/>
+              <w:snapToGrid w:val="0"/>
+              <w:rPr>
+                <w:szCs w:val="21"/>
+                <w:lang w:bidi="ar"/>
+              </w:rPr>
+            </w:pPr>
+          </w:p>
+        </w:tc>
+        <w:tc>
+          <w:tcPr>
+            <w:tcW w:w="501" w:type="pct"/>
+          </w:tcPr>
+          <w:p>
+            <w:pPr>
+              <w:adjustRightInd w:val="0"/>
+              <w:snapToGrid w:val="0"/>
+              <w:jc w:val="center"/>
+              <w:rPr>
+                <w:szCs w:val="21"/>
+                <w:lang w:bidi="ar"/>
+              </w:rPr>
+            </w:pPr>
+            <w:r>
+              <w:rPr>
+                <w:rFonts w:hint="eastAsia"/>
+                <w:szCs w:val="21"/>
+                <w:lang w:bidi="ar"/>
+              </w:rPr>
+              <w:t>张树彬</w:t>
+            </w:r>
           </w:p>
         </w:tc>
       </w:tr>
       <w:tr>
         <w:tc>
           <w:tcPr>
-            <w:tcW w:w="392" w:type="pct"/>
+            <w:tcW w:w="378" w:type="pct"/>
             <w:vAlign w:val="center"/>
           </w:tcPr>
           <w:p>
@@ -6660,7 +6785,7 @@
         </w:tc>
         <w:tc>
           <w:tcPr>
-            <w:tcW w:w="1487" w:type="pct"/>
+            <w:tcW w:w="1495" w:type="pct"/>
             <w:vAlign w:val="center"/>
           </w:tcPr>
           <w:p>
@@ -6710,7 +6835,7 @@
         </w:tc>
         <w:tc>
           <w:tcPr>
-            <w:tcW w:w="392" w:type="pct"/>
+            <w:tcW w:w="378" w:type="pct"/>
             <w:vAlign w:val="center"/>
           </w:tcPr>
           <w:p>
@@ -6735,7 +6860,7 @@
         </w:tc>
         <w:tc>
           <w:tcPr>
-            <w:tcW w:w="392" w:type="pct"/>
+            <w:tcW w:w="378" w:type="pct"/>
             <w:vAlign w:val="center"/>
           </w:tcPr>
           <w:p>
@@ -6772,7 +6897,7 @@
         </w:tc>
         <w:tc>
           <w:tcPr>
-            <w:tcW w:w="909" w:type="pct"/>
+            <w:tcW w:w="874" w:type="pct"/>
             <w:vAlign w:val="center"/>
           </w:tcPr>
           <w:p>
@@ -6809,42 +6934,49 @@
         </w:tc>
         <w:tc>
           <w:tcPr>
-            <w:tcW w:w="1038" w:type="pct"/>
-            <w:vAlign w:val="center"/>
-          </w:tcPr>
-          <w:p>
-            <w:pPr>
-              <w:adjustRightInd w:val="0"/>
-              <w:snapToGrid w:val="0"/>
-              <w:rPr>
-                <w:szCs w:val="21"/>
-                <w:lang w:bidi="ar"/>
-              </w:rPr>
-            </w:pPr>
-          </w:p>
-        </w:tc>
-        <w:tc>
-          <w:tcPr>
-            <w:tcW w:w="390" w:type="pct"/>
-            <w:vAlign w:val="center"/>
-          </w:tcPr>
-          <w:p>
-            <w:pPr>
-              <w:adjustRightInd w:val="0"/>
-              <w:snapToGrid w:val="0"/>
-              <w:jc w:val="center"/>
-              <w:rPr>
-                <w:szCs w:val="21"/>
-                <w:lang w:bidi="ar"/>
-              </w:rPr>
-            </w:pPr>
+            <w:tcW w:w="998" w:type="pct"/>
+            <w:vAlign w:val="center"/>
+          </w:tcPr>
+          <w:p>
+            <w:pPr>
+              <w:adjustRightInd w:val="0"/>
+              <w:snapToGrid w:val="0"/>
+              <w:rPr>
+                <w:szCs w:val="21"/>
+                <w:lang w:bidi="ar"/>
+              </w:rPr>
+            </w:pPr>
+          </w:p>
+        </w:tc>
+        <w:tc>
+          <w:tcPr>
+            <w:tcW w:w="501" w:type="pct"/>
+          </w:tcPr>
+          <w:p>
+            <w:pPr>
+              <w:adjustRightInd w:val="0"/>
+              <w:snapToGrid w:val="0"/>
+              <w:jc w:val="center"/>
+              <w:rPr>
+                <w:szCs w:val="21"/>
+                <w:lang w:bidi="ar"/>
+              </w:rPr>
+            </w:pPr>
+            <w:r>
+              <w:rPr>
+                <w:rFonts w:hint="eastAsia"/>
+                <w:szCs w:val="21"/>
+                <w:lang w:bidi="ar"/>
+              </w:rPr>
+              <w:t>张树彬</w:t>
+            </w:r>
           </w:p>
         </w:tc>
       </w:tr>
       <w:tr>
         <w:tc>
           <w:tcPr>
-            <w:tcW w:w="392" w:type="pct"/>
+            <w:tcW w:w="378" w:type="pct"/>
             <w:vAlign w:val="center"/>
           </w:tcPr>
           <w:p>
@@ -6884,7 +7016,7 @@
         </w:tc>
         <w:tc>
           <w:tcPr>
-            <w:tcW w:w="1487" w:type="pct"/>
+            <w:tcW w:w="1495" w:type="pct"/>
             <w:vAlign w:val="center"/>
           </w:tcPr>
           <w:p>
@@ -6934,7 +7066,7 @@
         </w:tc>
         <w:tc>
           <w:tcPr>
-            <w:tcW w:w="392" w:type="pct"/>
+            <w:tcW w:w="378" w:type="pct"/>
             <w:vAlign w:val="center"/>
           </w:tcPr>
           <w:p>
@@ -6959,7 +7091,7 @@
         </w:tc>
         <w:tc>
           <w:tcPr>
-            <w:tcW w:w="392" w:type="pct"/>
+            <w:tcW w:w="378" w:type="pct"/>
             <w:vAlign w:val="center"/>
           </w:tcPr>
           <w:p>
@@ -6996,7 +7128,7 @@
         </w:tc>
         <w:tc>
           <w:tcPr>
-            <w:tcW w:w="909" w:type="pct"/>
+            <w:tcW w:w="874" w:type="pct"/>
             <w:vAlign w:val="center"/>
           </w:tcPr>
           <w:p>
@@ -7033,42 +7165,49 @@
         </w:tc>
         <w:tc>
           <w:tcPr>
-            <w:tcW w:w="1038" w:type="pct"/>
-            <w:vAlign w:val="center"/>
-          </w:tcPr>
-          <w:p>
-            <w:pPr>
-              <w:adjustRightInd w:val="0"/>
-              <w:snapToGrid w:val="0"/>
-              <w:rPr>
-                <w:szCs w:val="21"/>
-                <w:lang w:bidi="ar"/>
-              </w:rPr>
-            </w:pPr>
-          </w:p>
-        </w:tc>
-        <w:tc>
-          <w:tcPr>
-            <w:tcW w:w="390" w:type="pct"/>
-            <w:vAlign w:val="center"/>
-          </w:tcPr>
-          <w:p>
-            <w:pPr>
-              <w:adjustRightInd w:val="0"/>
-              <w:snapToGrid w:val="0"/>
-              <w:jc w:val="center"/>
-              <w:rPr>
-                <w:szCs w:val="21"/>
-                <w:lang w:bidi="ar"/>
-              </w:rPr>
-            </w:pPr>
+            <w:tcW w:w="998" w:type="pct"/>
+            <w:vAlign w:val="center"/>
+          </w:tcPr>
+          <w:p>
+            <w:pPr>
+              <w:adjustRightInd w:val="0"/>
+              <w:snapToGrid w:val="0"/>
+              <w:rPr>
+                <w:szCs w:val="21"/>
+                <w:lang w:bidi="ar"/>
+              </w:rPr>
+            </w:pPr>
+          </w:p>
+        </w:tc>
+        <w:tc>
+          <w:tcPr>
+            <w:tcW w:w="501" w:type="pct"/>
+          </w:tcPr>
+          <w:p>
+            <w:pPr>
+              <w:adjustRightInd w:val="0"/>
+              <w:snapToGrid w:val="0"/>
+              <w:jc w:val="center"/>
+              <w:rPr>
+                <w:szCs w:val="21"/>
+                <w:lang w:bidi="ar"/>
+              </w:rPr>
+            </w:pPr>
+            <w:r>
+              <w:rPr>
+                <w:rFonts w:hint="eastAsia"/>
+                <w:szCs w:val="21"/>
+                <w:lang w:bidi="ar"/>
+              </w:rPr>
+              <w:t>张树彬</w:t>
+            </w:r>
           </w:p>
         </w:tc>
       </w:tr>
       <w:tr>
         <w:tc>
           <w:tcPr>
-            <w:tcW w:w="392" w:type="pct"/>
+            <w:tcW w:w="378" w:type="pct"/>
             <w:vAlign w:val="center"/>
           </w:tcPr>
           <w:p>
@@ -7108,7 +7247,7 @@
         </w:tc>
         <w:tc>
           <w:tcPr>
-            <w:tcW w:w="1487" w:type="pct"/>
+            <w:tcW w:w="1495" w:type="pct"/>
             <w:vAlign w:val="center"/>
           </w:tcPr>
           <w:p>
@@ -7132,7 +7271,7 @@
         </w:tc>
         <w:tc>
           <w:tcPr>
-            <w:tcW w:w="392" w:type="pct"/>
+            <w:tcW w:w="378" w:type="pct"/>
             <w:vAlign w:val="center"/>
           </w:tcPr>
           <w:p>
@@ -7157,7 +7296,7 @@
         </w:tc>
         <w:tc>
           <w:tcPr>
-            <w:tcW w:w="392" w:type="pct"/>
+            <w:tcW w:w="378" w:type="pct"/>
             <w:vAlign w:val="center"/>
           </w:tcPr>
           <w:p>
@@ -7194,7 +7333,7 @@
         </w:tc>
         <w:tc>
           <w:tcPr>
-            <w:tcW w:w="909" w:type="pct"/>
+            <w:tcW w:w="874" w:type="pct"/>
             <w:vAlign w:val="center"/>
           </w:tcPr>
           <w:p>
@@ -7231,7 +7370,7 @@
         </w:tc>
         <w:tc>
           <w:tcPr>
-            <w:tcW w:w="1038" w:type="pct"/>
+            <w:tcW w:w="998" w:type="pct"/>
             <w:vAlign w:val="center"/>
           </w:tcPr>
           <w:p>
@@ -7254,34 +7393,82 @@
               <w:adjustRightInd w:val="0"/>
               <w:snapToGrid w:val="0"/>
               <w:rPr>
-                <w:szCs w:val="21"/>
-                <w:lang w:bidi="ar"/>
-              </w:rPr>
-            </w:pPr>
-          </w:p>
-        </w:tc>
-        <w:tc>
-          <w:tcPr>
-            <w:tcW w:w="390" w:type="pct"/>
-            <w:vAlign w:val="center"/>
-          </w:tcPr>
-          <w:p>
-            <w:pPr>
-              <w:adjustRightInd w:val="0"/>
-              <w:snapToGrid w:val="0"/>
-              <w:jc w:val="center"/>
-              <w:rPr>
-                <w:szCs w:val="21"/>
-                <w:lang w:bidi="ar"/>
-              </w:rPr>
-            </w:pPr>
+                <w:rFonts w:hint="eastAsia"/>
+                <w:szCs w:val="21"/>
+                <w:lang w:bidi="ar"/>
+              </w:rPr>
+            </w:pPr>
+            <w:r>
+              <w:rPr>
+                <w:rFonts w:hint="eastAsia"/>
+                <w:szCs w:val="21"/>
+                <w:lang w:bidi="ar"/>
+              </w:rPr>
+              <w:t>1</w:t>
+            </w:r>
+            <w:r>
+              <w:rPr>
+                <w:rFonts w:hint="eastAsia"/>
+                <w:szCs w:val="21"/>
+                <w:lang w:bidi="ar"/>
+              </w:rPr>
+              <w:t>、</w:t>
+            </w:r>
+            <w:r>
+              <w:rPr>
+                <w:rFonts w:hint="eastAsia"/>
+                <w:szCs w:val="21"/>
+                <w:lang w:bidi="ar"/>
+              </w:rPr>
+              <w:t>2</w:t>
+            </w:r>
+            <w:r>
+              <w:rPr>
+                <w:rFonts w:hint="eastAsia"/>
+                <w:szCs w:val="21"/>
+                <w:lang w:bidi="ar"/>
+              </w:rPr>
+              <w:t>、</w:t>
+            </w:r>
+            <w:r>
+              <w:rPr>
+                <w:rFonts w:hint="eastAsia"/>
+                <w:szCs w:val="21"/>
+                <w:lang w:bidi="ar"/>
+              </w:rPr>
+              <w:t>3</w:t>
+            </w:r>
+          </w:p>
+        </w:tc>
+        <w:tc>
+          <w:tcPr>
+            <w:tcW w:w="501" w:type="pct"/>
+          </w:tcPr>
+          <w:p>
+            <w:pPr>
+              <w:adjustRightInd w:val="0"/>
+              <w:snapToGrid w:val="0"/>
+              <w:jc w:val="center"/>
+              <w:rPr>
+                <w:szCs w:val="21"/>
+                <w:lang w:bidi="ar"/>
+              </w:rPr>
+            </w:pPr>
+            <w:r>
+              <w:rPr>
+                <w:rFonts w:hint="eastAsia"/>
+                <w:szCs w:val="21"/>
+                <w:lang w:bidi="ar"/>
+              </w:rPr>
+              <w:t>张树彬</w:t>
+            </w:r>
           </w:p>
         </w:tc>
       </w:tr>
       <w:tr>
         <w:tc>
           <w:tcPr>
-            <w:tcW w:w="392" w:type="pct"/>
+            <w:tcW w:w="378" w:type="pct"/>
             <w:vAlign w:val="center"/>
           </w:tcPr>
           <w:p>
@@ -7321,7 +7508,7 @@
         </w:tc>
         <w:tc>
           <w:tcPr>
-            <w:tcW w:w="1487" w:type="pct"/>
+            <w:tcW w:w="1495" w:type="pct"/>
             <w:vAlign w:val="center"/>
           </w:tcPr>
           <w:p>
@@ -7363,7 +7550,7 @@
         </w:tc>
         <w:tc>
           <w:tcPr>
-            <w:tcW w:w="392" w:type="pct"/>
+            <w:tcW w:w="378" w:type="pct"/>
             <w:vAlign w:val="center"/>
           </w:tcPr>
           <w:p>
@@ -7388,7 +7575,7 @@
         </w:tc>
         <w:tc>
           <w:tcPr>
-            <w:tcW w:w="392" w:type="pct"/>
+            <w:tcW w:w="378" w:type="pct"/>
             <w:vAlign w:val="center"/>
           </w:tcPr>
           <w:p>
@@ -7425,7 +7612,7 @@
         </w:tc>
         <w:tc>
           <w:tcPr>
-            <w:tcW w:w="909" w:type="pct"/>
+            <w:tcW w:w="874" w:type="pct"/>
             <w:vAlign w:val="center"/>
           </w:tcPr>
           <w:p>
@@ -7462,64 +7649,57 @@
         </w:tc>
         <w:tc>
           <w:tcPr>
-            <w:tcW w:w="1038" w:type="pct"/>
-            <w:vAlign w:val="center"/>
-          </w:tcPr>
-          <w:p>
-            <w:pPr>
-              <w:adjustRightInd w:val="0"/>
-              <w:snapToGrid w:val="0"/>
-              <w:rPr>
-                <w:szCs w:val="21"/>
-              </w:rPr>
-            </w:pPr>
+            <w:tcW w:w="998" w:type="pct"/>
+            <w:vAlign w:val="center"/>
+          </w:tcPr>
+          <w:p>
+            <w:pPr>
+              <w:adjustRightInd w:val="0"/>
+              <w:snapToGrid w:val="0"/>
+              <w:rPr>
+                <w:szCs w:val="21"/>
+              </w:rPr>
+            </w:pPr>
+            <w:proofErr w:type="gramStart"/>
             <w:r>
               <w:rPr>
                 <w:rFonts w:hint="eastAsia"/>
                 <w:szCs w:val="21"/>
               </w:rPr>
-              <w:t>绘制</w:t>
-            </w:r>
-          </w:p>
-          <w:p>
-            <w:pPr>
-              <w:adjustRightInd w:val="0"/>
-              <w:snapToGrid w:val="0"/>
-              <w:rPr>
-                <w:szCs w:val="21"/>
+              <w:t>甘特图</w:t>
+            </w:r>
+            <w:proofErr w:type="gramEnd"/>
+          </w:p>
+        </w:tc>
+        <w:tc>
+          <w:tcPr>
+            <w:tcW w:w="501" w:type="pct"/>
+          </w:tcPr>
+          <w:p>
+            <w:pPr>
+              <w:adjustRightInd w:val="0"/>
+              <w:snapToGrid w:val="0"/>
+              <w:jc w:val="center"/>
+              <w:rPr>
+                <w:szCs w:val="21"/>
+                <w:lang w:bidi="ar"/>
               </w:rPr>
             </w:pPr>
             <w:r>
               <w:rPr>
                 <w:rFonts w:hint="eastAsia"/>
                 <w:szCs w:val="21"/>
-              </w:rPr>
-              <w:t>甘特图</w:t>
-            </w:r>
-          </w:p>
-        </w:tc>
-        <w:tc>
-          <w:tcPr>
-            <w:tcW w:w="390" w:type="pct"/>
-            <w:vAlign w:val="center"/>
-          </w:tcPr>
-          <w:p>
-            <w:pPr>
-              <w:adjustRightInd w:val="0"/>
-              <w:snapToGrid w:val="0"/>
-              <w:jc w:val="center"/>
-              <w:rPr>
-                <w:szCs w:val="21"/>
-                <w:lang w:bidi="ar"/>
-              </w:rPr>
-            </w:pPr>
+                <w:lang w:bidi="ar"/>
+              </w:rPr>
+              <w:t>张树彬</w:t>
+            </w:r>
           </w:p>
         </w:tc>
       </w:tr>
       <w:tr>
         <w:tc>
           <w:tcPr>
-            <w:tcW w:w="392" w:type="pct"/>
+            <w:tcW w:w="378" w:type="pct"/>
             <w:vAlign w:val="center"/>
           </w:tcPr>
           <w:p>
@@ -7559,7 +7739,7 @@
         </w:tc>
         <w:tc>
           <w:tcPr>
-            <w:tcW w:w="1487" w:type="pct"/>
+            <w:tcW w:w="1495" w:type="pct"/>
             <w:vAlign w:val="center"/>
           </w:tcPr>
           <w:p>
@@ -7601,7 +7781,7 @@
         </w:tc>
         <w:tc>
           <w:tcPr>
-            <w:tcW w:w="392" w:type="pct"/>
+            <w:tcW w:w="378" w:type="pct"/>
             <w:vAlign w:val="center"/>
           </w:tcPr>
           <w:p>
@@ -7626,7 +7806,7 @@
         </w:tc>
         <w:tc>
           <w:tcPr>
-            <w:tcW w:w="392" w:type="pct"/>
+            <w:tcW w:w="378" w:type="pct"/>
             <w:vAlign w:val="center"/>
           </w:tcPr>
           <w:p>
@@ -7663,7 +7843,7 @@
         </w:tc>
         <w:tc>
           <w:tcPr>
-            <w:tcW w:w="909" w:type="pct"/>
+            <w:tcW w:w="874" w:type="pct"/>
             <w:vAlign w:val="center"/>
           </w:tcPr>
           <w:p>
@@ -7700,57 +7880,56 @@
         </w:tc>
         <w:tc>
           <w:tcPr>
-            <w:tcW w:w="1038" w:type="pct"/>
-            <w:vAlign w:val="center"/>
-          </w:tcPr>
-          <w:p>
-            <w:pPr>
-              <w:adjustRightInd w:val="0"/>
-              <w:snapToGrid w:val="0"/>
-              <w:rPr>
-                <w:szCs w:val="21"/>
-              </w:rPr>
-            </w:pPr>
-            <w:r>
-              <w:rPr>
-                <w:szCs w:val="21"/>
-              </w:rPr>
-              <w:t>课后习题</w:t>
-            </w:r>
-          </w:p>
-          <w:p>
-            <w:pPr>
-              <w:adjustRightInd w:val="0"/>
-              <w:snapToGrid w:val="0"/>
-              <w:rPr>
-                <w:szCs w:val="21"/>
-                <w:lang w:bidi="ar"/>
-              </w:rPr>
-            </w:pPr>
-          </w:p>
-        </w:tc>
-        <w:tc>
-          <w:tcPr>
-            <w:tcW w:w="390" w:type="pct"/>
-            <w:vAlign w:val="center"/>
-          </w:tcPr>
-          <w:p>
-            <w:pPr>
-              <w:adjustRightInd w:val="0"/>
-              <w:snapToGrid w:val="0"/>
-              <w:jc w:val="center"/>
-              <w:rPr>
-                <w:szCs w:val="21"/>
-                <w:lang w:bidi="ar"/>
-              </w:rPr>
-            </w:pPr>
+            <w:tcW w:w="998" w:type="pct"/>
+            <w:vAlign w:val="center"/>
+          </w:tcPr>
+          <w:p>
+            <w:pPr>
+              <w:adjustRightInd w:val="0"/>
+              <w:snapToGrid w:val="0"/>
+              <w:rPr>
+                <w:rFonts w:hint="eastAsia"/>
+                <w:szCs w:val="21"/>
+              </w:rPr>
+            </w:pPr>
+            <w:r>
+              <w:rPr>
+                <w:rFonts w:hint="eastAsia"/>
+                <w:szCs w:val="21"/>
+              </w:rPr>
+              <w:t>燃尽图</w:t>
+            </w:r>
+          </w:p>
+        </w:tc>
+        <w:tc>
+          <w:tcPr>
+            <w:tcW w:w="501" w:type="pct"/>
+          </w:tcPr>
+          <w:p>
+            <w:pPr>
+              <w:adjustRightInd w:val="0"/>
+              <w:snapToGrid w:val="0"/>
+              <w:jc w:val="center"/>
+              <w:rPr>
+                <w:szCs w:val="21"/>
+                <w:lang w:bidi="ar"/>
+              </w:rPr>
+            </w:pPr>
+            <w:r>
+              <w:rPr>
+                <w:rFonts w:hint="eastAsia"/>
+                <w:szCs w:val="21"/>
+                <w:lang w:bidi="ar"/>
+              </w:rPr>
+              <w:t>张树彬</w:t>
+            </w:r>
           </w:p>
         </w:tc>
       </w:tr>
       <w:tr>
         <w:tc>
           <w:tcPr>
-            <w:tcW w:w="392" w:type="pct"/>
+            <w:tcW w:w="378" w:type="pct"/>
             <w:vAlign w:val="center"/>
           </w:tcPr>
           <w:p>
@@ -7790,7 +7969,7 @@
         </w:tc>
         <w:tc>
           <w:tcPr>
-            <w:tcW w:w="1487" w:type="pct"/>
+            <w:tcW w:w="1495" w:type="pct"/>
             <w:vAlign w:val="center"/>
           </w:tcPr>
           <w:p>
@@ -7814,7 +7993,7 @@
         </w:tc>
         <w:tc>
           <w:tcPr>
-            <w:tcW w:w="392" w:type="pct"/>
+            <w:tcW w:w="378" w:type="pct"/>
             <w:vAlign w:val="center"/>
           </w:tcPr>
           <w:p>
@@ -7839,7 +8018,7 @@
         </w:tc>
         <w:tc>
           <w:tcPr>
-            <w:tcW w:w="392" w:type="pct"/>
+            <w:tcW w:w="378" w:type="pct"/>
             <w:vAlign w:val="center"/>
           </w:tcPr>
           <w:p>
@@ -7876,7 +8055,7 @@
         </w:tc>
         <w:tc>
           <w:tcPr>
-            <w:tcW w:w="909" w:type="pct"/>
+            <w:tcW w:w="874" w:type="pct"/>
             <w:vAlign w:val="center"/>
           </w:tcPr>
           <w:p>
@@ -7913,7 +8092,7 @@
         </w:tc>
         <w:tc>
           <w:tcPr>
-            <w:tcW w:w="1038" w:type="pct"/>
+            <w:tcW w:w="998" w:type="pct"/>
             <w:vAlign w:val="center"/>
           </w:tcPr>
           <w:p>
@@ -7936,27 +8115,70 @@
               <w:adjustRightInd w:val="0"/>
               <w:snapToGrid w:val="0"/>
               <w:rPr>
-                <w:szCs w:val="21"/>
-                <w:lang w:bidi="ar"/>
-              </w:rPr>
-            </w:pPr>
-          </w:p>
-        </w:tc>
-        <w:tc>
-          <w:tcPr>
-            <w:tcW w:w="390" w:type="pct"/>
-            <w:vAlign w:val="center"/>
-          </w:tcPr>
-          <w:p>
-            <w:pPr>
-              <w:adjustRightInd w:val="0"/>
-              <w:snapToGrid w:val="0"/>
-              <w:jc w:val="center"/>
-              <w:rPr>
-                <w:szCs w:val="21"/>
-                <w:lang w:bidi="ar"/>
-              </w:rPr>
-            </w:pPr>
+                <w:rFonts w:hint="eastAsia"/>
+                <w:szCs w:val="21"/>
+                <w:lang w:bidi="ar"/>
+              </w:rPr>
+            </w:pPr>
+            <w:r>
+              <w:rPr>
+                <w:rFonts w:hint="eastAsia"/>
+                <w:szCs w:val="21"/>
+              </w:rPr>
+              <w:t>1</w:t>
+            </w:r>
+            <w:r>
+              <w:rPr>
+                <w:rFonts w:hint="eastAsia"/>
+                <w:szCs w:val="21"/>
+              </w:rPr>
+              <w:t>、</w:t>
+            </w:r>
+            <w:r>
+              <w:rPr>
+                <w:rFonts w:hint="eastAsia"/>
+                <w:szCs w:val="21"/>
+              </w:rPr>
+              <w:t>2</w:t>
+            </w:r>
+            <w:r>
+              <w:rPr>
+                <w:rFonts w:hint="eastAsia"/>
+                <w:szCs w:val="21"/>
+              </w:rPr>
+              <w:t>、</w:t>
+            </w:r>
+            <w:r>
+              <w:rPr>
+                <w:rFonts w:hint="eastAsia"/>
+                <w:szCs w:val="21"/>
+              </w:rPr>
+              <w:t>3</w:t>
+            </w:r>
+          </w:p>
+        </w:tc>
+        <w:tc>
+          <w:tcPr>
+            <w:tcW w:w="501" w:type="pct"/>
+          </w:tcPr>
+          <w:p>
+            <w:pPr>
+              <w:adjustRightInd w:val="0"/>
+              <w:snapToGrid w:val="0"/>
+              <w:jc w:val="center"/>
+              <w:rPr>
+                <w:szCs w:val="21"/>
+                <w:lang w:bidi="ar"/>
+              </w:rPr>
+            </w:pPr>
+            <w:r>
+              <w:rPr>
+                <w:rFonts w:hint="eastAsia"/>
+                <w:szCs w:val="21"/>
+                <w:lang w:bidi="ar"/>
+              </w:rPr>
+              <w:t>张树彬</w:t>
+            </w:r>
           </w:p>
         </w:tc>
       </w:tr>
